--- a/документация/курсовая1.docx
+++ b/документация/курсовая1.docx
@@ -1198,64 +1198,26 @@
         <w:ind w:right="567" w:firstLine="709"/>
         <w:jc w:val="both"/>
         <w:rPr>
-          <w:color w:val="FF0000"/>
-        </w:rPr>
-      </w:pPr>
-      <w:r>
-        <w:rPr>
           <w:color w:val="000000"/>
         </w:rPr>
-        <w:t>Ежегодно, число автовладельцев, а соответственно</w:t>
-      </w:r>
+      </w:pPr>
       <w:r>
         <w:rPr>
           <w:color w:val="000000"/>
         </w:rPr>
-        <w:t xml:space="preserve"> и</w:t>
+        <w:t>В настоящее время авторынок в РФ претерпевает существенные изменения. Согласно данным аналитического агенства «Автостат» от 13.01.26, по итогам 2025 года было продано на 15,6% меньше легковых машин, по сравнению с 2024 годом</w:t>
       </w:r>
       <w:r>
         <w:rPr>
           <w:color w:val="000000"/>
         </w:rPr>
-        <w:t xml:space="preserve"> число автомобилей увеличивается</w:t>
+        <w:t>[1]</w:t>
       </w:r>
       <w:r>
         <w:rPr>
           <w:color w:val="000000"/>
         </w:rPr>
-        <w:t xml:space="preserve">. </w:t>
-      </w:r>
-      <w:r>
-        <w:rPr>
-          <w:color w:val="000000"/>
-        </w:rPr>
-        <w:t>В связи с этим возрастает потребность в услугах по техническому обслуживанию и ремонту автомобилей.</w:t>
-      </w:r>
-      <w:r>
-        <w:rPr>
-          <w:color w:val="FF0000"/>
-        </w:rPr>
-        <w:t xml:space="preserve"> </w:t>
-      </w:r>
-      <w:r>
-        <w:rPr>
-          <w:color w:val="FF0000"/>
-        </w:rPr>
-        <w:t xml:space="preserve">(рынок в стагнации, </w:t>
-      </w:r>
-      <w:proofErr w:type="gramStart"/>
-      <w:r>
-        <w:rPr>
-          <w:color w:val="FF0000"/>
-        </w:rPr>
-        <w:t>сказать</w:t>
-      </w:r>
-      <w:proofErr w:type="gramEnd"/>
-      <w:r>
-        <w:rPr>
-          <w:color w:val="FF0000"/>
-        </w:rPr>
-        <w:t xml:space="preserve"> что нет-сослаться на что-то аналитическое, типо сайта)</w:t>
+        <w:t>.</w:t>
       </w:r>
     </w:p>
     <w:p>
@@ -1266,17 +1228,53 @@
         </w:tabs>
         <w:suppressAutoHyphens/>
         <w:spacing w:line="360" w:lineRule="auto"/>
-        <w:ind w:right="567" w:firstLine="709"/>
-        <w:jc w:val="both"/>
+        <w:ind w:right="567"/>
+        <w:jc w:val="both"/>
+        <w:rPr>
+          <w:color w:val="FF0000"/>
+        </w:rPr>
+      </w:pPr>
+      <w:r>
         <w:rPr>
           <w:color w:val="000000"/>
         </w:rPr>
-      </w:pPr>
+        <w:t xml:space="preserve">В связи с этим, </w:t>
+      </w:r>
       <w:r>
         <w:rPr>
           <w:color w:val="000000"/>
         </w:rPr>
-        <w:t xml:space="preserve">Рост объема обращений в автосервисы приводит к увеличению нагрузки на персонал, усложнению различных процессов, например таких как учёт заказов и клиентов. В данных условиях, традиционные методы организации деятельности, такие как бумажный документооборот или разрозненные программные средства, становятся неэффективными, что приводит к различным недостаткам, например ошибкам при расчетах или низкой работоспособности. </w:t>
+        <w:t>возрастает</w:t>
+      </w:r>
+      <w:r>
+        <w:rPr>
+          <w:color w:val="000000"/>
+        </w:rPr>
+        <w:t xml:space="preserve"> </w:t>
+      </w:r>
+      <w:r>
+        <w:rPr>
+          <w:color w:val="000000"/>
+        </w:rPr>
+        <w:t>средний возраст самого автомобиля</w:t>
+      </w:r>
+      <w:r>
+        <w:rPr>
+          <w:color w:val="000000"/>
+        </w:rPr>
+        <w:t xml:space="preserve">, а также </w:t>
+      </w:r>
+      <w:r>
+        <w:rPr>
+          <w:color w:val="000000"/>
+        </w:rPr>
+        <w:t>средний возраст владения автомобилем</w:t>
+      </w:r>
+      <w:r>
+        <w:rPr>
+          <w:color w:val="000000"/>
+        </w:rPr>
+        <w:t>.</w:t>
       </w:r>
     </w:p>
     <w:p>
@@ -1297,25 +1295,7 @@
         <w:rPr>
           <w:color w:val="000000"/>
         </w:rPr>
-        <w:t>В следствие данных условий, внедрение информационной системы авто</w:t>
-      </w:r>
-      <w:r>
-        <w:rPr>
-          <w:color w:val="000000"/>
-        </w:rPr>
-        <w:t xml:space="preserve">ремонтной </w:t>
-      </w:r>
-      <w:r>
-        <w:rPr>
-          <w:color w:val="000000"/>
-        </w:rPr>
-        <w:t xml:space="preserve">мастерской имеет особую актуальность, за счет </w:t>
-      </w:r>
-      <w:r>
-        <w:rPr>
-          <w:color w:val="000000"/>
-        </w:rPr>
-        <w:t>своих функций, обспечивающих автоматизацию процессов приёма и обработки заказов, ведение клиентской базы, учет выполненных работ и используемых материалов, а также формирование отчётов.</w:t>
+        <w:t xml:space="preserve">Рост объема обращений в автосервисы приводит к увеличению нагрузки на персонал, усложнению различных процессов, например таких как учёт заказов и клиентов. В данных условиях, традиционные методы организации деятельности, такие как бумажный документооборот или разрозненные программные средства, становятся неэффективными, что приводит к различным недостаткам, например ошибкам при расчетах или низкой работоспособности. </w:t>
       </w:r>
     </w:p>
     <w:p>
@@ -1336,6 +1316,45 @@
         <w:rPr>
           <w:color w:val="000000"/>
         </w:rPr>
+        <w:t>В следствие данных условий, внедрение информационной системы авто</w:t>
+      </w:r>
+      <w:r>
+        <w:rPr>
+          <w:color w:val="000000"/>
+        </w:rPr>
+        <w:t xml:space="preserve">ремонтной </w:t>
+      </w:r>
+      <w:r>
+        <w:rPr>
+          <w:color w:val="000000"/>
+        </w:rPr>
+        <w:t xml:space="preserve">мастерской имеет особую актуальность, за счет </w:t>
+      </w:r>
+      <w:r>
+        <w:rPr>
+          <w:color w:val="000000"/>
+        </w:rPr>
+        <w:t>своих функций, обспечивающих автоматизацию процессов приёма и обработки заказов, ведение клиентской базы, учет выполненных работ и используемых материалов, а также формирование отчётов.</w:t>
+      </w:r>
+    </w:p>
+    <w:p>
+      <w:pPr>
+        <w:tabs>
+          <w:tab w:val="left" w:pos="6120"/>
+          <w:tab w:val="right" w:pos="9360"/>
+        </w:tabs>
+        <w:suppressAutoHyphens/>
+        <w:spacing w:line="360" w:lineRule="auto"/>
+        <w:ind w:right="567" w:firstLine="709"/>
+        <w:jc w:val="both"/>
+        <w:rPr>
+          <w:color w:val="000000"/>
+        </w:rPr>
+      </w:pPr>
+      <w:r>
+        <w:rPr>
+          <w:color w:val="000000"/>
+        </w:rPr>
         <w:t xml:space="preserve">Целью курсовой работы является </w:t>
       </w:r>
       <w:r>
@@ -1530,6 +1549,7 @@
         <w:jc w:val="both"/>
       </w:pPr>
       <w:r>
+        <w:lastRenderedPageBreak/>
         <w:t>реализовать приложение для работы с созданной базой данных (ОПК–3);</w:t>
       </w:r>
     </w:p>
@@ -1544,7 +1564,6 @@
         <w:jc w:val="both"/>
       </w:pPr>
       <w:r>
-        <w:lastRenderedPageBreak/>
         <w:t>провести тестирование реализованной системы;</w:t>
       </w:r>
     </w:p>
@@ -1640,27 +1659,9 @@
         <w:t>мастерская</w:t>
       </w:r>
       <w:r>
-        <w:t>(АМ)</w:t>
-      </w:r>
-      <w:r>
         <w:t xml:space="preserve"> </w:t>
       </w:r>
       <w:r>
-        <w:t>(</w:t>
-      </w:r>
-      <w:r>
-        <w:t xml:space="preserve">либо частный случай </w:t>
-      </w:r>
-      <w:r>
-        <w:t>СТО</w:t>
-      </w:r>
-      <w:r>
-        <w:t>, либо вообще не использовать СТО</w:t>
-      </w:r>
-      <w:r>
-        <w:t xml:space="preserve">) </w:t>
-      </w:r>
-      <w:r>
         <w:t xml:space="preserve">— </w:t>
       </w:r>
       <w:r>
@@ -1683,6 +1684,16 @@
         <w:jc w:val="both"/>
       </w:pPr>
       <w:r>
+        <w:t>Заявка — минимальный набор данных, необходимый для создания экземпляров сущностей «Клиент», «Автомобиль» и «Заявка». Является основой для создания Заказ-наряда.</w:t>
+      </w:r>
+    </w:p>
+    <w:p>
+      <w:pPr>
+        <w:spacing w:line="360" w:lineRule="auto"/>
+        <w:ind w:firstLine="851"/>
+        <w:jc w:val="both"/>
+      </w:pPr>
+      <w:r>
         <w:t>Заказ-наряд</w:t>
       </w:r>
       <w:r>
@@ -1717,6 +1728,26 @@
         <w:jc w:val="both"/>
       </w:pPr>
       <w:r>
+        <w:t>Комплектующие — запчасти, использующиеся при ремонте и обслуживании автомобиля.</w:t>
+      </w:r>
+    </w:p>
+    <w:p>
+      <w:pPr>
+        <w:spacing w:line="360" w:lineRule="auto"/>
+        <w:ind w:firstLine="851"/>
+        <w:jc w:val="both"/>
+      </w:pPr>
+      <w:r>
+        <w:t>Услуга — действия, направленные на диагностику, обслуживание или ремонт автомобиля.</w:t>
+      </w:r>
+    </w:p>
+    <w:p>
+      <w:pPr>
+        <w:spacing w:line="360" w:lineRule="auto"/>
+        <w:ind w:firstLine="851"/>
+        <w:jc w:val="both"/>
+      </w:pPr>
+      <w:r>
         <w:t>Мелкосрочный ремонт — совокупность операций, не требующих длительного</w:t>
       </w:r>
       <w:r>
@@ -1745,23 +1776,39 @@
         <w:t xml:space="preserve">ремонтной </w:t>
       </w:r>
       <w:r>
-        <w:t>мастерской работают несколько различных типов персонала: администратор, мастер-приёмщик, а также различные виды рабочего персонала.</w:t>
-      </w:r>
-    </w:p>
-    <w:p>
-      <w:pPr>
-        <w:spacing w:line="360" w:lineRule="auto"/>
-        <w:ind w:firstLine="851"/>
-        <w:jc w:val="both"/>
-      </w:pPr>
-      <w:r>
+        <w:t>мастерской работают несколько различных типов персонала: администратор, мастер-приёмщик,</w:t>
+      </w:r>
+      <w:r>
+        <w:t xml:space="preserve"> владелец,</w:t>
+      </w:r>
+      <w:r>
+        <w:t xml:space="preserve"> а также различные виды рабочего персонала.</w:t>
+      </w:r>
+    </w:p>
+    <w:p>
+      <w:pPr>
+        <w:spacing w:line="360" w:lineRule="auto"/>
+        <w:ind w:firstLine="851"/>
+        <w:jc w:val="both"/>
+      </w:pPr>
+      <w:r>
+        <w:lastRenderedPageBreak/>
         <w:t>Администратор</w:t>
       </w:r>
       <w:r>
         <w:t xml:space="preserve"> — </w:t>
       </w:r>
       <w:r>
-        <w:t>работник, отвечающий за приёмку клиентов, назначение времени записи клиента, а также за создание первичной заявки.</w:t>
+        <w:t>работник, отвечающий за</w:t>
+      </w:r>
+      <w:r>
+        <w:t xml:space="preserve"> обработку и создание заявок,</w:t>
+      </w:r>
+      <w:r>
+        <w:t xml:space="preserve"> приёмку клиентов, </w:t>
+      </w:r>
+      <w:r>
+        <w:t>а также принимание оплаты со стороны клиента.</w:t>
       </w:r>
     </w:p>
     <w:p>
@@ -1788,6 +1835,25 @@
       <w:r>
         <w:t>заказ-наряды, закрывает, а также подписывает их, так же, при наличии, заверяет печатью.</w:t>
       </w:r>
+      <w:r>
+        <w:t xml:space="preserve"> Также занимается закупкой комплектующих.</w:t>
+      </w:r>
+    </w:p>
+    <w:p>
+      <w:pPr>
+        <w:spacing w:line="360" w:lineRule="auto"/>
+        <w:ind w:firstLine="851"/>
+        <w:jc w:val="both"/>
+      </w:pPr>
+      <w:r>
+        <w:t>Менеджер</w:t>
+      </w:r>
+      <w:r>
+        <w:t>/</w:t>
+      </w:r>
+      <w:r>
+        <w:t>Владелец — человек, ответственный за добавление новых клиентов, филиалов, новых поставщиков и договоров.</w:t>
+      </w:r>
     </w:p>
     <w:p>
       <w:pPr>
@@ -1816,7 +1882,6 @@
         <w:jc w:val="both"/>
       </w:pPr>
       <w:r>
-        <w:lastRenderedPageBreak/>
         <w:t>Проведём анализ существующих аналогичных информационных систем с целью выделения основных плюсов и минусов этих систем. В качестве примеров были выбраны системы таких авто</w:t>
       </w:r>
       <w:r>
@@ -1964,6 +2029,7 @@
         <w:jc w:val="both"/>
       </w:pPr>
       <w:r>
+        <w:lastRenderedPageBreak/>
         <w:t>Рисунок 1 — информационная система</w:t>
       </w:r>
       <w:r>
@@ -1980,7 +2046,6 @@
         <w:rPr>
           <w:noProof/>
         </w:rPr>
-        <w:lastRenderedPageBreak/>
         <w:drawing>
           <wp:inline distT="0" distB="0" distL="0" distR="0" wp14:anchorId="0D5C539D" wp14:editId="1645BCCD">
             <wp:extent cx="5940425" cy="2992120"/>

--- a/документация/курсовая1.docx
+++ b/документация/курсовая1.docx
@@ -4,8 +4,6 @@
   <w:body>
     <w:p>
       <w:pPr>
-        <w:spacing w:line="276" w:lineRule="auto"/>
-        <w:ind w:firstLine="709"/>
         <w:jc w:val="center"/>
         <w:rPr>
           <w:bCs/>
@@ -19,29 +17,30 @@
           <w:sz w:val="28"/>
           <w:szCs w:val="28"/>
         </w:rPr>
-        <w:t>МИНИСТЕРСТВО НАУКИ И ВЫСШЕГО ОБРАЗОВАНИЯ</w:t>
-      </w:r>
-      <w:r>
+        <w:t xml:space="preserve">МИНИСТЕРСТВО НАУКИ И ВЫСШЕГО ОБРАЗОВАНИЯ </w:t>
+      </w:r>
+    </w:p>
+    <w:p>
+      <w:pPr>
+        <w:spacing w:line="360" w:lineRule="auto"/>
+        <w:jc w:val="center"/>
         <w:rPr>
           <w:bCs/>
           <w:sz w:val="28"/>
           <w:szCs w:val="28"/>
         </w:rPr>
-        <w:br/>
-      </w:r>
+      </w:pPr>
       <w:r>
         <w:rPr>
           <w:bCs/>
           <w:sz w:val="28"/>
           <w:szCs w:val="28"/>
         </w:rPr>
-        <w:t xml:space="preserve"> РОССИЙСКОЙ ФЕДЕРАЦИИ</w:t>
-      </w:r>
-    </w:p>
-    <w:p>
-      <w:pPr>
-        <w:spacing w:line="276" w:lineRule="auto"/>
-        <w:ind w:firstLine="709"/>
+        <w:t>РОССИЙСКОЙ ФЕДЕРАЦИИ</w:t>
+      </w:r>
+    </w:p>
+    <w:p>
+      <w:pPr>
         <w:jc w:val="center"/>
         <w:rPr>
           <w:sz w:val="28"/>
@@ -50,231 +49,304 @@
       </w:pPr>
       <w:r>
         <w:rPr>
+          <w:bCs/>
           <w:sz w:val="28"/>
           <w:szCs w:val="28"/>
         </w:rPr>
-        <w:t xml:space="preserve">федеральное государственное автономное образовательное учреждение высшего образования «Самарский национальный исследовательский </w:t>
+        <w:t xml:space="preserve">ФЕДЕРАЛЬНОЕ ГОСУДАРСТВЕННОЕ АВТОНОМНОЕ ОБРАЗОВАТЕЛЬНОЕ УЧРЕЖДЕНИЕ ВЫСШЕГО ОБРАЗОВАНИЯ </w:t>
       </w:r>
       <w:r>
         <w:rPr>
           <w:sz w:val="28"/>
           <w:szCs w:val="28"/>
         </w:rPr>
-        <w:br/>
-      </w:r>
-      <w:r>
+        <w:t>«САМАРСКИЙ НАЦИОНАЛЬНЫЙ ИССЛЕДОВАТЕЛЬСКИЙ УНИВЕРСИТЕТ ИМЕНИ АКАДЕМИКА С.П. КОРОЛЕВА»</w:t>
+      </w:r>
+    </w:p>
+    <w:p>
+      <w:pPr>
+        <w:jc w:val="center"/>
         <w:rPr>
           <w:sz w:val="28"/>
           <w:szCs w:val="28"/>
         </w:rPr>
-        <w:t>университет имени академика С.П. Королева»</w:t>
-      </w:r>
-    </w:p>
-    <w:p>
-      <w:pPr>
-        <w:spacing w:line="276" w:lineRule="auto"/>
-        <w:ind w:firstLine="709"/>
-        <w:jc w:val="center"/>
+      </w:pPr>
+      <w:r>
         <w:rPr>
           <w:sz w:val="28"/>
           <w:szCs w:val="28"/>
         </w:rPr>
-      </w:pPr>
-      <w:r>
+        <w:t>(Самарский университет)</w:t>
+      </w:r>
+    </w:p>
+    <w:p>
+      <w:pPr>
+        <w:jc w:val="center"/>
         <w:rPr>
           <w:sz w:val="28"/>
           <w:szCs w:val="28"/>
         </w:rPr>
-        <w:t>(Самарский университет)</w:t>
-      </w:r>
-    </w:p>
-    <w:p>
-      <w:pPr>
-        <w:autoSpaceDE w:val="0"/>
-        <w:autoSpaceDN w:val="0"/>
-        <w:adjustRightInd w:val="0"/>
-        <w:ind w:firstLine="709"/>
+      </w:pPr>
+    </w:p>
+    <w:p>
+      <w:pPr>
+        <w:spacing w:line="360" w:lineRule="auto"/>
         <w:jc w:val="center"/>
         <w:rPr>
-          <w:rFonts w:eastAsia="Calibri"/>
+          <w:sz w:val="28"/>
+          <w:szCs w:val="28"/>
+        </w:rPr>
+      </w:pPr>
+      <w:r>
+        <w:rPr>
+          <w:sz w:val="28"/>
+          <w:szCs w:val="28"/>
+        </w:rPr>
+        <w:t>Институт естественных и математических наук</w:t>
+      </w:r>
+    </w:p>
+    <w:p>
+      <w:pPr>
+        <w:spacing w:line="360" w:lineRule="auto"/>
+        <w:jc w:val="center"/>
+        <w:rPr>
+          <w:sz w:val="28"/>
+          <w:szCs w:val="28"/>
+        </w:rPr>
+      </w:pPr>
+      <w:r>
+        <w:rPr>
+          <w:sz w:val="28"/>
+          <w:szCs w:val="28"/>
+        </w:rPr>
+        <w:t>Механико-математический факультет</w:t>
+      </w:r>
+    </w:p>
+    <w:p>
+      <w:pPr>
+        <w:spacing w:line="360" w:lineRule="auto"/>
+        <w:jc w:val="center"/>
+        <w:rPr>
+          <w:sz w:val="28"/>
+          <w:szCs w:val="28"/>
+        </w:rPr>
+      </w:pPr>
+      <w:r>
+        <w:rPr>
+          <w:sz w:val="28"/>
+          <w:szCs w:val="28"/>
+        </w:rPr>
+        <w:t>Кафедра информатики и вычислительной математики</w:t>
+      </w:r>
+    </w:p>
+    <w:p>
+      <w:pPr>
+        <w:spacing w:line="360" w:lineRule="auto"/>
+        <w:ind w:left="3828"/>
+        <w:rPr>
+          <w:sz w:val="28"/>
+          <w:szCs w:val="28"/>
+        </w:rPr>
+      </w:pPr>
+    </w:p>
+    <w:p>
+      <w:pPr>
+        <w:spacing w:line="276" w:lineRule="auto"/>
+        <w:rPr>
+          <w:sz w:val="28"/>
+          <w:szCs w:val="28"/>
+        </w:rPr>
+      </w:pPr>
+    </w:p>
+    <w:p>
+      <w:pPr>
+        <w:spacing w:line="276" w:lineRule="auto"/>
+        <w:ind w:left="4536" w:firstLine="420"/>
+        <w:rPr>
+          <w:sz w:val="28"/>
+          <w:szCs w:val="28"/>
+        </w:rPr>
+      </w:pPr>
+    </w:p>
+    <w:p>
+      <w:pPr>
+        <w:spacing w:line="360" w:lineRule="auto"/>
+        <w:ind w:firstLine="851"/>
+        <w:jc w:val="center"/>
+        <w:rPr>
+          <w:sz w:val="28"/>
+          <w:szCs w:val="28"/>
+        </w:rPr>
+      </w:pPr>
+      <w:r>
+        <w:rPr>
+          <w:sz w:val="28"/>
+          <w:szCs w:val="28"/>
+        </w:rPr>
+        <w:t>КУРСОВАЯ РАБОТА</w:t>
+      </w:r>
+    </w:p>
+    <w:p>
+      <w:pPr>
+        <w:spacing w:line="360" w:lineRule="auto"/>
+        <w:ind w:firstLine="851"/>
+        <w:jc w:val="center"/>
+        <w:rPr>
+          <w:sz w:val="28"/>
+          <w:szCs w:val="28"/>
+        </w:rPr>
+      </w:pPr>
+    </w:p>
+    <w:p>
+      <w:pPr>
+        <w:spacing w:line="360" w:lineRule="auto"/>
+        <w:ind w:firstLine="851"/>
+        <w:jc w:val="center"/>
+        <w:rPr>
           <w:b/>
           <w:sz w:val="28"/>
           <w:szCs w:val="28"/>
-          <w:lang w:eastAsia="en-US"/>
-        </w:rPr>
-      </w:pPr>
-    </w:p>
-    <w:p>
-      <w:pPr>
-        <w:ind w:left="707" w:firstLine="1417"/>
-        <w:jc w:val="both"/>
-        <w:rPr>
-          <w:rFonts w:eastAsia="Calibri"/>
+        </w:rPr>
+      </w:pPr>
+      <w:r>
+        <w:rPr>
+          <w:b/>
           <w:sz w:val="28"/>
           <w:szCs w:val="28"/>
-          <w:u w:val="single"/>
-          <w:lang w:eastAsia="en-US"/>
-        </w:rPr>
-      </w:pPr>
-      <w:r>
-        <w:rPr>
-          <w:rFonts w:eastAsia="Calibri"/>
+        </w:rPr>
+        <w:t>«</w:t>
+      </w:r>
+      <w:r>
+        <w:rPr>
+          <w:b/>
           <w:sz w:val="28"/>
           <w:szCs w:val="28"/>
-          <w:lang w:eastAsia="en-US"/>
-        </w:rPr>
-        <w:tab/>
-      </w:r>
-      <w:r>
-        <w:rPr>
-          <w:rFonts w:eastAsia="Calibri"/>
+        </w:rPr>
+        <w:t>Проектирование и реализация информационной системы “Авторемонтная мастерская”</w:t>
+      </w:r>
+      <w:r>
+        <w:rPr>
+          <w:b/>
           <w:sz w:val="28"/>
           <w:szCs w:val="28"/>
-          <w:lang w:eastAsia="en-US"/>
-        </w:rPr>
-        <w:t xml:space="preserve">Институт </w:t>
-      </w:r>
-      <w:r>
-        <w:rPr>
-          <w:rFonts w:eastAsia="Calibri"/>
+        </w:rPr>
+        <w:t>»</w:t>
+      </w:r>
+    </w:p>
+    <w:p>
+      <w:pPr>
+        <w:spacing w:line="360" w:lineRule="auto"/>
+        <w:jc w:val="both"/>
+        <w:rPr>
+          <w:b/>
           <w:sz w:val="28"/>
           <w:szCs w:val="28"/>
-          <w:u w:val="single"/>
-          <w:lang w:eastAsia="en-US"/>
-        </w:rPr>
-        <w:t>естественных и математических наук</w:t>
-      </w:r>
-      <w:r>
-        <w:rPr>
-          <w:rFonts w:eastAsia="Calibri"/>
+        </w:rPr>
+      </w:pPr>
+    </w:p>
+    <w:p>
+      <w:pPr>
+        <w:spacing w:line="360" w:lineRule="auto"/>
+        <w:jc w:val="both"/>
+        <w:rPr>
+          <w:b/>
           <w:sz w:val="28"/>
           <w:szCs w:val="28"/>
-          <w:u w:val="single"/>
-          <w:lang w:eastAsia="en-US"/>
-        </w:rPr>
-        <w:tab/>
-      </w:r>
-    </w:p>
-    <w:p>
-      <w:pPr>
-        <w:ind w:left="1416" w:firstLine="708"/>
-        <w:jc w:val="both"/>
-        <w:rPr>
-          <w:rFonts w:eastAsia="Calibri"/>
+        </w:rPr>
+      </w:pPr>
+    </w:p>
+    <w:p>
+      <w:pPr>
+        <w:ind w:firstLine="851"/>
+        <w:jc w:val="center"/>
+        <w:rPr>
           <w:sz w:val="28"/>
           <w:szCs w:val="28"/>
-          <w:lang w:eastAsia="en-US"/>
-        </w:rPr>
-      </w:pPr>
-      <w:r>
-        <w:rPr>
-          <w:rFonts w:eastAsia="Calibri"/>
+        </w:rPr>
+      </w:pPr>
+      <w:r>
+        <w:rPr>
           <w:sz w:val="28"/>
           <w:szCs w:val="28"/>
-          <w:lang w:eastAsia="en-US"/>
-        </w:rPr>
-        <w:tab/>
-      </w:r>
-      <w:r>
-        <w:rPr>
-          <w:rFonts w:eastAsia="Calibri"/>
+        </w:rPr>
+        <w:t>по направлению подготовки 0</w:t>
+      </w:r>
+      <w:r>
+        <w:rPr>
           <w:sz w:val="28"/>
           <w:szCs w:val="28"/>
-          <w:lang w:eastAsia="en-US"/>
-        </w:rPr>
-        <w:t xml:space="preserve">Факультет </w:t>
-      </w:r>
-      <w:r>
-        <w:rPr>
-          <w:rFonts w:eastAsia="Calibri"/>
+        </w:rPr>
+        <w:t>2</w:t>
+      </w:r>
+      <w:r>
+        <w:rPr>
           <w:sz w:val="28"/>
           <w:szCs w:val="28"/>
-          <w:u w:val="single"/>
-          <w:lang w:eastAsia="en-US"/>
-        </w:rPr>
-        <w:t>механико-математический</w:t>
-      </w:r>
-      <w:r>
-        <w:rPr>
-          <w:rFonts w:eastAsia="Calibri"/>
+        </w:rPr>
+        <w:t>.0</w:t>
+      </w:r>
+      <w:r>
+        <w:rPr>
           <w:sz w:val="28"/>
           <w:szCs w:val="28"/>
-          <w:u w:val="single"/>
-          <w:lang w:eastAsia="en-US"/>
-        </w:rPr>
-        <w:tab/>
-      </w:r>
-      <w:r>
-        <w:rPr>
-          <w:rFonts w:eastAsia="Calibri"/>
+        </w:rPr>
+        <w:t>3</w:t>
+      </w:r>
+      <w:r>
+        <w:rPr>
           <w:sz w:val="28"/>
           <w:szCs w:val="28"/>
-          <w:u w:val="single"/>
-          <w:lang w:eastAsia="en-US"/>
-        </w:rPr>
-        <w:tab/>
-      </w:r>
-      <w:r>
-        <w:rPr>
-          <w:rFonts w:eastAsia="Calibri"/>
+        </w:rPr>
+        <w:t>.01 Математика и компьютерные науки (уровень бакалавра)</w:t>
+      </w:r>
+    </w:p>
+    <w:p>
+      <w:pPr>
+        <w:ind w:firstLine="851"/>
+        <w:jc w:val="center"/>
+        <w:rPr>
+          <w:b/>
           <w:sz w:val="28"/>
           <w:szCs w:val="28"/>
-          <w:u w:val="single"/>
-          <w:lang w:eastAsia="en-US"/>
-        </w:rPr>
-        <w:tab/>
-      </w:r>
-    </w:p>
-    <w:p>
-      <w:pPr>
-        <w:ind w:left="1415" w:firstLine="709"/>
-        <w:jc w:val="center"/>
-        <w:rPr>
-          <w:rFonts w:eastAsia="Calibri"/>
+        </w:rPr>
+      </w:pPr>
+      <w:r>
+        <w:rPr>
           <w:sz w:val="28"/>
           <w:szCs w:val="28"/>
-          <w:lang w:eastAsia="en-US"/>
-        </w:rPr>
-      </w:pPr>
-      <w:r>
-        <w:rPr>
-          <w:rFonts w:eastAsia="Calibri"/>
+        </w:rPr>
+        <w:t>направленность (профиль) «</w:t>
+      </w:r>
+      <w:r>
+        <w:rPr>
           <w:sz w:val="28"/>
           <w:szCs w:val="28"/>
-          <w:lang w:eastAsia="en-US"/>
-        </w:rPr>
-        <w:tab/>
-      </w:r>
-      <w:r>
-        <w:rPr>
-          <w:rFonts w:eastAsia="Calibri"/>
+        </w:rPr>
+        <w:t>Математика и компьютерные науки</w:t>
+      </w:r>
+      <w:r>
+        <w:rPr>
           <w:sz w:val="28"/>
           <w:szCs w:val="28"/>
-          <w:lang w:eastAsia="en-US"/>
-        </w:rPr>
-        <w:t xml:space="preserve">Кафедра </w:t>
-      </w:r>
-      <w:r>
-        <w:rPr>
-          <w:rFonts w:eastAsia="Calibri"/>
+        </w:rPr>
+        <w:t>»</w:t>
+      </w:r>
+    </w:p>
+    <w:p>
+      <w:pPr>
+        <w:ind w:firstLine="851"/>
+        <w:rPr>
+          <w:b/>
           <w:sz w:val="28"/>
           <w:szCs w:val="28"/>
-          <w:u w:val="single"/>
-          <w:lang w:eastAsia="en-US"/>
-        </w:rPr>
-        <w:t>информатики и вычислительной математики</w:t>
-      </w:r>
-    </w:p>
-    <w:p>
-      <w:pPr>
-        <w:tabs>
-          <w:tab w:val="left" w:pos="1980"/>
-          <w:tab w:val="left" w:pos="2340"/>
-          <w:tab w:val="left" w:pos="2880"/>
-          <w:tab w:val="left" w:pos="3060"/>
-        </w:tabs>
-        <w:ind w:left="3240"/>
-        <w:rPr>
+        </w:rPr>
+      </w:pPr>
+    </w:p>
+    <w:p>
+      <w:pPr>
+        <w:ind w:firstLine="851"/>
+        <w:rPr>
+          <w:b/>
           <w:sz w:val="28"/>
           <w:szCs w:val="28"/>
         </w:rPr>
@@ -282,801 +354,170 @@
     </w:p>
     <w:p>
       <w:pPr>
-        <w:tabs>
-          <w:tab w:val="left" w:pos="1980"/>
-          <w:tab w:val="left" w:pos="2340"/>
-          <w:tab w:val="left" w:pos="3119"/>
-        </w:tabs>
-        <w:ind w:left="3119" w:firstLine="121"/>
-        <w:rPr>
+        <w:spacing w:line="360" w:lineRule="auto"/>
+        <w:ind w:firstLine="851"/>
+        <w:rPr>
+          <w:b/>
           <w:sz w:val="28"/>
           <w:szCs w:val="28"/>
         </w:rPr>
       </w:pPr>
-      <w:r>
+    </w:p>
+    <w:p>
+      <w:pPr>
+        <w:spacing w:line="360" w:lineRule="auto"/>
+        <w:ind w:firstLine="851"/>
         <w:rPr>
           <w:sz w:val="28"/>
           <w:szCs w:val="28"/>
         </w:rPr>
-        <w:t>Направление подготовки</w:t>
-      </w:r>
-    </w:p>
-    <w:p>
-      <w:pPr>
-        <w:tabs>
-          <w:tab w:val="left" w:pos="1980"/>
-          <w:tab w:val="left" w:pos="2340"/>
-          <w:tab w:val="left" w:pos="3119"/>
-        </w:tabs>
-        <w:ind w:left="3119" w:firstLine="121"/>
-        <w:rPr>
-          <w:color w:val="000000" w:themeColor="text1"/>
+      </w:pPr>
+      <w:r>
+        <w:rPr>
+          <w:bCs/>
           <w:sz w:val="28"/>
           <w:szCs w:val="28"/>
         </w:rPr>
-      </w:pPr>
-      <w:r>
-        <w:rPr>
-          <w:color w:val="000000" w:themeColor="text1"/>
+        <w:t>Обучающийся</w:t>
+      </w:r>
+      <w:r>
+        <w:rPr>
           <w:sz w:val="28"/>
           <w:szCs w:val="28"/>
         </w:rPr>
-        <w:t>02.03.0</w:t>
-      </w:r>
-      <w:r>
-        <w:rPr>
-          <w:color w:val="000000" w:themeColor="text1"/>
+        <w:t xml:space="preserve"> ______________________________</w:t>
+      </w:r>
+      <w:r>
+        <w:rPr>
           <w:sz w:val="28"/>
           <w:szCs w:val="28"/>
         </w:rPr>
-        <w:t>3</w:t>
-      </w:r>
-      <w:r>
-        <w:rPr>
-          <w:color w:val="000000" w:themeColor="text1"/>
+        <w:tab/>
+        <w:t>М.А. Кондратьев</w:t>
+      </w:r>
+    </w:p>
+    <w:p>
+      <w:pPr>
+        <w:spacing w:line="360" w:lineRule="auto"/>
+        <w:rPr>
           <w:sz w:val="28"/>
           <w:szCs w:val="28"/>
         </w:rPr>
-        <w:t xml:space="preserve"> </w:t>
-      </w:r>
-      <w:r>
-        <w:rPr>
-          <w:color w:val="000000" w:themeColor="text1"/>
+      </w:pPr>
+    </w:p>
+    <w:p>
+      <w:pPr>
+        <w:spacing w:line="360" w:lineRule="auto"/>
+        <w:ind w:firstLine="851"/>
+        <w:rPr>
           <w:sz w:val="28"/>
           <w:szCs w:val="28"/>
         </w:rPr>
-        <w:t>Математическое обеспечение и администрирование информационных систем</w:t>
-      </w:r>
-    </w:p>
-    <w:p>
-      <w:pPr>
-        <w:tabs>
-          <w:tab w:val="left" w:pos="1980"/>
-          <w:tab w:val="left" w:pos="2340"/>
-          <w:tab w:val="left" w:pos="3261"/>
-          <w:tab w:val="left" w:pos="3544"/>
-        </w:tabs>
-        <w:ind w:left="3261"/>
-        <w:rPr>
-          <w:color w:val="000000" w:themeColor="text1"/>
+      </w:pPr>
+      <w:r>
+        <w:rPr>
           <w:sz w:val="28"/>
           <w:szCs w:val="28"/>
         </w:rPr>
-      </w:pPr>
-      <w:r>
-        <w:rPr>
-          <w:color w:val="000000" w:themeColor="text1"/>
+        <w:t>Руководитель,</w:t>
+      </w:r>
+    </w:p>
+    <w:p>
+      <w:pPr>
+        <w:spacing w:line="360" w:lineRule="auto"/>
+        <w:ind w:firstLine="851"/>
+        <w:rPr>
           <w:sz w:val="28"/>
           <w:szCs w:val="28"/>
         </w:rPr>
-        <w:t xml:space="preserve">Направленность (профиль) “ </w:t>
-      </w:r>
-      <w:r>
-        <w:rPr>
-          <w:color w:val="000000" w:themeColor="text1"/>
+      </w:pPr>
+      <w:r>
+        <w:rPr>
           <w:sz w:val="28"/>
           <w:szCs w:val="28"/>
         </w:rPr>
-        <w:t>Разработка и администрирование информационных систем</w:t>
-      </w:r>
-      <w:r>
-        <w:rPr>
-          <w:color w:val="000000" w:themeColor="text1"/>
+        <w:t>к.ф.-м.н., доцент</w:t>
+      </w:r>
+      <w:r>
+        <w:rPr>
           <w:sz w:val="28"/>
           <w:szCs w:val="28"/>
         </w:rPr>
-        <w:t>”</w:t>
-      </w:r>
-    </w:p>
-    <w:p>
-      <w:pPr>
-        <w:tabs>
-          <w:tab w:val="left" w:pos="3119"/>
-        </w:tabs>
-        <w:ind w:left="3119" w:firstLine="121"/>
+        <w:t xml:space="preserve">  ____________________________</w:t>
+      </w:r>
+      <w:r>
+        <w:rPr>
+          <w:sz w:val="28"/>
+          <w:szCs w:val="28"/>
+        </w:rPr>
+        <w:tab/>
+        <w:t>Е.В. Рогач</w:t>
+      </w:r>
+      <w:r>
+        <w:rPr>
+          <w:sz w:val="28"/>
+          <w:szCs w:val="28"/>
+        </w:rPr>
+        <w:t>е</w:t>
+      </w:r>
+      <w:r>
+        <w:rPr>
+          <w:sz w:val="28"/>
+          <w:szCs w:val="28"/>
+        </w:rPr>
+        <w:t>ва</w:t>
+      </w:r>
+    </w:p>
+    <w:p>
+      <w:pPr>
+        <w:spacing w:line="360" w:lineRule="auto"/>
+        <w:ind w:firstLine="851"/>
+        <w:rPr>
+          <w:sz w:val="28"/>
+          <w:szCs w:val="28"/>
+        </w:rPr>
+      </w:pPr>
+    </w:p>
+    <w:p>
+      <w:pPr>
+        <w:spacing w:line="360" w:lineRule="auto"/>
+        <w:ind w:firstLine="851"/>
         <w:jc w:val="center"/>
         <w:rPr>
-          <w:b/>
-          <w:color w:val="000000" w:themeColor="text1"/>
-          <w:sz w:val="32"/>
-          <w:szCs w:val="32"/>
-          <w:shd w:val="clear" w:color="auto" w:fill="FFFFFF"/>
-        </w:rPr>
-      </w:pPr>
-    </w:p>
-    <w:p>
-      <w:pPr>
+          <w:sz w:val="28"/>
+          <w:szCs w:val="28"/>
+        </w:rPr>
+      </w:pPr>
+    </w:p>
+    <w:p>
+      <w:pPr>
+        <w:spacing w:line="360" w:lineRule="auto"/>
         <w:ind w:firstLine="851"/>
         <w:jc w:val="center"/>
         <w:rPr>
-          <w:b/>
-          <w:color w:val="000000"/>
-          <w:sz w:val="32"/>
-          <w:szCs w:val="32"/>
-          <w:shd w:val="clear" w:color="auto" w:fill="FFFFFF"/>
-        </w:rPr>
-      </w:pPr>
-    </w:p>
-    <w:p>
-      <w:pPr>
+          <w:sz w:val="28"/>
+          <w:szCs w:val="28"/>
+        </w:rPr>
+      </w:pPr>
+    </w:p>
+    <w:p>
+      <w:pPr>
+        <w:spacing w:line="360" w:lineRule="auto"/>
         <w:ind w:firstLine="851"/>
         <w:jc w:val="center"/>
         <w:rPr>
-          <w:color w:val="000000"/>
-          <w:sz w:val="32"/>
-          <w:szCs w:val="32"/>
-          <w:shd w:val="clear" w:color="auto" w:fill="FFFFFF"/>
-        </w:rPr>
-      </w:pPr>
-      <w:r>
-        <w:rPr>
-          <w:color w:val="000000"/>
-          <w:sz w:val="32"/>
-          <w:szCs w:val="32"/>
-          <w:shd w:val="clear" w:color="auto" w:fill="FFFFFF"/>
-        </w:rPr>
-        <w:t xml:space="preserve">Курсовая работа по дисциплине </w:t>
-      </w:r>
-      <w:r>
-        <w:rPr>
-          <w:color w:val="000000"/>
-          <w:sz w:val="32"/>
-          <w:szCs w:val="32"/>
-          <w:shd w:val="clear" w:color="auto" w:fill="FFFFFF"/>
-        </w:rPr>
-        <w:br/>
-      </w:r>
-      <w:r>
-        <w:rPr>
-          <w:color w:val="000000"/>
-          <w:sz w:val="32"/>
-          <w:szCs w:val="32"/>
-          <w:shd w:val="clear" w:color="auto" w:fill="FFFFFF"/>
-        </w:rPr>
-        <w:t>“</w:t>
-      </w:r>
-      <w:r>
-        <w:rPr>
-          <w:color w:val="000000"/>
-          <w:sz w:val="32"/>
-          <w:szCs w:val="32"/>
-          <w:shd w:val="clear" w:color="auto" w:fill="FFFFFF"/>
-        </w:rPr>
-        <w:t>Базы данных и системы управления базами данных</w:t>
-      </w:r>
-      <w:r>
-        <w:rPr>
-          <w:color w:val="000000"/>
-          <w:sz w:val="32"/>
-          <w:szCs w:val="32"/>
-          <w:shd w:val="clear" w:color="auto" w:fill="FFFFFF"/>
-        </w:rPr>
-        <w:t>”</w:t>
-      </w:r>
-    </w:p>
-    <w:p>
-      <w:pPr>
-        <w:ind w:firstLine="851"/>
-        <w:jc w:val="center"/>
-        <w:rPr>
-          <w:b/>
-          <w:color w:val="000000"/>
-          <w:sz w:val="32"/>
-          <w:szCs w:val="32"/>
-          <w:shd w:val="clear" w:color="auto" w:fill="FFFFFF"/>
-        </w:rPr>
-      </w:pPr>
-    </w:p>
-    <w:p>
-      <w:pPr>
-        <w:jc w:val="center"/>
-        <w:rPr>
-          <w:b/>
-          <w:sz w:val="32"/>
-          <w:szCs w:val="32"/>
-        </w:rPr>
-      </w:pPr>
-      <w:r>
-        <w:rPr>
-          <w:b/>
-          <w:color w:val="000000" w:themeColor="text1"/>
-          <w:sz w:val="32"/>
-          <w:szCs w:val="32"/>
-          <w:shd w:val="clear" w:color="auto" w:fill="FFFFFF"/>
-        </w:rPr>
-        <w:t>Проектирование и реализация информационной системы “Авторемонтная мастерская</w:t>
-      </w:r>
-      <w:r>
-        <w:rPr>
-          <w:b/>
-          <w:bCs/>
-          <w:color w:val="000000"/>
-          <w:sz w:val="32"/>
-          <w:szCs w:val="32"/>
-        </w:rPr>
-        <w:t>”</w:t>
-      </w:r>
-    </w:p>
-    <w:tbl>
-      <w:tblPr>
-        <w:tblW w:w="9663" w:type="dxa"/>
-        <w:tblLook w:val="04A0" w:firstRow="1" w:lastRow="0" w:firstColumn="1" w:lastColumn="0" w:noHBand="0" w:noVBand="1"/>
-      </w:tblPr>
-      <w:tblGrid>
-        <w:gridCol w:w="5084"/>
-        <w:gridCol w:w="4579"/>
-      </w:tblGrid>
-      <w:tr>
-        <w:trPr>
-          <w:trHeight w:val="3901"/>
-        </w:trPr>
-        <w:tc>
-          <w:tcPr>
-            <w:tcW w:w="5084" w:type="dxa"/>
-          </w:tcPr>
-          <w:p>
-            <w:pPr>
-              <w:spacing w:line="216" w:lineRule="auto"/>
-              <w:rPr>
-                <w:sz w:val="28"/>
-                <w:szCs w:val="28"/>
-              </w:rPr>
-            </w:pPr>
-          </w:p>
-        </w:tc>
-        <w:tc>
-          <w:tcPr>
-            <w:tcW w:w="4579" w:type="dxa"/>
-          </w:tcPr>
-          <w:p>
-            <w:pPr>
-              <w:pStyle w:val="3"/>
-              <w:spacing w:before="120" w:line="216" w:lineRule="auto"/>
-              <w:rPr>
-                <w:rFonts w:ascii="Times New Roman" w:hAnsi="Times New Roman" w:cs="Times New Roman"/>
-                <w:b w:val="0"/>
-                <w:sz w:val="28"/>
-                <w:szCs w:val="28"/>
-              </w:rPr>
-            </w:pPr>
-            <w:r>
-              <w:rPr>
-                <w:rFonts w:ascii="Times New Roman" w:hAnsi="Times New Roman" w:cs="Times New Roman"/>
-                <w:b w:val="0"/>
-                <w:sz w:val="28"/>
-                <w:szCs w:val="28"/>
-              </w:rPr>
-              <w:t xml:space="preserve">    </w:t>
-            </w:r>
-            <w:bookmarkStart w:id="0" w:name="_Toc200043638"/>
-            <w:bookmarkStart w:id="1" w:name="_Toc200044297"/>
-            <w:r>
-              <w:rPr>
-                <w:rFonts w:ascii="Times New Roman" w:hAnsi="Times New Roman" w:cs="Times New Roman"/>
-                <w:b w:val="0"/>
-                <w:sz w:val="28"/>
-                <w:szCs w:val="28"/>
-              </w:rPr>
-              <w:t>Выполнил</w:t>
-            </w:r>
-            <w:r>
-              <w:rPr>
-                <w:rFonts w:ascii="Times New Roman" w:hAnsi="Times New Roman" w:cs="Times New Roman"/>
-                <w:b w:val="0"/>
-                <w:sz w:val="28"/>
-                <w:szCs w:val="28"/>
-              </w:rPr>
-              <w:t xml:space="preserve"> студ</w:t>
-            </w:r>
-            <w:r>
-              <w:rPr>
-                <w:rFonts w:ascii="Times New Roman" w:hAnsi="Times New Roman" w:cs="Times New Roman"/>
-                <w:b w:val="0"/>
-                <w:sz w:val="28"/>
-                <w:szCs w:val="28"/>
-              </w:rPr>
-              <w:t>ент</w:t>
-            </w:r>
-            <w:bookmarkEnd w:id="0"/>
-            <w:bookmarkEnd w:id="1"/>
-            <w:r>
-              <w:rPr>
-                <w:rFonts w:ascii="Times New Roman" w:hAnsi="Times New Roman" w:cs="Times New Roman"/>
-                <w:b w:val="0"/>
-                <w:sz w:val="28"/>
-                <w:szCs w:val="28"/>
-              </w:rPr>
-              <w:t xml:space="preserve"> </w:t>
-            </w:r>
-          </w:p>
-          <w:p>
-            <w:pPr>
-              <w:pStyle w:val="3"/>
-              <w:spacing w:before="120" w:line="216" w:lineRule="auto"/>
-              <w:rPr>
-                <w:rFonts w:ascii="Times New Roman" w:hAnsi="Times New Roman" w:cs="Times New Roman"/>
-                <w:b w:val="0"/>
-                <w:color w:val="000000" w:themeColor="text1"/>
-                <w:sz w:val="28"/>
-                <w:szCs w:val="28"/>
-              </w:rPr>
-            </w:pPr>
-            <w:r>
-              <w:rPr>
-                <w:rFonts w:ascii="Times New Roman" w:hAnsi="Times New Roman" w:cs="Times New Roman"/>
-                <w:b w:val="0"/>
-                <w:sz w:val="28"/>
-                <w:szCs w:val="28"/>
-              </w:rPr>
-              <w:t>    </w:t>
-            </w:r>
-            <w:bookmarkStart w:id="2" w:name="_Toc200043639"/>
-            <w:bookmarkStart w:id="3" w:name="_Toc200044298"/>
-            <w:r>
-              <w:rPr>
-                <w:rFonts w:ascii="Times New Roman" w:hAnsi="Times New Roman" w:cs="Times New Roman"/>
-                <w:b w:val="0"/>
-                <w:sz w:val="28"/>
-                <w:szCs w:val="28"/>
-              </w:rPr>
-              <w:t xml:space="preserve">курса </w:t>
-            </w:r>
-            <w:r>
-              <w:rPr>
-                <w:rFonts w:ascii="Times New Roman" w:hAnsi="Times New Roman" w:cs="Times New Roman"/>
-                <w:b w:val="0"/>
-                <w:sz w:val="28"/>
-                <w:szCs w:val="28"/>
-              </w:rPr>
-              <w:t xml:space="preserve">3 </w:t>
-            </w:r>
-            <w:r>
-              <w:rPr>
-                <w:rFonts w:ascii="Times New Roman" w:hAnsi="Times New Roman" w:cs="Times New Roman"/>
-                <w:b w:val="0"/>
-                <w:sz w:val="28"/>
-                <w:szCs w:val="28"/>
-              </w:rPr>
-              <w:t xml:space="preserve">группы </w:t>
-            </w:r>
-            <w:r>
-              <w:rPr>
-                <w:rFonts w:ascii="Times New Roman" w:hAnsi="Times New Roman" w:cs="Times New Roman"/>
-                <w:b w:val="0"/>
-                <w:color w:val="000000" w:themeColor="text1"/>
-                <w:sz w:val="28"/>
-                <w:szCs w:val="28"/>
-              </w:rPr>
-              <w:t>4</w:t>
-            </w:r>
-            <w:r>
-              <w:rPr>
-                <w:rFonts w:ascii="Times New Roman" w:hAnsi="Times New Roman" w:cs="Times New Roman"/>
-                <w:b w:val="0"/>
-                <w:color w:val="000000" w:themeColor="text1"/>
-                <w:sz w:val="28"/>
-                <w:szCs w:val="28"/>
-              </w:rPr>
-              <w:t>3</w:t>
-            </w:r>
-            <w:r>
-              <w:rPr>
-                <w:rFonts w:ascii="Times New Roman" w:hAnsi="Times New Roman" w:cs="Times New Roman"/>
-                <w:b w:val="0"/>
-                <w:color w:val="000000" w:themeColor="text1"/>
-                <w:sz w:val="28"/>
-                <w:szCs w:val="28"/>
-              </w:rPr>
-              <w:t>4</w:t>
-            </w:r>
-            <w:r>
-              <w:rPr>
-                <w:rFonts w:ascii="Times New Roman" w:hAnsi="Times New Roman" w:cs="Times New Roman"/>
-                <w:b w:val="0"/>
-                <w:color w:val="000000" w:themeColor="text1"/>
-                <w:sz w:val="28"/>
-                <w:szCs w:val="28"/>
-              </w:rPr>
-              <w:t>5</w:t>
-            </w:r>
-            <w:r>
-              <w:rPr>
-                <w:rFonts w:ascii="Times New Roman" w:hAnsi="Times New Roman" w:cs="Times New Roman"/>
-                <w:b w:val="0"/>
-                <w:color w:val="000000" w:themeColor="text1"/>
-                <w:sz w:val="28"/>
-                <w:szCs w:val="28"/>
-              </w:rPr>
-              <w:t>-02030</w:t>
-            </w:r>
-            <w:r>
-              <w:rPr>
-                <w:rFonts w:ascii="Times New Roman" w:hAnsi="Times New Roman" w:cs="Times New Roman"/>
-                <w:b w:val="0"/>
-                <w:color w:val="000000" w:themeColor="text1"/>
-                <w:sz w:val="28"/>
-                <w:szCs w:val="28"/>
-              </w:rPr>
-              <w:t>3</w:t>
-            </w:r>
-            <w:r>
-              <w:rPr>
-                <w:rFonts w:ascii="Times New Roman" w:hAnsi="Times New Roman" w:cs="Times New Roman"/>
-                <w:b w:val="0"/>
-                <w:color w:val="000000" w:themeColor="text1"/>
-                <w:sz w:val="28"/>
-                <w:szCs w:val="28"/>
-                <w:lang w:val="en-US"/>
-              </w:rPr>
-              <w:t>D</w:t>
-            </w:r>
-            <w:bookmarkEnd w:id="2"/>
-            <w:bookmarkEnd w:id="3"/>
-          </w:p>
-          <w:p>
-            <w:pPr>
-              <w:pStyle w:val="3"/>
-              <w:spacing w:before="120" w:line="216" w:lineRule="auto"/>
-              <w:rPr>
-                <w:rFonts w:ascii="Times New Roman" w:hAnsi="Times New Roman" w:cs="Times New Roman"/>
-                <w:b w:val="0"/>
-                <w:color w:val="FF0000"/>
-                <w:sz w:val="28"/>
-                <w:szCs w:val="28"/>
-              </w:rPr>
-            </w:pPr>
-            <w:r>
-              <w:rPr>
-                <w:rFonts w:ascii="Times New Roman" w:hAnsi="Times New Roman" w:cs="Times New Roman"/>
-                <w:b w:val="0"/>
-                <w:sz w:val="28"/>
-                <w:szCs w:val="28"/>
-              </w:rPr>
-              <w:t xml:space="preserve">    </w:t>
-            </w:r>
-            <w:bookmarkStart w:id="4" w:name="_Toc200043640"/>
-            <w:bookmarkStart w:id="5" w:name="_Toc200044299"/>
-            <w:r>
-              <w:rPr>
-                <w:rFonts w:ascii="Times New Roman" w:hAnsi="Times New Roman" w:cs="Times New Roman"/>
-                <w:b w:val="0"/>
-                <w:color w:val="000000" w:themeColor="text1"/>
-                <w:sz w:val="28"/>
-                <w:szCs w:val="28"/>
-              </w:rPr>
-              <w:t>Кондратьев Михаил Андреевич</w:t>
-            </w:r>
-            <w:bookmarkEnd w:id="4"/>
-            <w:bookmarkEnd w:id="5"/>
-          </w:p>
-          <w:p>
-            <w:pPr>
-              <w:spacing w:line="216" w:lineRule="auto"/>
-              <w:rPr>
-                <w:sz w:val="28"/>
-                <w:szCs w:val="28"/>
-              </w:rPr>
-            </w:pPr>
-            <w:r>
-              <w:rPr>
-                <w:sz w:val="28"/>
-                <w:szCs w:val="28"/>
-              </w:rPr>
-              <w:t>    ____________________________</w:t>
-            </w:r>
-          </w:p>
-          <w:p>
-            <w:pPr>
-              <w:spacing w:line="216" w:lineRule="auto"/>
-              <w:rPr>
-                <w:sz w:val="28"/>
-                <w:szCs w:val="28"/>
-              </w:rPr>
-            </w:pPr>
-            <w:r>
-              <w:rPr>
-                <w:sz w:val="28"/>
-                <w:szCs w:val="28"/>
-              </w:rPr>
-              <w:tab/>
-            </w:r>
-          </w:p>
-          <w:p>
-            <w:pPr>
-              <w:pStyle w:val="4"/>
-              <w:spacing w:before="120" w:after="0" w:line="216" w:lineRule="auto"/>
-              <w:rPr>
-                <w:b w:val="0"/>
-              </w:rPr>
-            </w:pPr>
-            <w:r>
-              <w:rPr>
-                <w:b w:val="0"/>
-              </w:rPr>
-              <w:t xml:space="preserve">    Научный руководитель </w:t>
-            </w:r>
-          </w:p>
-          <w:p>
-            <w:pPr>
-              <w:pStyle w:val="4"/>
-              <w:spacing w:before="120" w:after="0" w:line="216" w:lineRule="auto"/>
-              <w:rPr>
-                <w:b w:val="0"/>
-                <w:color w:val="000000" w:themeColor="text1"/>
-              </w:rPr>
-            </w:pPr>
-            <w:r>
-              <w:rPr>
-                <w:b w:val="0"/>
-                <w:color w:val="000000" w:themeColor="text1"/>
-              </w:rPr>
-              <w:t>    к.ф-м.н., доцент</w:t>
-            </w:r>
-          </w:p>
-          <w:p>
-            <w:pPr>
-              <w:pStyle w:val="4"/>
-              <w:spacing w:before="120" w:after="0" w:line="216" w:lineRule="auto"/>
-              <w:rPr>
-                <w:b w:val="0"/>
-                <w:color w:val="FF0000"/>
-              </w:rPr>
-            </w:pPr>
-            <w:r>
-              <w:rPr>
-                <w:b w:val="0"/>
-                <w:color w:val="000000" w:themeColor="text1"/>
-              </w:rPr>
-              <w:t>    </w:t>
-            </w:r>
-            <w:r>
-              <w:rPr>
-                <w:b w:val="0"/>
-                <w:color w:val="000000" w:themeColor="text1"/>
-              </w:rPr>
-              <w:t>Рогачева Е.В.</w:t>
-            </w:r>
-          </w:p>
-          <w:p>
-            <w:pPr>
-              <w:spacing w:before="120" w:line="216" w:lineRule="auto"/>
-              <w:rPr>
-                <w:sz w:val="28"/>
-                <w:szCs w:val="28"/>
-              </w:rPr>
-            </w:pPr>
-            <w:r>
-              <w:rPr>
-                <w:sz w:val="28"/>
-                <w:szCs w:val="28"/>
-              </w:rPr>
-              <w:t>    ____________________________</w:t>
-            </w:r>
-          </w:p>
-        </w:tc>
-      </w:tr>
-      <w:tr>
-        <w:trPr>
-          <w:trHeight w:val="1802"/>
-        </w:trPr>
-        <w:tc>
-          <w:tcPr>
-            <w:tcW w:w="5084" w:type="dxa"/>
-          </w:tcPr>
-          <w:p>
-            <w:pPr>
-              <w:spacing w:line="216" w:lineRule="auto"/>
-              <w:rPr>
-                <w:sz w:val="28"/>
-                <w:szCs w:val="28"/>
-              </w:rPr>
-            </w:pPr>
-          </w:p>
-        </w:tc>
-        <w:tc>
-          <w:tcPr>
-            <w:tcW w:w="4579" w:type="dxa"/>
-          </w:tcPr>
-          <w:p>
-            <w:pPr>
-              <w:spacing w:line="216" w:lineRule="auto"/>
-              <w:rPr>
-                <w:sz w:val="28"/>
-                <w:szCs w:val="28"/>
-              </w:rPr>
-            </w:pPr>
-            <w:r>
-              <w:rPr>
-                <w:sz w:val="28"/>
-                <w:szCs w:val="28"/>
-              </w:rPr>
-              <w:t>    </w:t>
-            </w:r>
-            <w:r>
-              <w:rPr>
-                <w:sz w:val="28"/>
-                <w:szCs w:val="28"/>
-              </w:rPr>
-              <w:t>Работа защищена</w:t>
-            </w:r>
-          </w:p>
-          <w:p>
-            <w:pPr>
-              <w:spacing w:line="216" w:lineRule="auto"/>
-              <w:rPr>
-                <w:sz w:val="28"/>
-                <w:szCs w:val="28"/>
-              </w:rPr>
-            </w:pPr>
-            <w:r>
-              <w:rPr>
-                <w:sz w:val="28"/>
-                <w:szCs w:val="28"/>
-              </w:rPr>
-              <w:t>    «____» ________________202</w:t>
-            </w:r>
-            <w:r>
-              <w:rPr>
-                <w:sz w:val="28"/>
-                <w:szCs w:val="28"/>
-              </w:rPr>
-              <w:t>6</w:t>
-            </w:r>
-            <w:r>
-              <w:rPr>
-                <w:sz w:val="28"/>
-                <w:szCs w:val="28"/>
-              </w:rPr>
-              <w:t xml:space="preserve"> г.</w:t>
-            </w:r>
-          </w:p>
-          <w:p>
-            <w:pPr>
-              <w:spacing w:line="216" w:lineRule="auto"/>
-              <w:rPr>
-                <w:sz w:val="28"/>
-                <w:szCs w:val="28"/>
-              </w:rPr>
-            </w:pPr>
-            <w:r>
-              <w:rPr>
-                <w:sz w:val="28"/>
-                <w:szCs w:val="28"/>
-              </w:rPr>
-              <w:t>    </w:t>
-            </w:r>
-            <w:r>
-              <w:rPr>
-                <w:sz w:val="28"/>
-                <w:szCs w:val="28"/>
-              </w:rPr>
-              <w:t>Оценка ________________</w:t>
-            </w:r>
-          </w:p>
-          <w:p>
-            <w:pPr>
-              <w:spacing w:line="216" w:lineRule="auto"/>
-              <w:rPr>
-                <w:sz w:val="28"/>
-                <w:szCs w:val="28"/>
-              </w:rPr>
-            </w:pPr>
-            <w:r>
-              <w:rPr>
-                <w:sz w:val="28"/>
-                <w:szCs w:val="28"/>
-              </w:rPr>
-              <w:t>    Зав. кафедрой ИиВМ</w:t>
-            </w:r>
-          </w:p>
-          <w:p>
-            <w:pPr>
-              <w:spacing w:line="216" w:lineRule="auto"/>
-              <w:rPr>
-                <w:sz w:val="28"/>
-                <w:szCs w:val="28"/>
-              </w:rPr>
-            </w:pPr>
-            <w:r>
-              <w:rPr>
-                <w:sz w:val="28"/>
-                <w:szCs w:val="28"/>
-              </w:rPr>
-              <w:t>    д</w:t>
-            </w:r>
-            <w:r>
-              <w:rPr>
-                <w:sz w:val="28"/>
-                <w:szCs w:val="28"/>
-              </w:rPr>
-              <w:t xml:space="preserve">.ф.-м.н., </w:t>
-            </w:r>
-            <w:r>
-              <w:rPr>
-                <w:sz w:val="28"/>
-                <w:szCs w:val="28"/>
-              </w:rPr>
-              <w:t>профессор</w:t>
-            </w:r>
-          </w:p>
-          <w:p>
-            <w:pPr>
-              <w:spacing w:line="216" w:lineRule="auto"/>
-              <w:rPr>
-                <w:sz w:val="28"/>
-                <w:szCs w:val="28"/>
-              </w:rPr>
-            </w:pPr>
-            <w:r>
-              <w:rPr>
-                <w:sz w:val="28"/>
-                <w:szCs w:val="28"/>
-              </w:rPr>
-              <w:t xml:space="preserve">    Степанов А.Н.</w:t>
-            </w:r>
-          </w:p>
-          <w:p>
-            <w:pPr>
-              <w:spacing w:line="216" w:lineRule="auto"/>
-              <w:rPr>
-                <w:sz w:val="28"/>
-                <w:szCs w:val="28"/>
-              </w:rPr>
-            </w:pPr>
-            <w:r>
-              <w:rPr>
-                <w:sz w:val="28"/>
-                <w:szCs w:val="28"/>
-              </w:rPr>
-              <w:t>    </w:t>
-            </w:r>
-            <w:r>
-              <w:rPr>
-                <w:sz w:val="28"/>
-                <w:szCs w:val="28"/>
-              </w:rPr>
-              <w:t>_____________________________</w:t>
-            </w:r>
-          </w:p>
-          <w:p>
-            <w:pPr>
-              <w:spacing w:line="216" w:lineRule="auto"/>
-              <w:rPr>
-                <w:sz w:val="28"/>
-                <w:szCs w:val="28"/>
-              </w:rPr>
-            </w:pPr>
-            <w:r>
-              <w:rPr>
-                <w:sz w:val="28"/>
-                <w:szCs w:val="28"/>
-              </w:rPr>
-              <w:t xml:space="preserve">                </w:t>
-            </w:r>
-          </w:p>
-        </w:tc>
-      </w:tr>
-    </w:tbl>
+          <w:sz w:val="28"/>
+          <w:szCs w:val="28"/>
+        </w:rPr>
+      </w:pPr>
+      <w:r>
+        <w:rPr>
+          <w:sz w:val="28"/>
+          <w:szCs w:val="28"/>
+        </w:rPr>
+        <w:t>Самара 2026</w:t>
+      </w:r>
+    </w:p>
     <w:p>
       <w:pPr>
         <w:tabs>
@@ -1086,31 +527,25 @@
         <w:spacing w:line="360" w:lineRule="auto"/>
         <w:jc w:val="center"/>
         <w:rPr>
+          <w:color w:val="000000" w:themeColor="text1"/>
           <w:sz w:val="28"/>
           <w:szCs w:val="28"/>
         </w:rPr>
       </w:pPr>
       <w:r>
         <w:rPr>
+          <w:color w:val="000000" w:themeColor="text1"/>
           <w:sz w:val="28"/>
           <w:szCs w:val="28"/>
         </w:rPr>
-        <w:t>Самара 20</w:t>
-      </w:r>
-      <w:r>
-        <w:rPr>
-          <w:sz w:val="28"/>
-          <w:szCs w:val="28"/>
-        </w:rPr>
-        <w:t>2</w:t>
-      </w:r>
-      <w:r>
-        <w:rPr>
-          <w:sz w:val="28"/>
-          <w:szCs w:val="28"/>
-        </w:rPr>
-        <w:t>6</w:t>
-      </w:r>
+        <w:lastRenderedPageBreak/>
+        <w:t>СОДЕРЖАНИЕ</w:t>
+      </w:r>
+    </w:p>
+    <w:p>
+      <w:pPr>
+        <w:pStyle w:val="af0"/>
+      </w:pPr>
     </w:p>
     <w:p>
       <w:pPr>
@@ -1119,54 +554,25 @@
           <w:tab w:val="right" w:pos="9360"/>
         </w:tabs>
         <w:spacing w:line="360" w:lineRule="auto"/>
-        <w:jc w:val="center"/>
-        <w:rPr>
-          <w:color w:val="000000" w:themeColor="text1"/>
+        <w:jc w:val="both"/>
+        <w:rPr>
           <w:sz w:val="28"/>
           <w:szCs w:val="28"/>
         </w:rPr>
       </w:pPr>
-      <w:r>
-        <w:rPr>
-          <w:color w:val="000000" w:themeColor="text1"/>
+    </w:p>
+    <w:p>
+      <w:pPr>
+        <w:rPr>
           <w:sz w:val="28"/>
           <w:szCs w:val="28"/>
         </w:rPr>
-        <w:lastRenderedPageBreak/>
-        <w:t>СОДЕРЖАНИЕ</w:t>
-      </w:r>
-    </w:p>
-    <w:p>
-      <w:pPr>
-        <w:pStyle w:val="af0"/>
-      </w:pPr>
-    </w:p>
-    <w:p>
-      <w:pPr>
-        <w:tabs>
-          <w:tab w:val="left" w:pos="6120"/>
-          <w:tab w:val="right" w:pos="9360"/>
-        </w:tabs>
-        <w:spacing w:line="360" w:lineRule="auto"/>
-        <w:jc w:val="both"/>
+      </w:pPr>
+      <w:r>
         <w:rPr>
           <w:sz w:val="28"/>
           <w:szCs w:val="28"/>
         </w:rPr>
-      </w:pPr>
-    </w:p>
-    <w:p>
-      <w:pPr>
-        <w:rPr>
-          <w:sz w:val="28"/>
-          <w:szCs w:val="28"/>
-        </w:rPr>
-      </w:pPr>
-      <w:r>
-        <w:rPr>
-          <w:sz w:val="28"/>
-          <w:szCs w:val="28"/>
-        </w:rPr>
         <w:br w:type="page"/>
       </w:r>
     </w:p>
@@ -1175,17 +581,17 @@
         <w:pStyle w:val="aff"/>
         <w:jc w:val="center"/>
       </w:pPr>
-      <w:bookmarkStart w:id="6" w:name="_Toc200043641"/>
-      <w:bookmarkStart w:id="7" w:name="_Toc200044300"/>
+      <w:bookmarkStart w:id="0" w:name="_Toc200043641"/>
+      <w:bookmarkStart w:id="1" w:name="_Toc200044300"/>
       <w:r>
         <w:lastRenderedPageBreak/>
         <w:t>В</w:t>
       </w:r>
-      <w:bookmarkEnd w:id="6"/>
+      <w:bookmarkEnd w:id="0"/>
       <w:r>
         <w:t>ВЕДЕНИЕ</w:t>
       </w:r>
-      <w:bookmarkEnd w:id="7"/>
+      <w:bookmarkEnd w:id="1"/>
     </w:p>
     <w:p>
       <w:pPr>
@@ -1238,43 +644,7 @@
         <w:rPr>
           <w:color w:val="000000"/>
         </w:rPr>
-        <w:t xml:space="preserve">В связи с этим, </w:t>
-      </w:r>
-      <w:r>
-        <w:rPr>
-          <w:color w:val="000000"/>
-        </w:rPr>
-        <w:t>возрастает</w:t>
-      </w:r>
-      <w:r>
-        <w:rPr>
-          <w:color w:val="000000"/>
-        </w:rPr>
-        <w:t xml:space="preserve"> </w:t>
-      </w:r>
-      <w:r>
-        <w:rPr>
-          <w:color w:val="000000"/>
-        </w:rPr>
-        <w:t>средний возраст самого автомобиля</w:t>
-      </w:r>
-      <w:r>
-        <w:rPr>
-          <w:color w:val="000000"/>
-        </w:rPr>
-        <w:t xml:space="preserve">, а также </w:t>
-      </w:r>
-      <w:r>
-        <w:rPr>
-          <w:color w:val="000000"/>
-        </w:rPr>
-        <w:t>средний возраст владения автомобилем</w:t>
-      </w:r>
-      <w:r>
-        <w:rPr>
-          <w:color w:val="000000"/>
-        </w:rPr>
-        <w:t>.</w:t>
+        <w:t>В связи с этим, возрастает средний возраст самого автомобиля, а также средний возраст владения автомобилем.</w:t>
       </w:r>
     </w:p>
     <w:p>
@@ -1941,16 +1311,22 @@
         <w:jc w:val="both"/>
       </w:pPr>
       <w:r>
-        <w:t>Данная система предоставляет клиентам возможность записи на СТО</w:t>
-      </w:r>
-      <w:r>
-        <w:t xml:space="preserve"> </w:t>
+        <w:t xml:space="preserve">Данная система предоставляет клиентам возможность записи </w:t>
+      </w:r>
+      <w:r>
+        <w:t xml:space="preserve">в авторемонтную мастерскую </w:t>
       </w:r>
       <w:r>
         <w:t>с указанием имени и телефона для обратной связи,</w:t>
       </w:r>
       <w:r>
-        <w:t xml:space="preserve"> возможность отменить уже созданную запись на СТО, </w:t>
+        <w:t xml:space="preserve"> возможность отменить уже созданную запись </w:t>
+      </w:r>
+      <w:r>
+        <w:t>в авторемонтную мастерскую</w:t>
+      </w:r>
+      <w:r>
+        <w:t xml:space="preserve">, </w:t>
       </w:r>
       <w:r>
         <w:t xml:space="preserve"> просмотр каталога оказываемых услуг</w:t>
@@ -1972,7 +1348,10 @@
         <w:jc w:val="both"/>
       </w:pPr>
       <w:r>
-        <w:t>Минусом данной информационной системы являются отсутствие личного кабинета, а также отсутствия возможности просмотреть статус текущего обслуживания автомобиля.</w:t>
+        <w:t>Минусом данной информационной системы являются отсутствие личного кабинета</w:t>
+      </w:r>
+      <w:r>
+        <w:t xml:space="preserve"> у клиента, в следствие этого отсутствие возможности просмотреть статус обслуживаемых автомобилей без обращения к администратору.</w:t>
       </w:r>
     </w:p>
     <w:p>
@@ -1985,6 +1364,7 @@
         <w:rPr>
           <w:noProof/>
         </w:rPr>
+        <w:lastRenderedPageBreak/>
         <w:drawing>
           <wp:inline distT="0" distB="0" distL="0" distR="0" wp14:anchorId="621E2B37" wp14:editId="3FD361F6">
             <wp:extent cx="5940425" cy="3010535"/>
@@ -2029,7 +1409,6 @@
         <w:jc w:val="both"/>
       </w:pPr>
       <w:r>
-        <w:lastRenderedPageBreak/>
         <w:t>Рисунок 1 — информационная система</w:t>
       </w:r>
       <w:r>
@@ -2108,6 +1487,55 @@
       <w:r>
         <w:t xml:space="preserve">1.2.2 Информационная система </w:t>
       </w:r>
+    </w:p>
+    <w:p>
+      <w:pPr>
+        <w:spacing w:line="360" w:lineRule="auto"/>
+        <w:ind w:firstLine="851"/>
+        <w:jc w:val="both"/>
+      </w:pPr>
+      <w:r>
+        <w:t xml:space="preserve">Минусом данной информационной системы является </w:t>
+      </w:r>
+      <w:r>
+        <w:t xml:space="preserve"> </w:t>
+      </w:r>
+    </w:p>
+    <w:p>
+      <w:pPr>
+        <w:spacing w:line="360" w:lineRule="auto"/>
+        <w:ind w:firstLine="851"/>
+        <w:jc w:val="both"/>
+      </w:pPr>
+    </w:p>
+    <w:p>
+      <w:pPr>
+        <w:spacing w:line="360" w:lineRule="auto"/>
+        <w:ind w:firstLine="851"/>
+        <w:jc w:val="both"/>
+      </w:pPr>
+    </w:p>
+    <w:p>
+      <w:pPr>
+        <w:spacing w:line="360" w:lineRule="auto"/>
+        <w:ind w:firstLine="851"/>
+        <w:jc w:val="both"/>
+      </w:pPr>
+      <w:r>
+        <w:t xml:space="preserve">Рисунок </w:t>
+      </w:r>
+      <w:r>
+        <w:t>3</w:t>
+      </w:r>
+      <w:r>
+        <w:t xml:space="preserve"> — </w:t>
+      </w:r>
+      <w:r>
+        <w:t>сайт</w:t>
+      </w:r>
+      <w:r>
+        <w:t xml:space="preserve"> информационной системы </w:t>
+      </w:r>
       <w:r>
         <w:rPr>
           <w:lang w:val="en-US"/>
@@ -2123,107 +1551,3393 @@
         </w:rPr>
         <w:t>SERVICE</w:t>
       </w:r>
-      <w:r>
-        <w:t>(убрать скрин в 1.2.2 или добавить в 1.2.1)</w:t>
-      </w:r>
-    </w:p>
-    <w:p>
-      <w:pPr>
-        <w:spacing w:line="360" w:lineRule="auto"/>
-        <w:ind w:firstLine="851"/>
-        <w:jc w:val="both"/>
-      </w:pPr>
-      <w:r>
-        <w:t>Данная система предоставляет клиентам возможность просмотра каталога услуг, быстрой записи на обслуживание</w:t>
-      </w:r>
-      <w:r>
-        <w:t xml:space="preserve"> с указанием нужной авто</w:t>
-      </w:r>
-      <w:r>
-        <w:t xml:space="preserve">ремонтной </w:t>
-      </w:r>
-      <w:r>
-        <w:t>мастерской, даты и времени записи, а также имени и номера телефона</w:t>
+    </w:p>
+    <w:p>
+      <w:pPr>
+        <w:spacing w:line="360" w:lineRule="auto"/>
+        <w:ind w:firstLine="851"/>
+        <w:jc w:val="both"/>
+      </w:pPr>
+    </w:p>
+    <w:p>
+      <w:pPr>
+        <w:spacing w:line="360" w:lineRule="auto"/>
+        <w:ind w:firstLine="851"/>
+        <w:jc w:val="both"/>
+      </w:pPr>
+      <w:r>
+        <w:t xml:space="preserve">Рисунок </w:t>
+      </w:r>
+      <w:r>
+        <w:t>4</w:t>
+      </w:r>
+      <w:r>
+        <w:t xml:space="preserve"> — интерфейс мобильного приложения информационной системы </w:t>
+      </w:r>
+      <w:r>
+        <w:rPr>
+          <w:lang w:val="en-US"/>
+        </w:rPr>
+        <w:t>FIT</w:t>
+      </w:r>
+      <w:r>
+        <w:t xml:space="preserve"> </w:t>
+      </w:r>
+      <w:r>
+        <w:rPr>
+          <w:lang w:val="en-US"/>
+        </w:rPr>
+        <w:t>SERVICE</w:t>
+      </w:r>
+    </w:p>
+    <w:p>
+      <w:pPr>
+        <w:spacing w:line="360" w:lineRule="auto"/>
+        <w:ind w:firstLine="851"/>
+        <w:jc w:val="both"/>
+      </w:pPr>
+      <w:r>
+        <w:t>1.3 Функциональные и нефункциональные требования</w:t>
+      </w:r>
+    </w:p>
+    <w:p>
+      <w:pPr>
+        <w:spacing w:line="360" w:lineRule="auto"/>
+        <w:ind w:firstLine="851"/>
+        <w:jc w:val="both"/>
+      </w:pPr>
+      <w:r>
+        <w:lastRenderedPageBreak/>
+        <w:t>1.3.1 Функциональные требования</w:t>
+      </w:r>
+    </w:p>
+    <w:p>
+      <w:pPr>
+        <w:spacing w:line="360" w:lineRule="auto"/>
+        <w:ind w:firstLine="851"/>
+        <w:jc w:val="both"/>
+      </w:pPr>
+      <w:r>
+        <w:t>Для разработки ИС были выявлены следующие функциональные требования:</w:t>
+      </w:r>
+    </w:p>
+    <w:p>
+      <w:pPr>
+        <w:spacing w:line="360" w:lineRule="auto"/>
+        <w:ind w:firstLine="851"/>
+        <w:jc w:val="both"/>
+      </w:pPr>
+      <w:r>
+        <w:t xml:space="preserve">1) Возможность оформления </w:t>
+      </w:r>
+      <w:r>
+        <w:t>заявки</w:t>
+      </w:r>
+      <w:r>
+        <w:t xml:space="preserve"> </w:t>
+      </w:r>
+      <w:r>
+        <w:t xml:space="preserve">в авторемонтную мастерскую </w:t>
+      </w:r>
+      <w:r>
+        <w:t>по звонку и с помощью веб-приложения</w:t>
       </w:r>
       <w:r>
         <w:t>;</w:t>
       </w:r>
-      <w:r>
-        <w:t xml:space="preserve"> также имеется личный кабинет,</w:t>
-      </w:r>
-      <w:r>
-        <w:t xml:space="preserve"> который содержит историю обслуживания, рекомендации </w:t>
-      </w:r>
-      <w:r>
-        <w:t>автомобилю,</w:t>
-      </w:r>
-      <w:r>
-        <w:t xml:space="preserve"> а также ближайшие записи,</w:t>
-      </w:r>
-      <w:r>
-        <w:t xml:space="preserve"> информация о компании, контакты СТО</w:t>
+    </w:p>
+    <w:p>
+      <w:pPr>
+        <w:spacing w:line="360" w:lineRule="auto"/>
+        <w:ind w:firstLine="851"/>
+        <w:jc w:val="both"/>
+      </w:pPr>
+      <w:r>
+        <w:t>2) Хранение информации о каждой оказываемой услуге:</w:t>
+      </w:r>
+      <w:r>
+        <w:t xml:space="preserve"> </w:t>
+      </w:r>
+      <w:r>
+        <w:t>стоимость, подробное описание услуги, примерное время выполнения услуги</w:t>
+      </w:r>
+      <w:r>
+        <w:t>;</w:t>
+      </w:r>
+    </w:p>
+    <w:p>
+      <w:pPr>
+        <w:spacing w:line="360" w:lineRule="auto"/>
+        <w:ind w:firstLine="851"/>
+        <w:jc w:val="both"/>
+      </w:pPr>
+      <w:r>
+        <w:t>3) Создание</w:t>
       </w:r>
       <w:r>
         <w:t xml:space="preserve">, </w:t>
       </w:r>
       <w:r>
-        <w:t>различные акции</w:t>
-      </w:r>
-      <w:r>
-        <w:t>, а также поиск необходимых услуг</w:t>
-      </w:r>
-      <w:r>
-        <w:t>. Сайт имеет современный дизайн, имеется мобильное приложение, имеющее те же функции.</w:t>
-      </w:r>
-    </w:p>
-    <w:p>
-      <w:pPr>
-        <w:spacing w:line="360" w:lineRule="auto"/>
-        <w:ind w:firstLine="851"/>
-        <w:jc w:val="both"/>
-      </w:pPr>
-      <w:r>
-        <w:t>Минусом данной информационной системы является отсутствие рекомендаций</w:t>
+        <w:t>хранение</w:t>
+      </w:r>
+      <w:r>
+        <w:t xml:space="preserve"> и, если </w:t>
+      </w:r>
+      <w:r>
+        <w:t>позволяет статус</w:t>
+      </w:r>
+      <w:r>
+        <w:t>, редактирование</w:t>
+      </w:r>
+      <w:r>
+        <w:t xml:space="preserve"> заказ-нарядов</w:t>
+      </w:r>
+      <w:r>
+        <w:t>;</w:t>
+      </w:r>
+    </w:p>
+    <w:p>
+      <w:pPr>
+        <w:spacing w:line="360" w:lineRule="auto"/>
+        <w:ind w:firstLine="851"/>
+        <w:jc w:val="both"/>
+        <w:rPr>
+          <w:color w:val="FF0000"/>
+        </w:rPr>
+      </w:pPr>
+      <w:r>
+        <w:rPr>
+          <w:color w:val="FF0000"/>
+        </w:rPr>
+        <w:t>4) Формирование печатных форм (акт приема-передачи, счет на оплату) и отчетов по выручке за выбранный период;</w:t>
+      </w:r>
+    </w:p>
+    <w:p>
+      <w:pPr>
+        <w:spacing w:line="360" w:lineRule="auto"/>
+        <w:ind w:firstLine="851"/>
+        <w:jc w:val="both"/>
+      </w:pPr>
+      <w:r>
+        <w:t>5)</w:t>
       </w:r>
       <w:r>
         <w:t xml:space="preserve"> </w:t>
       </w:r>
       <w:r>
-        <w:t>и точной цены</w:t>
-      </w:r>
-      <w:r>
-        <w:t xml:space="preserve"> выполнения той или иной услуги</w:t>
-      </w:r>
-      <w:r>
+        <w:t>Осуществление разграничения прав и возможностей в зависимости от уровня доступа:незарегистрированный и зарегистрированный пользователь, администратор</w:t>
+      </w:r>
+      <w:r>
+        <w:t>, мастер-приёмщик, владелец</w:t>
+      </w:r>
+      <w:r>
+        <w:t>/</w:t>
+      </w:r>
+      <w:r>
+        <w:t>менеджер</w:t>
+      </w:r>
+      <w:r>
+        <w:t>:</w:t>
+      </w:r>
+    </w:p>
+    <w:p>
+      <w:pPr>
+        <w:spacing w:line="360" w:lineRule="auto"/>
+        <w:ind w:firstLine="851"/>
+        <w:jc w:val="both"/>
+      </w:pPr>
+      <w:r>
+        <w:t xml:space="preserve">5.1) </w:t>
+      </w:r>
+      <w:r>
+        <w:t>Предоставление следующего функционала незарегистрированному пользователю:</w:t>
+      </w:r>
+    </w:p>
+    <w:p>
+      <w:pPr>
+        <w:spacing w:line="360" w:lineRule="auto"/>
+        <w:ind w:firstLine="851"/>
+        <w:jc w:val="both"/>
+      </w:pPr>
+      <w:r>
+        <w:t xml:space="preserve">5.1.1) </w:t>
+      </w:r>
+      <w:r>
+        <w:t>Просмотр информации об оказываемых услугах и контактах авторемонтных мастерских</w:t>
+      </w:r>
+      <w:r>
+        <w:t>;</w:t>
+      </w:r>
+    </w:p>
+    <w:p>
+      <w:pPr>
+        <w:spacing w:line="360" w:lineRule="auto"/>
+        <w:ind w:firstLine="851"/>
+        <w:jc w:val="both"/>
+      </w:pPr>
+      <w:r>
+        <w:t>5.1.2) Запись в авторемонтную мастерскую с помощью звонка по телефону</w:t>
+      </w:r>
+      <w:r>
+        <w:t>;</w:t>
+      </w:r>
+    </w:p>
+    <w:p>
+      <w:pPr>
+        <w:spacing w:line="360" w:lineRule="auto"/>
+        <w:ind w:firstLine="851"/>
+        <w:jc w:val="both"/>
+      </w:pPr>
+      <w:r>
+        <w:t>5.1.3) Запись в авторемонтную мастерскую с помощью оставленной заявки с сайта</w:t>
+      </w:r>
+      <w:r>
+        <w:t>;</w:t>
+      </w:r>
+    </w:p>
+    <w:p>
+      <w:pPr>
+        <w:spacing w:line="360" w:lineRule="auto"/>
+        <w:ind w:firstLine="851"/>
+        <w:jc w:val="both"/>
+      </w:pPr>
+      <w:r>
+        <w:t>5.2) Предоставление следующего функционала зарегистрированному пользователю:</w:t>
+      </w:r>
+    </w:p>
+    <w:p>
+      <w:pPr>
+        <w:spacing w:line="360" w:lineRule="auto"/>
+        <w:ind w:firstLine="851"/>
+        <w:jc w:val="both"/>
+      </w:pPr>
+      <w:r>
+        <w:t>5.2.1) Просмотр информации об оказываемых услугах и контактах авторемонтных мастерских</w:t>
+      </w:r>
+      <w:r>
+        <w:t>;</w:t>
+      </w:r>
+    </w:p>
+    <w:p>
+      <w:pPr>
+        <w:spacing w:line="360" w:lineRule="auto"/>
+        <w:ind w:firstLine="851"/>
+        <w:jc w:val="both"/>
+      </w:pPr>
+      <w:r>
+        <w:t>5.2.2) Запись в авторемонтную мастерскую с помощью звонка по телефону</w:t>
+      </w:r>
+      <w:r>
+        <w:t>;</w:t>
+      </w:r>
+    </w:p>
+    <w:p>
+      <w:pPr>
+        <w:spacing w:line="360" w:lineRule="auto"/>
+        <w:ind w:firstLine="851"/>
+        <w:jc w:val="both"/>
+      </w:pPr>
+      <w:r>
+        <w:t>5.2.3) Запись в авторемонтную мастерскую с помощью оставленной заявки с сайта</w:t>
+      </w:r>
+      <w:r>
+        <w:t>;</w:t>
+      </w:r>
+    </w:p>
+    <w:p>
+      <w:pPr>
+        <w:spacing w:line="360" w:lineRule="auto"/>
+        <w:ind w:firstLine="851"/>
+        <w:jc w:val="both"/>
+      </w:pPr>
+      <w:r>
+        <w:t>5.2.4) Возможность авторизации</w:t>
+      </w:r>
+      <w:r>
+        <w:t>;</w:t>
+      </w:r>
+    </w:p>
+    <w:p>
+      <w:pPr>
+        <w:spacing w:line="360" w:lineRule="auto"/>
+        <w:ind w:firstLine="851"/>
+        <w:jc w:val="both"/>
+      </w:pPr>
+      <w:r>
+        <w:t xml:space="preserve">5.2.5) </w:t>
+      </w:r>
+      <w:r>
+        <w:t>Доступ к личному кабинету и отслеживание в нём статусов обслуживаемых автомобилей</w:t>
+      </w:r>
+      <w:r>
+        <w:t xml:space="preserve">, </w:t>
+      </w:r>
+      <w:r>
+        <w:t>а также</w:t>
+      </w:r>
+      <w:r>
+        <w:t xml:space="preserve"> </w:t>
+      </w:r>
+      <w:r>
+        <w:t xml:space="preserve">просмотр прошлых обращений </w:t>
+      </w:r>
+    </w:p>
+    <w:p>
+      <w:pPr>
+        <w:spacing w:line="360" w:lineRule="auto"/>
+        <w:ind w:firstLine="851"/>
+        <w:jc w:val="both"/>
+      </w:pPr>
+      <w:r>
+        <w:t>5.3) Предоставление следующего функционала администратору:</w:t>
+      </w:r>
+    </w:p>
+    <w:p>
+      <w:pPr>
+        <w:spacing w:line="360" w:lineRule="auto"/>
+        <w:ind w:firstLine="851"/>
+        <w:jc w:val="both"/>
+      </w:pPr>
+      <w:r>
+        <w:t>5.3.1) Возможность авторизации</w:t>
+      </w:r>
+      <w:r>
+        <w:t>;</w:t>
+      </w:r>
+    </w:p>
+    <w:p>
+      <w:pPr>
+        <w:spacing w:line="360" w:lineRule="auto"/>
+        <w:ind w:firstLine="851"/>
+        <w:jc w:val="both"/>
+      </w:pPr>
+      <w:r>
+        <w:t>5.3.2) Доступ к личному кабинету</w:t>
+      </w:r>
+      <w:r>
+        <w:t>;</w:t>
+      </w:r>
+    </w:p>
+    <w:p>
+      <w:pPr>
+        <w:spacing w:line="360" w:lineRule="auto"/>
+        <w:ind w:firstLine="851"/>
+        <w:jc w:val="both"/>
+      </w:pPr>
+      <w:r>
+        <w:t>5.3.3) Создание</w:t>
+      </w:r>
+      <w:r>
+        <w:t xml:space="preserve"> </w:t>
+      </w:r>
+      <w:r>
+        <w:t>и редактирование клиентов</w:t>
+      </w:r>
+      <w:r>
+        <w:t>;</w:t>
+      </w:r>
+    </w:p>
+    <w:p>
+      <w:pPr>
+        <w:spacing w:line="360" w:lineRule="auto"/>
+        <w:ind w:firstLine="851"/>
+        <w:jc w:val="both"/>
+      </w:pPr>
+      <w:r>
+        <w:t>5.3.4) Выдача доступа к аккаунту клиенту</w:t>
+      </w:r>
+      <w:r>
+        <w:t>;</w:t>
+      </w:r>
+    </w:p>
+    <w:p>
+      <w:pPr>
+        <w:spacing w:line="360" w:lineRule="auto"/>
+        <w:ind w:firstLine="851"/>
+        <w:jc w:val="both"/>
+      </w:pPr>
+      <w:r>
+        <w:t>5.3.</w:t>
+      </w:r>
+      <w:r>
+        <w:t>5</w:t>
+      </w:r>
+      <w:r>
+        <w:t xml:space="preserve">) </w:t>
+      </w:r>
+      <w:r>
+        <w:t>Создание и редактирование автомобилей клиентов</w:t>
+      </w:r>
+      <w:r>
+        <w:t>;</w:t>
+      </w:r>
+    </w:p>
+    <w:p>
+      <w:pPr>
+        <w:spacing w:line="360" w:lineRule="auto"/>
+        <w:ind w:firstLine="851"/>
+        <w:jc w:val="both"/>
+      </w:pPr>
+      <w:r>
+        <w:t>5.3.</w:t>
+      </w:r>
+      <w:r>
+        <w:t>6</w:t>
+      </w:r>
+      <w:r>
+        <w:t>)</w:t>
+      </w:r>
+      <w:r>
+        <w:t xml:space="preserve"> Создание и редактирование заявок</w:t>
+      </w:r>
+      <w:r>
+        <w:t>;</w:t>
+      </w:r>
+    </w:p>
+    <w:p>
+      <w:pPr>
+        <w:spacing w:line="360" w:lineRule="auto"/>
+        <w:ind w:firstLine="851"/>
+        <w:jc w:val="both"/>
+      </w:pPr>
+      <w:r>
+        <w:t>5.</w:t>
+      </w:r>
+      <w:r>
+        <w:t>4) Предоставление следующего функционала мастеру-приёмщику:</w:t>
+      </w:r>
+    </w:p>
+    <w:p>
+      <w:pPr>
+        <w:spacing w:line="360" w:lineRule="auto"/>
+        <w:ind w:firstLine="851"/>
+        <w:jc w:val="both"/>
+      </w:pPr>
+      <w:r>
+        <w:lastRenderedPageBreak/>
+        <w:t>5.4.1)</w:t>
+      </w:r>
+      <w:r>
+        <w:t xml:space="preserve"> </w:t>
+      </w:r>
+      <w:r>
+        <w:t>Возможность авторизации</w:t>
+      </w:r>
+      <w:r>
+        <w:t>;</w:t>
+      </w:r>
+    </w:p>
+    <w:p>
+      <w:pPr>
+        <w:spacing w:line="360" w:lineRule="auto"/>
+        <w:ind w:firstLine="851"/>
+        <w:jc w:val="both"/>
+      </w:pPr>
+      <w:r>
+        <w:t>5.4.2) Доступ к личному кабинету</w:t>
+      </w:r>
+      <w:r>
+        <w:t>;</w:t>
+      </w:r>
+    </w:p>
+    <w:p>
+      <w:pPr>
+        <w:spacing w:line="360" w:lineRule="auto"/>
+        <w:ind w:firstLine="851"/>
+        <w:jc w:val="both"/>
+      </w:pPr>
+      <w:r>
+        <w:t>5.4.3)</w:t>
+      </w:r>
+      <w:r>
+        <w:t xml:space="preserve"> Создание и редактирование заказ-нарядов</w:t>
+      </w:r>
+      <w:r>
+        <w:t>;</w:t>
+      </w:r>
+    </w:p>
+    <w:p>
+      <w:pPr>
+        <w:spacing w:line="360" w:lineRule="auto"/>
+        <w:ind w:firstLine="851"/>
+        <w:jc w:val="both"/>
+      </w:pPr>
+      <w:r>
+        <w:t xml:space="preserve">5.4.4) </w:t>
+      </w:r>
+      <w:r>
+        <w:t>Внесение новых поставщиков и редактирование старых</w:t>
+      </w:r>
+      <w:r>
+        <w:t>;</w:t>
+      </w:r>
+    </w:p>
+    <w:p>
+      <w:pPr>
+        <w:spacing w:line="360" w:lineRule="auto"/>
+        <w:ind w:firstLine="851"/>
+        <w:jc w:val="both"/>
+      </w:pPr>
+      <w:r>
+        <w:t>5.4.5)</w:t>
+      </w:r>
+      <w:r>
+        <w:t xml:space="preserve"> Внесение новых договоров на закупку комплектующих</w:t>
+      </w:r>
+      <w:r>
+        <w:t>, а также</w:t>
+      </w:r>
+      <w:r>
+        <w:t xml:space="preserve"> изменение </w:t>
+      </w:r>
+      <w:r>
+        <w:t xml:space="preserve"> и удаление </w:t>
+      </w:r>
+      <w:r>
+        <w:t>старых</w:t>
+      </w:r>
+      <w:r>
+        <w:t>;</w:t>
+      </w:r>
+    </w:p>
+    <w:p>
+      <w:pPr>
+        <w:spacing w:line="360" w:lineRule="auto"/>
+        <w:ind w:firstLine="851"/>
+        <w:jc w:val="both"/>
+      </w:pPr>
+      <w:r>
+        <w:t>5.5) Предоставление следующего функционала владельцу</w:t>
+      </w:r>
+      <w:r>
+        <w:t>/</w:t>
+      </w:r>
+      <w:r>
+        <w:t>менеджеру</w:t>
+      </w:r>
+      <w:r>
+        <w:t>:</w:t>
+      </w:r>
+    </w:p>
+    <w:p>
+      <w:pPr>
+        <w:spacing w:line="360" w:lineRule="auto"/>
+        <w:ind w:firstLine="851"/>
+        <w:jc w:val="both"/>
+      </w:pPr>
+      <w:r>
+        <w:t>5.5.1)</w:t>
+      </w:r>
+      <w:r>
+        <w:t xml:space="preserve"> </w:t>
+      </w:r>
+      <w:r>
+        <w:t>Возможность авторизации</w:t>
+      </w:r>
+      <w:r>
+        <w:t>;</w:t>
+      </w:r>
+    </w:p>
+    <w:p>
+      <w:pPr>
+        <w:spacing w:line="360" w:lineRule="auto"/>
+        <w:ind w:firstLine="851"/>
+        <w:jc w:val="both"/>
+      </w:pPr>
+      <w:r>
+        <w:t>5.5.2) Доступ к личному кабинету</w:t>
+      </w:r>
+      <w:r>
+        <w:t>;</w:t>
+      </w:r>
+    </w:p>
+    <w:p>
+      <w:pPr>
+        <w:spacing w:line="360" w:lineRule="auto"/>
+        <w:ind w:firstLine="851"/>
+        <w:jc w:val="both"/>
+      </w:pPr>
+      <w:r>
+        <w:t>5.5.3) Просмотр заявок</w:t>
+      </w:r>
+      <w:r>
+        <w:t>;</w:t>
+      </w:r>
+    </w:p>
+    <w:p>
+      <w:pPr>
+        <w:spacing w:line="360" w:lineRule="auto"/>
+        <w:ind w:firstLine="851"/>
+        <w:jc w:val="both"/>
+      </w:pPr>
+      <w:r>
+        <w:t>5.5.4) Просмотр заказ-нарядов</w:t>
+      </w:r>
+      <w:r>
+        <w:t>;</w:t>
+      </w:r>
+    </w:p>
+    <w:p>
+      <w:pPr>
+        <w:spacing w:line="360" w:lineRule="auto"/>
+        <w:ind w:firstLine="851"/>
+        <w:jc w:val="both"/>
+      </w:pPr>
+      <w:r>
+        <w:t>5.5.5)</w:t>
+      </w:r>
+      <w:r>
+        <w:t xml:space="preserve"> Просмотр базы клиентов</w:t>
+      </w:r>
+      <w:r>
+        <w:t>;</w:t>
+      </w:r>
+    </w:p>
+    <w:p>
+      <w:pPr>
+        <w:spacing w:line="360" w:lineRule="auto"/>
+        <w:ind w:firstLine="851"/>
+        <w:jc w:val="both"/>
+      </w:pPr>
+      <w:r>
+        <w:t xml:space="preserve">5.5.6) </w:t>
+      </w:r>
+      <w:r>
+        <w:t>Просмотр автомобилей клиентов</w:t>
+      </w:r>
+      <w:r>
+        <w:t>;</w:t>
+      </w:r>
+    </w:p>
+    <w:p>
+      <w:pPr>
+        <w:spacing w:line="360" w:lineRule="auto"/>
+        <w:ind w:firstLine="851"/>
+        <w:jc w:val="both"/>
+      </w:pPr>
+      <w:r>
+        <w:t>5.5.</w:t>
+      </w:r>
+      <w:r>
+        <w:t>7</w:t>
+      </w:r>
+      <w:r>
+        <w:t>) Создание</w:t>
+      </w:r>
+      <w:r>
+        <w:t xml:space="preserve">, </w:t>
+      </w:r>
+      <w:r>
+        <w:t>редактирование и отключение персонала</w:t>
+      </w:r>
+      <w:r>
+        <w:t>;</w:t>
+      </w:r>
+    </w:p>
+    <w:p>
+      <w:pPr>
+        <w:spacing w:line="360" w:lineRule="auto"/>
+        <w:ind w:firstLine="851"/>
+        <w:jc w:val="both"/>
+      </w:pPr>
+      <w:r>
+        <w:t>5.5.</w:t>
+      </w:r>
+      <w:r>
+        <w:t>8</w:t>
+      </w:r>
+      <w:r>
+        <w:t xml:space="preserve">) </w:t>
+      </w:r>
+      <w:r>
+        <w:t>Создание новых и редактирование старых филиалов</w:t>
+      </w:r>
+      <w:r>
+        <w:t>;</w:t>
+      </w:r>
+    </w:p>
+    <w:p>
+      <w:pPr>
+        <w:spacing w:line="360" w:lineRule="auto"/>
+        <w:ind w:firstLine="851"/>
+        <w:jc w:val="both"/>
+      </w:pPr>
+      <w:r>
+        <w:t xml:space="preserve">5.5.9) </w:t>
+      </w:r>
+      <w:r>
+        <w:t>Создание новых и редактирование старых услуг</w:t>
+      </w:r>
+      <w:r>
+        <w:t>;</w:t>
+      </w:r>
+    </w:p>
+    <w:p>
+      <w:pPr>
+        <w:spacing w:line="360" w:lineRule="auto"/>
+        <w:ind w:firstLine="851"/>
+        <w:jc w:val="both"/>
+      </w:pPr>
+      <w:r>
+        <w:t>5.</w:t>
+      </w:r>
+      <w:r>
+        <w:t>5.10</w:t>
+      </w:r>
+      <w:r>
+        <w:t xml:space="preserve">) </w:t>
+      </w:r>
+      <w:r>
+        <w:t>Внесение новых поставщиков и редактирование старых</w:t>
+      </w:r>
+      <w:r>
+        <w:t>;</w:t>
+      </w:r>
+    </w:p>
+    <w:p>
+      <w:pPr>
+        <w:spacing w:line="360" w:lineRule="auto"/>
+        <w:ind w:firstLine="851"/>
+        <w:jc w:val="both"/>
+      </w:pPr>
+      <w:r>
+        <w:t>5</w:t>
+      </w:r>
+      <w:r>
+        <w:t>.5.11</w:t>
+      </w:r>
+      <w:r>
+        <w:t>)</w:t>
+      </w:r>
+      <w:r>
+        <w:t xml:space="preserve"> Внесение новых договоров на закупку комплектующих, а также изменение  и</w:t>
+      </w:r>
+      <w:r>
+        <w:t xml:space="preserve"> </w:t>
+      </w:r>
+      <w:r>
+        <w:t>удаление старых</w:t>
+      </w:r>
+      <w:r>
+        <w:t>;</w:t>
+      </w:r>
+    </w:p>
+    <w:p>
+      <w:pPr>
+        <w:spacing w:line="360" w:lineRule="auto"/>
+        <w:ind w:firstLine="851"/>
+        <w:jc w:val="both"/>
+      </w:pPr>
+      <w:r>
+        <w:t>1.3.2 Нефункциональные требования</w:t>
+      </w:r>
+    </w:p>
+    <w:p>
+      <w:pPr>
+        <w:spacing w:line="360" w:lineRule="auto"/>
+        <w:ind w:firstLine="851"/>
+        <w:jc w:val="both"/>
+      </w:pPr>
+      <w:r>
+        <w:t>В ходе анализа предметной области были выявлены следующие нефункциональные требования:</w:t>
+      </w:r>
+    </w:p>
+    <w:p>
+      <w:pPr>
+        <w:spacing w:line="360" w:lineRule="auto"/>
+        <w:ind w:firstLine="851"/>
+        <w:jc w:val="both"/>
+      </w:pPr>
+      <w:r>
+        <w:t>1) кроссбраузерность</w:t>
+      </w:r>
+    </w:p>
+    <w:p>
+      <w:pPr>
+        <w:spacing w:line="360" w:lineRule="auto"/>
+        <w:ind w:firstLine="851"/>
+        <w:jc w:val="both"/>
+      </w:pPr>
+      <w:r>
+        <w:t xml:space="preserve">2) </w:t>
+      </w:r>
+      <w:r>
+        <w:t xml:space="preserve">безопасность хранения паролей </w:t>
+      </w:r>
+    </w:p>
+    <w:p>
+      <w:pPr>
+        <w:spacing w:line="360" w:lineRule="auto"/>
+        <w:ind w:firstLine="851"/>
+        <w:jc w:val="both"/>
+      </w:pPr>
+      <w:r>
+        <w:t xml:space="preserve">3) </w:t>
+      </w:r>
+      <w:r>
+        <w:t>авторизация с помощью JSON Web Token – открытый стандарт RFC 7519;</w:t>
+      </w:r>
+    </w:p>
+    <w:p>
+      <w:pPr>
+        <w:spacing w:line="360" w:lineRule="auto"/>
+        <w:ind w:firstLine="851"/>
+        <w:jc w:val="both"/>
+      </w:pPr>
+      <w:r>
+        <w:t>Были сформированы следующие требования к тестированию:</w:t>
+      </w:r>
+    </w:p>
+    <w:p>
+      <w:pPr>
+        <w:spacing w:line="360" w:lineRule="auto"/>
+        <w:ind w:firstLine="851"/>
+        <w:jc w:val="both"/>
+      </w:pPr>
+      <w:r>
+        <w:t>1) провести модульное тестирование системы</w:t>
+      </w:r>
+      <w:r>
+        <w:t>;</w:t>
+      </w:r>
+    </w:p>
+    <w:p>
+      <w:pPr>
+        <w:spacing w:line="360" w:lineRule="auto"/>
+        <w:ind w:firstLine="851"/>
+        <w:jc w:val="both"/>
+      </w:pPr>
+      <w:r>
+        <w:t>2) провести интеграционное тестирование системы</w:t>
+      </w:r>
+      <w:r>
+        <w:t>;</w:t>
+      </w:r>
+    </w:p>
+    <w:p>
+      <w:pPr>
+        <w:spacing w:line="360" w:lineRule="auto"/>
+        <w:ind w:firstLine="851"/>
+        <w:jc w:val="both"/>
+      </w:pPr>
+      <w:r>
+        <w:t xml:space="preserve">3) провести нагрузочное тестирование системы, в котором выполняются </w:t>
+      </w:r>
+      <w:r>
+        <w:t>3000</w:t>
+      </w:r>
+      <w:r>
+        <w:t xml:space="preserve"> </w:t>
+      </w:r>
+      <w:r>
+        <w:t>запросов от пользователей в течении 30 секунд.</w:t>
+      </w:r>
+    </w:p>
+    <w:p>
+      <w:pPr>
+        <w:spacing w:line="360" w:lineRule="auto"/>
+        <w:ind w:firstLine="851"/>
+        <w:jc w:val="both"/>
+      </w:pPr>
+      <w:r>
+        <w:t>4) провести стресс тестирование системы, в котором выполняется 500 запросов от пользователей в течении 1 секунды.</w:t>
+      </w:r>
+    </w:p>
+    <w:p>
+      <w:pPr>
+        <w:spacing w:line="360" w:lineRule="auto"/>
+        <w:ind w:firstLine="851"/>
+        <w:jc w:val="both"/>
+      </w:pPr>
+    </w:p>
+    <w:p>
+      <w:pPr>
+        <w:spacing w:line="360" w:lineRule="auto"/>
+        <w:ind w:firstLine="851"/>
+        <w:jc w:val="both"/>
+      </w:pPr>
+    </w:p>
+    <w:p>
+      <w:pPr>
+        <w:spacing w:line="360" w:lineRule="auto"/>
+        <w:ind w:firstLine="851"/>
+        <w:jc w:val="both"/>
+      </w:pPr>
+    </w:p>
+    <w:p>
+      <w:pPr>
+        <w:spacing w:line="360" w:lineRule="auto"/>
+        <w:ind w:firstLine="851"/>
+        <w:jc w:val="both"/>
+      </w:pPr>
+      <w:r>
+        <w:lastRenderedPageBreak/>
+        <w:t>2. Проектирование и реализация базы данных</w:t>
+      </w:r>
+    </w:p>
+    <w:p>
+      <w:pPr>
+        <w:spacing w:line="360" w:lineRule="auto"/>
+        <w:ind w:firstLine="851"/>
+        <w:jc w:val="both"/>
+      </w:pPr>
+      <w:r>
+        <w:t xml:space="preserve">2.1 </w:t>
+      </w:r>
+      <w:r>
+        <w:rPr>
+          <w:lang w:val="en-US"/>
+        </w:rPr>
+        <w:t>ER</w:t>
+      </w:r>
+      <w:r>
+        <w:t>-</w:t>
+      </w:r>
+      <w:r>
+        <w:t>диаграмма</w:t>
+      </w:r>
+    </w:p>
+    <w:p>
+      <w:pPr>
+        <w:spacing w:line="360" w:lineRule="auto"/>
+        <w:ind w:firstLine="851"/>
+        <w:jc w:val="both"/>
+      </w:pPr>
+      <w:r>
+        <w:t xml:space="preserve">Проектирование и реализация базы данных являются сложными процессами, которые требуют своих собственных подходов и решений. Для упрощения процесса проектирования была разработана и использована </w:t>
+      </w:r>
+      <w:r>
+        <w:rPr>
+          <w:lang w:val="en-US"/>
+        </w:rPr>
+        <w:t>ER</w:t>
+      </w:r>
+      <w:r>
+        <w:t>-модель(</w:t>
+      </w:r>
+      <w:r>
+        <w:rPr>
+          <w:lang w:val="en-US"/>
+        </w:rPr>
+        <w:t>Entity</w:t>
+      </w:r>
+      <w:r>
+        <w:t>-</w:t>
+      </w:r>
+      <w:r>
+        <w:rPr>
+          <w:lang w:val="en-US"/>
+        </w:rPr>
+        <w:t>Relationship</w:t>
+      </w:r>
+      <w:r>
+        <w:t xml:space="preserve"> </w:t>
+      </w:r>
+      <w:r>
+        <w:t>модель), которая описывает все сущности, их атрибуты, а также отношения между ними с использованием графической нотации Питера Чена.</w:t>
+      </w:r>
+    </w:p>
+    <w:p>
+      <w:pPr>
+        <w:spacing w:line="360" w:lineRule="auto"/>
+        <w:ind w:firstLine="851"/>
+        <w:jc w:val="both"/>
+      </w:pPr>
+      <w:r>
+        <w:t>Модели сущность-связь основаны на выделении в предметной области, для которой осуществляется проектирование базы данных, различных типов объектов, информацию о которых требуется хранить в базе данных.</w:t>
+      </w:r>
+    </w:p>
+    <w:p>
+      <w:pPr>
+        <w:spacing w:line="360" w:lineRule="auto"/>
+        <w:ind w:firstLine="851"/>
+        <w:jc w:val="both"/>
+        <w:rPr>
+          <w:color w:val="000000" w:themeColor="text1"/>
+        </w:rPr>
+      </w:pPr>
+      <w:r>
+        <w:t xml:space="preserve">Основными терминами </w:t>
+      </w:r>
+      <w:r>
+        <w:rPr>
+          <w:lang w:val="en-US"/>
+        </w:rPr>
+        <w:t>ER</w:t>
+      </w:r>
+      <w:r>
+        <w:t xml:space="preserve">-диаграммы являются сущность, </w:t>
+      </w:r>
+      <w:r>
+        <w:t xml:space="preserve">экземпляр сущности, </w:t>
+      </w:r>
+      <w:r>
+        <w:t>атрибут</w:t>
+      </w:r>
+      <w:r>
+        <w:t>, ключ</w:t>
+      </w:r>
+      <w:r>
+        <w:t xml:space="preserve"> и связь. Сущностью называется класс однотипных объектов, информация о которых обязательно должна быть учтена в модели. Каждая сущность должна иметь имя, выраженное существ</w:t>
+      </w:r>
+      <w:r>
+        <w:t>ительным в единственном числе</w:t>
+      </w:r>
+      <w:r>
+        <w:rPr>
+          <w:color w:val="000000" w:themeColor="text1"/>
+        </w:rPr>
         <w:t>.</w:t>
       </w:r>
       <w:r>
+        <w:rPr>
+          <w:color w:val="000000" w:themeColor="text1"/>
+        </w:rPr>
+        <w:t xml:space="preserve"> Экземпляром сущности называется конкретный представитель данной сущности. Атрибутом сущности называется именованная характеристика, являющаяся некоторым свойством сущности.</w:t>
+      </w:r>
+      <w:r>
+        <w:rPr>
+          <w:color w:val="000000" w:themeColor="text1"/>
+        </w:rPr>
+        <w:t xml:space="preserve"> Ключом сущности называется неизбыточный набор атрибутов, значения которых в совокупности являются уникальными для каждого экземпляра сущности. Неизбыточность означает то, что удаление любого атрибута из ключа нарушает его уникальность. </w:t>
+      </w:r>
+      <w:r>
+        <w:rPr>
+          <w:color w:val="000000" w:themeColor="text1"/>
+        </w:rPr>
+        <w:t>Связью называется ассоциация между двумя сущностями.</w:t>
+      </w:r>
+      <w:r>
+        <w:rPr>
+          <w:color w:val="000000" w:themeColor="text1"/>
+        </w:rPr>
         <w:t xml:space="preserve"> </w:t>
       </w:r>
-    </w:p>
-    <w:p>
-      <w:pPr>
-        <w:spacing w:line="360" w:lineRule="auto"/>
-        <w:ind w:firstLine="851"/>
-        <w:jc w:val="both"/>
-      </w:pPr>
-    </w:p>
-    <w:p>
-      <w:pPr>
-        <w:spacing w:line="360" w:lineRule="auto"/>
-        <w:ind w:firstLine="851"/>
-        <w:jc w:val="both"/>
+      <w:r>
+        <w:rPr>
+          <w:color w:val="000000" w:themeColor="text1"/>
+        </w:rPr>
+        <w:t>Возле каждой сущности на линии, соединяющей ее со связью, цифрами указывается класс принадлежности</w:t>
+      </w:r>
+      <w:r>
+        <w:rPr>
+          <w:color w:val="000000" w:themeColor="text1"/>
+        </w:rPr>
+        <w:t>.</w:t>
+      </w:r>
+    </w:p>
+    <w:p>
+      <w:pPr>
+        <w:spacing w:line="360" w:lineRule="auto"/>
+        <w:ind w:firstLine="851"/>
+        <w:jc w:val="both"/>
+        <w:rPr>
+          <w:color w:val="FF0000"/>
+        </w:rPr>
+      </w:pPr>
+      <w:r>
+        <w:rPr>
+          <w:color w:val="FF0000"/>
+        </w:rPr>
+        <w:t>В нотации Мартина Чена выделяют зависимые и независимые сущности:</w:t>
+      </w:r>
+    </w:p>
+    <w:p>
+      <w:pPr>
+        <w:pStyle w:val="ac"/>
+        <w:numPr>
+          <w:ilvl w:val="0"/>
+          <w:numId w:val="3"/>
+        </w:numPr>
+        <w:spacing w:line="360" w:lineRule="auto"/>
+        <w:ind w:left="0" w:firstLine="851"/>
+        <w:rPr>
+          <w:color w:val="FF0000"/>
+          <w:sz w:val="24"/>
+        </w:rPr>
+      </w:pPr>
+      <w:r>
+        <w:rPr>
+          <w:color w:val="FF0000"/>
+          <w:sz w:val="24"/>
+        </w:rPr>
+        <w:t xml:space="preserve"> Сущность называется независимой, если каждый экземпляр сущности может быть однозначно идентифицирован без определения его отношений с другими сущностями. </w:t>
+      </w:r>
+    </w:p>
+    <w:p>
+      <w:pPr>
+        <w:pStyle w:val="ac"/>
+        <w:numPr>
+          <w:ilvl w:val="0"/>
+          <w:numId w:val="3"/>
+        </w:numPr>
+        <w:spacing w:line="360" w:lineRule="auto"/>
+        <w:ind w:left="0" w:firstLine="851"/>
+        <w:rPr>
+          <w:color w:val="FF0000"/>
+          <w:sz w:val="24"/>
+        </w:rPr>
+      </w:pPr>
+      <w:r>
+        <w:rPr>
+          <w:color w:val="FF0000"/>
+          <w:sz w:val="24"/>
+        </w:rPr>
+        <w:t xml:space="preserve">Сущность называется зависимой от идентификаторов или просто зависимой, если однозначная идентификация экземпляра сущности зависит от его отношения к другой сущности. </w:t>
+      </w:r>
+    </w:p>
+    <w:p>
+      <w:pPr>
+        <w:spacing w:line="360" w:lineRule="auto"/>
+        <w:ind w:firstLine="851"/>
+        <w:jc w:val="both"/>
+        <w:rPr>
+          <w:color w:val="000000" w:themeColor="text1"/>
+        </w:rPr>
+      </w:pPr>
+      <w:r>
+        <w:rPr>
+          <w:color w:val="000000" w:themeColor="text1"/>
+        </w:rPr>
+        <w:t>Проанализировав предметную область, можно выделить следующие сущности и их атрибуты:</w:t>
+      </w:r>
+    </w:p>
+    <w:p>
+      <w:pPr>
+        <w:spacing w:line="360" w:lineRule="auto"/>
+        <w:ind w:firstLine="851"/>
+        <w:jc w:val="both"/>
+        <w:rPr>
+          <w:color w:val="000000" w:themeColor="text1"/>
+        </w:rPr>
+      </w:pPr>
+      <w:r>
+        <w:rPr>
+          <w:color w:val="000000" w:themeColor="text1"/>
+        </w:rPr>
+        <w:t xml:space="preserve">Сущность «Клиент», </w:t>
+      </w:r>
+      <w:r>
+        <w:rPr>
+          <w:color w:val="000000" w:themeColor="text1"/>
+        </w:rPr>
+        <w:t>определяющая человека, оставившего заявку в нашу авторемонтную мастерскую. Атрибуты сущности «Клиент»:</w:t>
+      </w:r>
+    </w:p>
+    <w:p>
+      <w:pPr>
+        <w:pStyle w:val="ac"/>
+        <w:numPr>
+          <w:ilvl w:val="1"/>
+          <w:numId w:val="4"/>
+        </w:numPr>
+        <w:spacing w:line="240" w:lineRule="auto"/>
+        <w:ind w:left="993" w:firstLine="0"/>
+        <w:rPr>
+          <w:sz w:val="24"/>
+        </w:rPr>
+      </w:pPr>
+      <w:r>
+        <w:rPr>
+          <w:sz w:val="24"/>
+        </w:rPr>
+        <w:t>ФИО</w:t>
+      </w:r>
+      <w:r>
+        <w:rPr>
+          <w:sz w:val="24"/>
+        </w:rPr>
+        <w:t>;</w:t>
+      </w:r>
+    </w:p>
+    <w:p>
+      <w:pPr>
+        <w:pStyle w:val="ac"/>
+        <w:numPr>
+          <w:ilvl w:val="1"/>
+          <w:numId w:val="4"/>
+        </w:numPr>
+        <w:spacing w:line="240" w:lineRule="auto"/>
+        <w:ind w:left="993" w:firstLine="0"/>
+        <w:rPr>
+          <w:sz w:val="24"/>
+        </w:rPr>
+      </w:pPr>
+      <w:r>
+        <w:rPr>
+          <w:sz w:val="24"/>
+        </w:rPr>
+        <w:t>номер телефона;</w:t>
+      </w:r>
+    </w:p>
+    <w:p>
+      <w:pPr>
+        <w:pStyle w:val="ac"/>
+        <w:numPr>
+          <w:ilvl w:val="1"/>
+          <w:numId w:val="4"/>
+        </w:numPr>
+        <w:spacing w:line="240" w:lineRule="auto"/>
+        <w:ind w:left="993" w:firstLine="0"/>
+        <w:rPr>
+          <w:sz w:val="24"/>
+        </w:rPr>
+      </w:pPr>
+      <w:r>
+        <w:rPr>
+          <w:sz w:val="24"/>
+        </w:rPr>
+        <w:t>почта</w:t>
+      </w:r>
+      <w:r>
+        <w:rPr>
+          <w:sz w:val="24"/>
+        </w:rPr>
+        <w:t>.</w:t>
+      </w:r>
+    </w:p>
+    <w:p>
+      <w:pPr>
+        <w:ind w:left="993"/>
+      </w:pPr>
+    </w:p>
+    <w:p>
+      <w:pPr>
+        <w:spacing w:line="360" w:lineRule="auto"/>
+        <w:ind w:firstLine="851"/>
+        <w:jc w:val="both"/>
+        <w:rPr>
+          <w:color w:val="000000" w:themeColor="text1"/>
+        </w:rPr>
+      </w:pPr>
+      <w:r>
+        <w:rPr>
+          <w:color w:val="000000" w:themeColor="text1"/>
+        </w:rPr>
+        <w:lastRenderedPageBreak/>
+        <w:t>Сущность «Автомобиль», определяющая автомобиль, принадлежащий клиенту. Атрибуты сущности «Автомобиль»:</w:t>
+      </w:r>
+    </w:p>
+    <w:p>
+      <w:pPr>
+        <w:pStyle w:val="ac"/>
+        <w:numPr>
+          <w:ilvl w:val="1"/>
+          <w:numId w:val="4"/>
+        </w:numPr>
+        <w:spacing w:line="240" w:lineRule="auto"/>
+        <w:ind w:left="993" w:firstLine="0"/>
+        <w:rPr>
+          <w:sz w:val="24"/>
+        </w:rPr>
+      </w:pPr>
+      <w:r>
+        <w:rPr>
+          <w:sz w:val="24"/>
+        </w:rPr>
+        <w:t>марка</w:t>
+      </w:r>
+      <w:r>
+        <w:rPr>
+          <w:sz w:val="24"/>
+        </w:rPr>
+        <w:t>;</w:t>
+      </w:r>
+    </w:p>
+    <w:p>
+      <w:pPr>
+        <w:pStyle w:val="ac"/>
+        <w:numPr>
+          <w:ilvl w:val="1"/>
+          <w:numId w:val="4"/>
+        </w:numPr>
+        <w:spacing w:line="240" w:lineRule="auto"/>
+        <w:ind w:left="993" w:firstLine="0"/>
+        <w:rPr>
+          <w:sz w:val="24"/>
+        </w:rPr>
+      </w:pPr>
+      <w:r>
+        <w:rPr>
+          <w:sz w:val="24"/>
+        </w:rPr>
+        <w:t>модель</w:t>
+      </w:r>
+      <w:r>
+        <w:rPr>
+          <w:sz w:val="24"/>
+        </w:rPr>
+        <w:t>;</w:t>
+      </w:r>
+    </w:p>
+    <w:p>
+      <w:pPr>
+        <w:pStyle w:val="ac"/>
+        <w:numPr>
+          <w:ilvl w:val="1"/>
+          <w:numId w:val="4"/>
+        </w:numPr>
+        <w:spacing w:line="240" w:lineRule="auto"/>
+        <w:ind w:left="993" w:firstLine="0"/>
+        <w:rPr>
+          <w:sz w:val="24"/>
+        </w:rPr>
+      </w:pPr>
+      <w:r>
+        <w:rPr>
+          <w:sz w:val="24"/>
+        </w:rPr>
+        <w:t>год выпуска</w:t>
+      </w:r>
+      <w:r>
+        <w:rPr>
+          <w:sz w:val="24"/>
+        </w:rPr>
+        <w:t>;</w:t>
+      </w:r>
+    </w:p>
+    <w:p>
+      <w:pPr>
+        <w:pStyle w:val="ac"/>
+        <w:numPr>
+          <w:ilvl w:val="1"/>
+          <w:numId w:val="4"/>
+        </w:numPr>
+        <w:spacing w:line="240" w:lineRule="auto"/>
+        <w:ind w:left="993" w:firstLine="0"/>
+        <w:rPr>
+          <w:sz w:val="24"/>
+        </w:rPr>
+      </w:pPr>
+      <w:r>
+        <w:rPr>
+          <w:sz w:val="24"/>
+          <w:lang w:val="en-US"/>
+        </w:rPr>
+        <w:t>VIN</w:t>
+      </w:r>
+      <w:r>
+        <w:rPr>
+          <w:sz w:val="24"/>
+        </w:rPr>
+        <w:t>;</w:t>
+      </w:r>
+    </w:p>
+    <w:p>
+      <w:pPr>
+        <w:pStyle w:val="ac"/>
+        <w:numPr>
+          <w:ilvl w:val="1"/>
+          <w:numId w:val="4"/>
+        </w:numPr>
+        <w:spacing w:line="240" w:lineRule="auto"/>
+        <w:ind w:left="993" w:firstLine="0"/>
+        <w:rPr>
+          <w:sz w:val="24"/>
+        </w:rPr>
+      </w:pPr>
+      <w:r>
+        <w:rPr>
+          <w:sz w:val="24"/>
+        </w:rPr>
+        <w:t>г</w:t>
+      </w:r>
+      <w:r>
+        <w:rPr>
+          <w:sz w:val="24"/>
+        </w:rPr>
+        <w:t>осударственный номер</w:t>
+      </w:r>
+      <w:r>
+        <w:rPr>
+          <w:sz w:val="24"/>
+        </w:rPr>
+        <w:t>.</w:t>
+      </w:r>
+    </w:p>
+    <w:p>
+      <w:pPr>
+        <w:ind w:left="993"/>
+      </w:pPr>
+    </w:p>
+    <w:p>
+      <w:pPr>
+        <w:spacing w:line="360" w:lineRule="auto"/>
+        <w:ind w:firstLine="851"/>
+        <w:jc w:val="both"/>
+        <w:rPr>
+          <w:color w:val="000000" w:themeColor="text1"/>
+        </w:rPr>
+      </w:pPr>
+      <w:r>
+        <w:rPr>
+          <w:color w:val="000000" w:themeColor="text1"/>
+        </w:rPr>
+        <w:t xml:space="preserve"> </w:t>
+      </w:r>
+      <w:r>
+        <w:rPr>
+          <w:color w:val="000000" w:themeColor="text1"/>
+        </w:rPr>
+        <w:t>Сущность «Заявка», определяющая заявку, котору оставляет клиент при обращении, либо же заявку, которую создаёт администратор. Атрибуты сущности «Заявка»:</w:t>
+      </w:r>
+    </w:p>
+    <w:p>
+      <w:pPr>
+        <w:pStyle w:val="ac"/>
+        <w:numPr>
+          <w:ilvl w:val="1"/>
+          <w:numId w:val="5"/>
+        </w:numPr>
+        <w:spacing w:line="240" w:lineRule="auto"/>
+        <w:ind w:left="993" w:firstLine="0"/>
+        <w:rPr>
+          <w:sz w:val="24"/>
+        </w:rPr>
+      </w:pPr>
+      <w:r>
+        <w:rPr>
+          <w:sz w:val="24"/>
+        </w:rPr>
+        <w:t>описание</w:t>
+      </w:r>
+      <w:r>
+        <w:rPr>
+          <w:sz w:val="24"/>
+        </w:rPr>
+        <w:t>;</w:t>
+      </w:r>
+    </w:p>
+    <w:p>
+      <w:pPr>
+        <w:pStyle w:val="ac"/>
+        <w:numPr>
+          <w:ilvl w:val="1"/>
+          <w:numId w:val="5"/>
+        </w:numPr>
+        <w:spacing w:line="240" w:lineRule="auto"/>
+        <w:ind w:left="993" w:firstLine="0"/>
+        <w:rPr>
+          <w:sz w:val="24"/>
+        </w:rPr>
+      </w:pPr>
+      <w:r>
+        <w:rPr>
+          <w:sz w:val="24"/>
+        </w:rPr>
+        <w:t>дата оформления заявки</w:t>
+      </w:r>
+      <w:r>
+        <w:rPr>
+          <w:sz w:val="24"/>
+        </w:rPr>
+        <w:t>;</w:t>
+      </w:r>
+    </w:p>
+    <w:p>
+      <w:pPr>
+        <w:pStyle w:val="ac"/>
+        <w:numPr>
+          <w:ilvl w:val="1"/>
+          <w:numId w:val="5"/>
+        </w:numPr>
+        <w:spacing w:line="240" w:lineRule="auto"/>
+        <w:ind w:left="993" w:firstLine="0"/>
+        <w:rPr>
+          <w:sz w:val="24"/>
+        </w:rPr>
+      </w:pPr>
+      <w:r>
+        <w:rPr>
+          <w:sz w:val="24"/>
+        </w:rPr>
+        <w:t>дата обновления заявки</w:t>
+      </w:r>
+      <w:r>
+        <w:rPr>
+          <w:sz w:val="24"/>
+        </w:rPr>
+        <w:t>.</w:t>
+      </w:r>
+    </w:p>
+    <w:p>
+      <w:pPr>
+        <w:ind w:left="993"/>
+      </w:pPr>
+    </w:p>
+    <w:p>
+      <w:pPr>
+        <w:spacing w:line="360" w:lineRule="auto"/>
+        <w:ind w:firstLine="851"/>
+        <w:jc w:val="both"/>
+        <w:rPr>
+          <w:color w:val="000000" w:themeColor="text1"/>
+        </w:rPr>
+      </w:pPr>
+      <w:r>
+        <w:rPr>
+          <w:color w:val="000000" w:themeColor="text1"/>
+        </w:rPr>
+        <w:t xml:space="preserve">  </w:t>
+      </w:r>
+      <w:r>
+        <w:rPr>
+          <w:color w:val="000000" w:themeColor="text1"/>
+        </w:rPr>
+        <w:t>Сущность «Персонал», определяющая человека, являющегося работников авторемонтной мастерской. Атрибуты сущности «Персонал»:</w:t>
+      </w:r>
+    </w:p>
+    <w:p>
+      <w:pPr>
+        <w:pStyle w:val="ac"/>
+        <w:numPr>
+          <w:ilvl w:val="1"/>
+          <w:numId w:val="5"/>
+        </w:numPr>
+        <w:spacing w:line="240" w:lineRule="auto"/>
+        <w:ind w:left="993" w:firstLine="0"/>
+        <w:rPr>
+          <w:sz w:val="24"/>
+        </w:rPr>
+      </w:pPr>
+      <w:r>
+        <w:rPr>
+          <w:sz w:val="24"/>
+        </w:rPr>
+        <w:t>ФИО</w:t>
+      </w:r>
+      <w:r>
+        <w:rPr>
+          <w:sz w:val="24"/>
+        </w:rPr>
+        <w:t>;</w:t>
+      </w:r>
+    </w:p>
+    <w:p>
+      <w:pPr>
+        <w:pStyle w:val="ac"/>
+        <w:numPr>
+          <w:ilvl w:val="1"/>
+          <w:numId w:val="5"/>
+        </w:numPr>
+        <w:spacing w:line="240" w:lineRule="auto"/>
+        <w:ind w:left="993" w:firstLine="0"/>
+        <w:rPr>
+          <w:sz w:val="24"/>
+        </w:rPr>
+      </w:pPr>
+      <w:r>
+        <w:rPr>
+          <w:sz w:val="24"/>
+        </w:rPr>
+        <w:t>должность</w:t>
+      </w:r>
+      <w:r>
+        <w:rPr>
+          <w:sz w:val="24"/>
+        </w:rPr>
+        <w:t>.</w:t>
+      </w:r>
+    </w:p>
+    <w:p>
+      <w:pPr>
+        <w:ind w:left="993"/>
+      </w:pPr>
+    </w:p>
+    <w:p>
+      <w:pPr>
+        <w:spacing w:line="360" w:lineRule="auto"/>
+        <w:ind w:firstLine="851"/>
+        <w:jc w:val="both"/>
+        <w:rPr>
+          <w:color w:val="000000" w:themeColor="text1"/>
+        </w:rPr>
+      </w:pPr>
+      <w:r>
+        <w:rPr>
+          <w:color w:val="000000" w:themeColor="text1"/>
+        </w:rPr>
+        <w:t xml:space="preserve">  </w:t>
+      </w:r>
+      <w:r>
+        <w:rPr>
+          <w:color w:val="000000" w:themeColor="text1"/>
+        </w:rPr>
+        <w:t>Сущность «</w:t>
+      </w:r>
+      <w:r>
+        <w:rPr>
+          <w:color w:val="000000" w:themeColor="text1"/>
+        </w:rPr>
+        <w:t>Филиал</w:t>
+      </w:r>
+      <w:r>
+        <w:rPr>
+          <w:color w:val="000000" w:themeColor="text1"/>
+        </w:rPr>
+        <w:t>», определяющая</w:t>
+      </w:r>
+      <w:r>
+        <w:rPr>
+          <w:color w:val="000000" w:themeColor="text1"/>
+        </w:rPr>
+        <w:t xml:space="preserve"> филиал авторемонтной мастерской</w:t>
+      </w:r>
+      <w:r>
+        <w:rPr>
+          <w:color w:val="000000" w:themeColor="text1"/>
+        </w:rPr>
+        <w:t>. Атрибуты сущности «</w:t>
+      </w:r>
+      <w:r>
+        <w:rPr>
+          <w:color w:val="000000" w:themeColor="text1"/>
+        </w:rPr>
+        <w:t>Филиал</w:t>
+      </w:r>
+      <w:r>
+        <w:rPr>
+          <w:color w:val="000000" w:themeColor="text1"/>
+        </w:rPr>
+        <w:t>»:</w:t>
+      </w:r>
+    </w:p>
+    <w:p>
+      <w:pPr>
+        <w:pStyle w:val="ac"/>
+        <w:numPr>
+          <w:ilvl w:val="1"/>
+          <w:numId w:val="5"/>
+        </w:numPr>
+        <w:spacing w:line="240" w:lineRule="auto"/>
+        <w:ind w:left="993" w:firstLine="0"/>
+        <w:rPr>
+          <w:sz w:val="24"/>
+        </w:rPr>
+      </w:pPr>
+      <w:r>
+        <w:rPr>
+          <w:sz w:val="24"/>
+        </w:rPr>
+        <w:t>адрес</w:t>
+      </w:r>
+      <w:r>
+        <w:rPr>
+          <w:sz w:val="24"/>
+        </w:rPr>
+        <w:t>;</w:t>
+      </w:r>
+    </w:p>
+    <w:p>
+      <w:pPr>
+        <w:pStyle w:val="ac"/>
+        <w:numPr>
+          <w:ilvl w:val="1"/>
+          <w:numId w:val="5"/>
+        </w:numPr>
+        <w:spacing w:line="240" w:lineRule="auto"/>
+        <w:ind w:left="993" w:firstLine="0"/>
+        <w:rPr>
+          <w:sz w:val="24"/>
+        </w:rPr>
+      </w:pPr>
+      <w:r>
+        <w:rPr>
+          <w:sz w:val="24"/>
+        </w:rPr>
+        <w:t>номер телефона</w:t>
+      </w:r>
+      <w:r>
+        <w:rPr>
+          <w:sz w:val="24"/>
+        </w:rPr>
+        <w:t>.</w:t>
+      </w:r>
+    </w:p>
+    <w:p>
+      <w:pPr>
+        <w:ind w:left="993"/>
+      </w:pPr>
+    </w:p>
+    <w:p>
+      <w:pPr>
+        <w:spacing w:line="360" w:lineRule="auto"/>
+        <w:ind w:firstLine="851"/>
+        <w:jc w:val="both"/>
+        <w:rPr>
+          <w:color w:val="000000" w:themeColor="text1"/>
+        </w:rPr>
+      </w:pPr>
+      <w:r>
+        <w:rPr>
+          <w:color w:val="000000" w:themeColor="text1"/>
+        </w:rPr>
+        <w:t xml:space="preserve">  </w:t>
+      </w:r>
+      <w:r>
+        <w:rPr>
+          <w:color w:val="000000" w:themeColor="text1"/>
+        </w:rPr>
+        <w:t>Сущность «Заказ-наряд», определяющая документ, содержащей в себе всю информацию, связанную с проведёнными работами, оказанными услугами и прочими действиями, связанными с обслуживанием клиента. Атрибуты сущности «Заказ-наряд»:</w:t>
+      </w:r>
+    </w:p>
+    <w:p>
+      <w:pPr>
+        <w:pStyle w:val="ac"/>
+        <w:numPr>
+          <w:ilvl w:val="1"/>
+          <w:numId w:val="5"/>
+        </w:numPr>
+        <w:spacing w:line="240" w:lineRule="auto"/>
+        <w:ind w:left="993" w:firstLine="0"/>
+        <w:rPr>
+          <w:sz w:val="24"/>
+        </w:rPr>
+      </w:pPr>
+      <w:r>
+        <w:rPr>
+          <w:sz w:val="24"/>
+        </w:rPr>
+        <w:t>номер</w:t>
+      </w:r>
+      <w:r>
+        <w:rPr>
+          <w:sz w:val="24"/>
+        </w:rPr>
+        <w:t>;</w:t>
+      </w:r>
+    </w:p>
+    <w:p>
+      <w:pPr>
+        <w:pStyle w:val="ac"/>
+        <w:numPr>
+          <w:ilvl w:val="1"/>
+          <w:numId w:val="5"/>
+        </w:numPr>
+        <w:spacing w:line="240" w:lineRule="auto"/>
+        <w:ind w:left="993" w:firstLine="0"/>
+        <w:rPr>
+          <w:sz w:val="24"/>
+        </w:rPr>
+      </w:pPr>
+      <w:r>
+        <w:rPr>
+          <w:sz w:val="24"/>
+        </w:rPr>
+        <w:t>стадия выполнения</w:t>
+      </w:r>
+      <w:r>
+        <w:rPr>
+          <w:sz w:val="24"/>
+        </w:rPr>
+        <w:t>;</w:t>
+      </w:r>
+    </w:p>
+    <w:p>
+      <w:pPr>
+        <w:pStyle w:val="ac"/>
+        <w:numPr>
+          <w:ilvl w:val="1"/>
+          <w:numId w:val="5"/>
+        </w:numPr>
+        <w:spacing w:line="240" w:lineRule="auto"/>
+        <w:ind w:left="993" w:firstLine="0"/>
+        <w:rPr>
+          <w:sz w:val="24"/>
+        </w:rPr>
+      </w:pPr>
+      <w:r>
+        <w:rPr>
+          <w:sz w:val="24"/>
+        </w:rPr>
+        <w:t>итоговая стоимость комплектующих</w:t>
+      </w:r>
+      <w:r>
+        <w:rPr>
+          <w:sz w:val="24"/>
+        </w:rPr>
+        <w:t>;</w:t>
+      </w:r>
+    </w:p>
+    <w:p>
+      <w:pPr>
+        <w:pStyle w:val="ac"/>
+        <w:numPr>
+          <w:ilvl w:val="1"/>
+          <w:numId w:val="5"/>
+        </w:numPr>
+        <w:spacing w:line="240" w:lineRule="auto"/>
+        <w:ind w:left="993" w:firstLine="0"/>
+        <w:rPr>
+          <w:sz w:val="24"/>
+        </w:rPr>
+      </w:pPr>
+      <w:r>
+        <w:rPr>
+          <w:sz w:val="24"/>
+        </w:rPr>
+        <w:t>итоговая стоимость услуг</w:t>
+      </w:r>
+      <w:r>
+        <w:rPr>
+          <w:sz w:val="24"/>
+        </w:rPr>
+        <w:t>;</w:t>
+      </w:r>
+    </w:p>
+    <w:p>
+      <w:pPr>
+        <w:pStyle w:val="ac"/>
+        <w:numPr>
+          <w:ilvl w:val="1"/>
+          <w:numId w:val="5"/>
+        </w:numPr>
+        <w:spacing w:line="240" w:lineRule="auto"/>
+        <w:ind w:left="993" w:firstLine="0"/>
+        <w:rPr>
+          <w:sz w:val="24"/>
+        </w:rPr>
+      </w:pPr>
+      <w:r>
+        <w:rPr>
+          <w:sz w:val="24"/>
+        </w:rPr>
+        <w:t>итоговая стоимость</w:t>
+      </w:r>
+      <w:r>
+        <w:rPr>
+          <w:sz w:val="24"/>
+          <w:lang w:val="en-US"/>
+        </w:rPr>
+        <w:t>;</w:t>
+      </w:r>
+    </w:p>
+    <w:p>
+      <w:pPr>
+        <w:pStyle w:val="ac"/>
+        <w:numPr>
+          <w:ilvl w:val="1"/>
+          <w:numId w:val="5"/>
+        </w:numPr>
+        <w:spacing w:line="240" w:lineRule="auto"/>
+        <w:ind w:left="993" w:firstLine="0"/>
+        <w:rPr>
+          <w:sz w:val="24"/>
+        </w:rPr>
+      </w:pPr>
+      <w:r>
+        <w:rPr>
+          <w:sz w:val="24"/>
+        </w:rPr>
+        <w:t>дата создания</w:t>
+      </w:r>
+      <w:r>
+        <w:rPr>
+          <w:sz w:val="24"/>
+          <w:lang w:val="en-US"/>
+        </w:rPr>
+        <w:t>;</w:t>
+      </w:r>
+    </w:p>
+    <w:p>
+      <w:pPr>
+        <w:pStyle w:val="ac"/>
+        <w:numPr>
+          <w:ilvl w:val="1"/>
+          <w:numId w:val="5"/>
+        </w:numPr>
+        <w:spacing w:line="240" w:lineRule="auto"/>
+        <w:ind w:left="993" w:firstLine="0"/>
+        <w:rPr>
+          <w:sz w:val="24"/>
+        </w:rPr>
+      </w:pPr>
+      <w:r>
+        <w:rPr>
+          <w:sz w:val="24"/>
+        </w:rPr>
+        <w:t>дата закрытия</w:t>
+      </w:r>
+      <w:r>
+        <w:rPr>
+          <w:sz w:val="24"/>
+          <w:lang w:val="en-US"/>
+        </w:rPr>
+        <w:t>;</w:t>
+      </w:r>
+    </w:p>
+    <w:p>
+      <w:pPr>
+        <w:ind w:left="993"/>
+      </w:pPr>
+    </w:p>
+    <w:p>
+      <w:pPr>
+        <w:spacing w:line="360" w:lineRule="auto"/>
+        <w:ind w:firstLine="851"/>
+        <w:jc w:val="both"/>
+        <w:rPr>
+          <w:color w:val="000000" w:themeColor="text1"/>
+        </w:rPr>
+      </w:pPr>
+      <w:r>
+        <w:rPr>
+          <w:color w:val="000000" w:themeColor="text1"/>
+        </w:rPr>
+        <w:t>Сущность «Поставщик», определяющая организацию, которая занимается поставками комплектующих в филиалы. Атрибуты сущности «Поставщик»:</w:t>
+      </w:r>
+    </w:p>
+    <w:p>
+      <w:pPr>
+        <w:pStyle w:val="ac"/>
+        <w:numPr>
+          <w:ilvl w:val="1"/>
+          <w:numId w:val="5"/>
+        </w:numPr>
+        <w:spacing w:line="240" w:lineRule="auto"/>
+        <w:ind w:left="993" w:firstLine="0"/>
+        <w:rPr>
+          <w:sz w:val="24"/>
+        </w:rPr>
+      </w:pPr>
+      <w:r>
+        <w:rPr>
+          <w:sz w:val="24"/>
+        </w:rPr>
+        <w:t>название;</w:t>
+      </w:r>
+    </w:p>
+    <w:p>
+      <w:pPr>
+        <w:pStyle w:val="ac"/>
+        <w:numPr>
+          <w:ilvl w:val="1"/>
+          <w:numId w:val="5"/>
+        </w:numPr>
+        <w:spacing w:line="240" w:lineRule="auto"/>
+        <w:ind w:left="993" w:firstLine="0"/>
+        <w:rPr>
+          <w:sz w:val="24"/>
+        </w:rPr>
+      </w:pPr>
+      <w:r>
+        <w:rPr>
+          <w:sz w:val="24"/>
+        </w:rPr>
+        <w:t>юридический адрес;</w:t>
+      </w:r>
+    </w:p>
+    <w:p>
+      <w:pPr>
+        <w:pStyle w:val="ac"/>
+        <w:numPr>
+          <w:ilvl w:val="1"/>
+          <w:numId w:val="5"/>
+        </w:numPr>
+        <w:spacing w:line="240" w:lineRule="auto"/>
+        <w:ind w:left="993" w:firstLine="0"/>
+        <w:rPr>
+          <w:sz w:val="24"/>
+        </w:rPr>
+      </w:pPr>
+      <w:r>
+        <w:rPr>
+          <w:sz w:val="24"/>
+        </w:rPr>
+        <w:t>номер телефона;</w:t>
+      </w:r>
+    </w:p>
+    <w:p>
+      <w:pPr>
+        <w:pStyle w:val="ac"/>
+        <w:numPr>
+          <w:ilvl w:val="1"/>
+          <w:numId w:val="5"/>
+        </w:numPr>
+        <w:spacing w:line="240" w:lineRule="auto"/>
+        <w:ind w:left="993" w:firstLine="0"/>
+        <w:rPr>
+          <w:sz w:val="24"/>
+        </w:rPr>
+      </w:pPr>
+      <w:r>
+        <w:rPr>
+          <w:sz w:val="24"/>
+        </w:rPr>
+        <w:t>ИНН</w:t>
+      </w:r>
+      <w:r>
+        <w:rPr>
+          <w:sz w:val="24"/>
+          <w:lang w:val="en-US"/>
+        </w:rPr>
+        <w:t>;</w:t>
+      </w:r>
+    </w:p>
+    <w:p>
+      <w:pPr>
+        <w:ind w:left="993"/>
+      </w:pPr>
+    </w:p>
+    <w:p>
+      <w:pPr>
+        <w:spacing w:line="360" w:lineRule="auto"/>
+        <w:ind w:firstLine="851"/>
+        <w:jc w:val="both"/>
+        <w:rPr>
+          <w:color w:val="000000" w:themeColor="text1"/>
+        </w:rPr>
+      </w:pPr>
+      <w:r>
+        <w:rPr>
+          <w:color w:val="000000" w:themeColor="text1"/>
+        </w:rPr>
+        <w:lastRenderedPageBreak/>
+        <w:t xml:space="preserve">  </w:t>
+      </w:r>
+      <w:r>
+        <w:rPr>
+          <w:color w:val="000000" w:themeColor="text1"/>
+        </w:rPr>
+        <w:t>Сущность «</w:t>
+      </w:r>
+      <w:r>
+        <w:rPr>
+          <w:color w:val="FF0000"/>
+        </w:rPr>
+        <w:t>Договор</w:t>
+      </w:r>
+      <w:r>
+        <w:rPr>
+          <w:color w:val="FF0000"/>
+        </w:rPr>
+        <w:t xml:space="preserve"> закупки комплектующих</w:t>
+      </w:r>
+      <w:r>
+        <w:rPr>
+          <w:color w:val="000000" w:themeColor="text1"/>
+        </w:rPr>
+        <w:t>», документ, содержащий в себе список заказанных у поставщика комплектующих. Атрибуты сущности «Договор»:</w:t>
+      </w:r>
+    </w:p>
+    <w:p>
+      <w:pPr>
+        <w:pStyle w:val="ac"/>
+        <w:numPr>
+          <w:ilvl w:val="1"/>
+          <w:numId w:val="5"/>
+        </w:numPr>
+        <w:spacing w:line="240" w:lineRule="auto"/>
+        <w:ind w:left="993" w:firstLine="0"/>
+        <w:rPr>
+          <w:sz w:val="24"/>
+        </w:rPr>
+      </w:pPr>
+      <w:r>
+        <w:rPr>
+          <w:sz w:val="24"/>
+        </w:rPr>
+        <w:t>дата создания</w:t>
+      </w:r>
+      <w:r>
+        <w:rPr>
+          <w:sz w:val="24"/>
+        </w:rPr>
+        <w:t>;</w:t>
+      </w:r>
+    </w:p>
+    <w:p>
+      <w:pPr>
+        <w:pStyle w:val="ac"/>
+        <w:numPr>
+          <w:ilvl w:val="1"/>
+          <w:numId w:val="5"/>
+        </w:numPr>
+        <w:spacing w:line="240" w:lineRule="auto"/>
+        <w:ind w:left="993" w:firstLine="0"/>
+        <w:rPr>
+          <w:sz w:val="24"/>
+        </w:rPr>
+      </w:pPr>
+      <w:r>
+        <w:rPr>
+          <w:sz w:val="24"/>
+        </w:rPr>
+        <w:t>дата обновления</w:t>
+      </w:r>
+      <w:r>
+        <w:rPr>
+          <w:sz w:val="24"/>
+          <w:lang w:val="en-US"/>
+        </w:rPr>
+        <w:t>;</w:t>
+      </w:r>
+    </w:p>
+    <w:p>
+      <w:pPr>
+        <w:ind w:left="993"/>
+      </w:pPr>
+    </w:p>
+    <w:p>
+      <w:pPr>
+        <w:spacing w:line="360" w:lineRule="auto"/>
+        <w:ind w:firstLine="851"/>
+        <w:jc w:val="both"/>
+        <w:rPr>
+          <w:color w:val="000000" w:themeColor="text1"/>
+        </w:rPr>
+      </w:pPr>
+      <w:r>
+        <w:rPr>
+          <w:color w:val="000000" w:themeColor="text1"/>
+        </w:rPr>
+        <w:t xml:space="preserve">  </w:t>
+      </w:r>
+      <w:r>
+        <w:rPr>
+          <w:color w:val="000000" w:themeColor="text1"/>
+        </w:rPr>
+        <w:t>Сущность «Комплектующие», определяющая комплектующи</w:t>
+      </w:r>
+      <w:r>
+        <w:rPr>
+          <w:color w:val="000000" w:themeColor="text1"/>
+        </w:rPr>
+        <w:t>е</w:t>
+      </w:r>
+      <w:r>
+        <w:rPr>
+          <w:color w:val="000000" w:themeColor="text1"/>
+        </w:rPr>
+        <w:t>, которые находятся в заказ-наряде. Атрибуты сущности «Комплектующие»:</w:t>
+      </w:r>
+    </w:p>
+    <w:p>
+      <w:pPr>
+        <w:pStyle w:val="ac"/>
+        <w:numPr>
+          <w:ilvl w:val="1"/>
+          <w:numId w:val="5"/>
+        </w:numPr>
+        <w:spacing w:line="240" w:lineRule="auto"/>
+        <w:ind w:left="993" w:firstLine="0"/>
+        <w:rPr>
+          <w:sz w:val="24"/>
+        </w:rPr>
+      </w:pPr>
+      <w:r>
+        <w:rPr>
+          <w:sz w:val="24"/>
+        </w:rPr>
+        <w:t>название;</w:t>
+      </w:r>
+    </w:p>
+    <w:p>
+      <w:pPr>
+        <w:pStyle w:val="ac"/>
+        <w:numPr>
+          <w:ilvl w:val="1"/>
+          <w:numId w:val="5"/>
+        </w:numPr>
+        <w:spacing w:line="240" w:lineRule="auto"/>
+        <w:ind w:left="993" w:firstLine="0"/>
+        <w:rPr>
+          <w:sz w:val="24"/>
+        </w:rPr>
+      </w:pPr>
+      <w:r>
+        <w:rPr>
+          <w:sz w:val="24"/>
+        </w:rPr>
+        <w:t>цена;</w:t>
+      </w:r>
+    </w:p>
+    <w:p>
+      <w:pPr>
+        <w:pStyle w:val="ac"/>
+        <w:numPr>
+          <w:ilvl w:val="1"/>
+          <w:numId w:val="5"/>
+        </w:numPr>
+        <w:spacing w:line="240" w:lineRule="auto"/>
+        <w:ind w:left="993" w:firstLine="0"/>
+        <w:rPr>
+          <w:sz w:val="24"/>
+        </w:rPr>
+      </w:pPr>
+      <w:r>
+        <w:rPr>
+          <w:sz w:val="24"/>
+        </w:rPr>
+        <w:t>количество</w:t>
+      </w:r>
+      <w:r>
+        <w:rPr>
+          <w:sz w:val="24"/>
+          <w:lang w:val="en-US"/>
+        </w:rPr>
+        <w:t>;</w:t>
+      </w:r>
+    </w:p>
+    <w:p>
+      <w:pPr>
+        <w:ind w:left="993"/>
+      </w:pPr>
+    </w:p>
+    <w:p>
+      <w:pPr>
+        <w:spacing w:line="360" w:lineRule="auto"/>
+        <w:ind w:firstLine="851"/>
+        <w:jc w:val="both"/>
+        <w:rPr>
+          <w:color w:val="000000" w:themeColor="text1"/>
+        </w:rPr>
+      </w:pPr>
+      <w:r>
+        <w:rPr>
+          <w:color w:val="000000" w:themeColor="text1"/>
+        </w:rPr>
+        <w:t xml:space="preserve">  </w:t>
+      </w:r>
+      <w:r>
+        <w:rPr>
+          <w:color w:val="000000" w:themeColor="text1"/>
+        </w:rPr>
+        <w:t xml:space="preserve">Сущность «Услуга», определяющая </w:t>
+      </w:r>
+      <w:r>
+        <w:rPr>
+          <w:color w:val="000000" w:themeColor="text1"/>
+        </w:rPr>
+        <w:t>все услуги, которые могут быть проведены в авторемонтной мастерской</w:t>
+      </w:r>
+      <w:r>
+        <w:rPr>
+          <w:color w:val="000000" w:themeColor="text1"/>
+        </w:rPr>
+        <w:t>. Атрибуты сущности «</w:t>
+      </w:r>
+      <w:r>
+        <w:rPr>
+          <w:color w:val="000000" w:themeColor="text1"/>
+        </w:rPr>
+        <w:t>Услуга</w:t>
+      </w:r>
+      <w:r>
+        <w:rPr>
+          <w:color w:val="000000" w:themeColor="text1"/>
+        </w:rPr>
+        <w:t>»:</w:t>
+      </w:r>
+    </w:p>
+    <w:p>
+      <w:pPr>
+        <w:pStyle w:val="ac"/>
+        <w:numPr>
+          <w:ilvl w:val="1"/>
+          <w:numId w:val="5"/>
+        </w:numPr>
+        <w:spacing w:line="240" w:lineRule="auto"/>
+        <w:ind w:left="993" w:firstLine="0"/>
+        <w:rPr>
+          <w:sz w:val="24"/>
+        </w:rPr>
+      </w:pPr>
+      <w:r>
+        <w:rPr>
+          <w:sz w:val="24"/>
+        </w:rPr>
+        <w:t>название</w:t>
+      </w:r>
+      <w:r>
+        <w:rPr>
+          <w:sz w:val="24"/>
+        </w:rPr>
+        <w:t>;</w:t>
+      </w:r>
+    </w:p>
+    <w:p>
+      <w:pPr>
+        <w:pStyle w:val="ac"/>
+        <w:numPr>
+          <w:ilvl w:val="1"/>
+          <w:numId w:val="5"/>
+        </w:numPr>
+        <w:spacing w:line="240" w:lineRule="auto"/>
+        <w:ind w:left="993" w:firstLine="0"/>
+        <w:rPr>
+          <w:sz w:val="24"/>
+        </w:rPr>
+      </w:pPr>
+      <w:r>
+        <w:rPr>
+          <w:sz w:val="24"/>
+        </w:rPr>
+        <w:t>описание</w:t>
+      </w:r>
+      <w:r>
+        <w:rPr>
+          <w:sz w:val="24"/>
+        </w:rPr>
+        <w:t>;</w:t>
+      </w:r>
+    </w:p>
+    <w:p>
+      <w:pPr>
+        <w:pStyle w:val="ac"/>
+        <w:numPr>
+          <w:ilvl w:val="1"/>
+          <w:numId w:val="5"/>
+        </w:numPr>
+        <w:spacing w:line="240" w:lineRule="auto"/>
+        <w:ind w:left="993" w:firstLine="0"/>
+        <w:rPr>
+          <w:sz w:val="24"/>
+        </w:rPr>
+      </w:pPr>
+      <w:r>
+        <w:rPr>
+          <w:sz w:val="24"/>
+        </w:rPr>
+        <w:t>примерное время выполнения</w:t>
+      </w:r>
+      <w:r>
+        <w:rPr>
+          <w:sz w:val="24"/>
+        </w:rPr>
+        <w:t>;</w:t>
+      </w:r>
+    </w:p>
+    <w:p>
+      <w:pPr>
+        <w:pStyle w:val="ac"/>
+        <w:numPr>
+          <w:ilvl w:val="1"/>
+          <w:numId w:val="5"/>
+        </w:numPr>
+        <w:spacing w:line="240" w:lineRule="auto"/>
+        <w:ind w:left="993" w:firstLine="0"/>
+        <w:rPr>
+          <w:sz w:val="24"/>
+        </w:rPr>
+      </w:pPr>
+      <w:r>
+        <w:rPr>
+          <w:sz w:val="24"/>
+        </w:rPr>
+        <w:t>стоимость</w:t>
+      </w:r>
+      <w:r>
+        <w:rPr>
+          <w:sz w:val="24"/>
+          <w:lang w:val="en-US"/>
+        </w:rPr>
+        <w:t>;</w:t>
+      </w:r>
+    </w:p>
+    <w:p>
+      <w:pPr>
+        <w:spacing w:line="360" w:lineRule="auto"/>
+        <w:ind w:firstLine="851"/>
+        <w:jc w:val="both"/>
+        <w:rPr>
+          <w:color w:val="000000" w:themeColor="text1"/>
+        </w:rPr>
+      </w:pPr>
+      <w:r>
+        <w:rPr>
+          <w:color w:val="000000" w:themeColor="text1"/>
+        </w:rPr>
+        <w:t>Данные сущности связаны следующим образом:</w:t>
+      </w:r>
+    </w:p>
+    <w:p>
+      <w:pPr>
+        <w:pStyle w:val="ac"/>
+        <w:numPr>
+          <w:ilvl w:val="1"/>
+          <w:numId w:val="5"/>
+        </w:numPr>
+        <w:spacing w:line="240" w:lineRule="auto"/>
+        <w:ind w:left="0" w:firstLine="709"/>
+        <w:rPr>
+          <w:sz w:val="24"/>
+        </w:rPr>
+      </w:pPr>
+      <w:r>
+        <w:rPr>
+          <w:sz w:val="24"/>
+        </w:rPr>
+        <w:t>Сущность «Клиент» и «Автомобиль» связаны между собой связью «один ко</w:t>
+      </w:r>
+      <w:r>
+        <w:rPr>
+          <w:sz w:val="24"/>
+        </w:rPr>
+        <w:t xml:space="preserve"> </w:t>
+      </w:r>
+      <w:r>
+        <w:rPr>
+          <w:sz w:val="24"/>
+        </w:rPr>
+        <w:t>многим»: один клиент может иметь множество автомобилей, автомобиль может принадлежать только одному клиенту;</w:t>
+      </w:r>
+    </w:p>
+    <w:p>
+      <w:pPr>
+        <w:pStyle w:val="ac"/>
+        <w:numPr>
+          <w:ilvl w:val="1"/>
+          <w:numId w:val="5"/>
+        </w:numPr>
+        <w:spacing w:line="240" w:lineRule="auto"/>
+        <w:ind w:left="0" w:firstLine="709"/>
+        <w:rPr>
+          <w:color w:val="000000" w:themeColor="text1"/>
+        </w:rPr>
+      </w:pPr>
+      <w:r>
+        <w:rPr>
+          <w:sz w:val="24"/>
+        </w:rPr>
+        <w:t>Сущность «Автомобиль» и «Заявка» связаны между собой связью «один ко многим»: на один автомобиль можно оформить множество заявок, в одной заявке можно указать только один автомобиль</w:t>
+      </w:r>
+      <w:r>
+        <w:rPr>
+          <w:sz w:val="24"/>
+        </w:rPr>
+        <w:t>;</w:t>
+      </w:r>
+    </w:p>
+    <w:p>
+      <w:pPr>
+        <w:pStyle w:val="ac"/>
+        <w:numPr>
+          <w:ilvl w:val="1"/>
+          <w:numId w:val="5"/>
+        </w:numPr>
+        <w:spacing w:line="240" w:lineRule="auto"/>
+        <w:ind w:left="0" w:firstLine="709"/>
+        <w:rPr>
+          <w:color w:val="000000" w:themeColor="text1"/>
+        </w:rPr>
+      </w:pPr>
+      <w:r>
+        <w:rPr>
+          <w:sz w:val="24"/>
+        </w:rPr>
+        <w:t>Сущность «Персонал» и «Филиал» связаны между собой связью «один ко многим»: один филиал может иметь множество сотрудников, сотрудник может работать только в одном филиале</w:t>
+      </w:r>
+      <w:r>
+        <w:rPr>
+          <w:sz w:val="24"/>
+        </w:rPr>
+        <w:t>;</w:t>
+      </w:r>
+    </w:p>
+    <w:p>
+      <w:pPr>
+        <w:pStyle w:val="ac"/>
+        <w:numPr>
+          <w:ilvl w:val="1"/>
+          <w:numId w:val="5"/>
+        </w:numPr>
+        <w:spacing w:line="240" w:lineRule="auto"/>
+        <w:ind w:left="0" w:firstLine="709"/>
+        <w:rPr>
+          <w:color w:val="000000" w:themeColor="text1"/>
+        </w:rPr>
+      </w:pPr>
+      <w:r>
+        <w:rPr>
+          <w:sz w:val="24"/>
+        </w:rPr>
+        <w:t>Сущность «Персонал» и «Заявка» связаны между собой связью «один ко многим»: один администратор может оформить множество заявок, в заявке указывается один администратор;</w:t>
+      </w:r>
+    </w:p>
+    <w:p>
+      <w:pPr>
+        <w:pStyle w:val="ac"/>
+        <w:numPr>
+          <w:ilvl w:val="1"/>
+          <w:numId w:val="5"/>
+        </w:numPr>
+        <w:spacing w:line="240" w:lineRule="auto"/>
+        <w:ind w:left="0" w:firstLine="709"/>
+        <w:rPr>
+          <w:color w:val="000000" w:themeColor="text1"/>
+        </w:rPr>
+      </w:pPr>
+      <w:r>
+        <w:rPr>
+          <w:sz w:val="24"/>
+        </w:rPr>
+        <w:t xml:space="preserve">Сущность «Заявка» и «Заказ-наряд» связаны между собой связью «один ко многим»: на основе одной заявки можно создать множество заказ-нарядов, заказ-наряд </w:t>
+      </w:r>
+      <w:r>
+        <w:rPr>
+          <w:sz w:val="24"/>
+        </w:rPr>
+        <w:t>создаётся</w:t>
+      </w:r>
+      <w:r>
+        <w:rPr>
+          <w:sz w:val="24"/>
+        </w:rPr>
+        <w:t xml:space="preserve"> на основе </w:t>
+      </w:r>
+      <w:r>
+        <w:rPr>
+          <w:sz w:val="24"/>
+        </w:rPr>
+        <w:t xml:space="preserve">лишь </w:t>
+      </w:r>
+      <w:r>
+        <w:rPr>
+          <w:sz w:val="24"/>
+        </w:rPr>
+        <w:t>одной заявки;</w:t>
+      </w:r>
+    </w:p>
+    <w:p>
+      <w:pPr>
+        <w:pStyle w:val="ac"/>
+        <w:numPr>
+          <w:ilvl w:val="1"/>
+          <w:numId w:val="5"/>
+        </w:numPr>
+        <w:spacing w:line="240" w:lineRule="auto"/>
+        <w:ind w:left="0" w:firstLine="709"/>
+        <w:rPr>
+          <w:color w:val="000000" w:themeColor="text1"/>
+        </w:rPr>
+      </w:pPr>
+      <w:r>
+        <w:rPr>
+          <w:sz w:val="24"/>
+        </w:rPr>
+        <w:t>Сущность «</w:t>
+      </w:r>
+      <w:r>
+        <w:rPr>
+          <w:sz w:val="24"/>
+        </w:rPr>
+        <w:t>Поставщик</w:t>
+      </w:r>
+      <w:r>
+        <w:rPr>
+          <w:sz w:val="24"/>
+        </w:rPr>
+        <w:t>» и «</w:t>
+      </w:r>
+      <w:r>
+        <w:rPr>
+          <w:sz w:val="24"/>
+        </w:rPr>
+        <w:t>Договор</w:t>
+      </w:r>
+      <w:r>
+        <w:rPr>
+          <w:sz w:val="24"/>
+        </w:rPr>
+        <w:t xml:space="preserve">» связаны между собой связью «один ко многим»: один </w:t>
+      </w:r>
+      <w:r>
+        <w:rPr>
+          <w:sz w:val="24"/>
+        </w:rPr>
+        <w:t>поставщик</w:t>
+      </w:r>
+      <w:r>
+        <w:rPr>
+          <w:sz w:val="24"/>
+        </w:rPr>
+        <w:t xml:space="preserve"> может иметь множество </w:t>
+      </w:r>
+      <w:r>
+        <w:rPr>
+          <w:sz w:val="24"/>
+        </w:rPr>
+        <w:t>договоров</w:t>
+      </w:r>
+      <w:r>
+        <w:rPr>
+          <w:sz w:val="24"/>
+        </w:rPr>
+        <w:t>,</w:t>
+      </w:r>
+      <w:r>
+        <w:rPr>
+          <w:sz w:val="24"/>
+        </w:rPr>
+        <w:t xml:space="preserve"> в договоре указывается только один поставщик</w:t>
+      </w:r>
+      <w:r>
+        <w:rPr>
+          <w:sz w:val="24"/>
+        </w:rPr>
+        <w:t>;</w:t>
+      </w:r>
+    </w:p>
+    <w:p>
+      <w:pPr>
+        <w:pStyle w:val="ac"/>
+        <w:numPr>
+          <w:ilvl w:val="1"/>
+          <w:numId w:val="5"/>
+        </w:numPr>
+        <w:spacing w:line="240" w:lineRule="auto"/>
+        <w:ind w:left="0" w:firstLine="709"/>
+        <w:rPr>
+          <w:color w:val="FF0000"/>
+        </w:rPr>
+      </w:pPr>
+      <w:r>
+        <w:rPr>
+          <w:color w:val="FF0000"/>
+          <w:sz w:val="24"/>
+        </w:rPr>
+        <w:t>Сущность «</w:t>
+      </w:r>
+      <w:r>
+        <w:rPr>
+          <w:color w:val="FF0000"/>
+          <w:sz w:val="24"/>
+        </w:rPr>
+        <w:t>Договор</w:t>
+      </w:r>
+      <w:r>
+        <w:rPr>
+          <w:color w:val="FF0000"/>
+          <w:sz w:val="24"/>
+        </w:rPr>
+        <w:t>» и «</w:t>
+      </w:r>
+      <w:r>
+        <w:rPr>
+          <w:color w:val="FF0000"/>
+          <w:sz w:val="24"/>
+        </w:rPr>
+        <w:t>Заказ-наряд</w:t>
+      </w:r>
+      <w:r>
+        <w:rPr>
+          <w:color w:val="FF0000"/>
+          <w:sz w:val="24"/>
+        </w:rPr>
+        <w:t>» связаны между собой связью «</w:t>
+      </w:r>
+      <w:r>
+        <w:rPr>
+          <w:color w:val="FF0000"/>
+          <w:sz w:val="24"/>
+        </w:rPr>
+        <w:t>многие</w:t>
+      </w:r>
+      <w:r>
+        <w:rPr>
+          <w:color w:val="FF0000"/>
+          <w:sz w:val="24"/>
+        </w:rPr>
+        <w:t xml:space="preserve"> ко многим»: </w:t>
+      </w:r>
+      <w:r>
+        <w:rPr>
+          <w:color w:val="FF0000"/>
+          <w:sz w:val="24"/>
+        </w:rPr>
+        <w:t xml:space="preserve">комплектующие из одного договора могут использоваться во множестве </w:t>
+      </w:r>
+      <w:r>
+        <w:rPr>
+          <w:color w:val="FF0000"/>
+          <w:sz w:val="24"/>
+        </w:rPr>
+        <w:t>заказ-нарядов</w:t>
+      </w:r>
+      <w:r>
+        <w:rPr>
+          <w:color w:val="FF0000"/>
+          <w:sz w:val="24"/>
+        </w:rPr>
+        <w:t xml:space="preserve">, </w:t>
+      </w:r>
+      <w:r>
+        <w:rPr>
+          <w:color w:val="FF0000"/>
+          <w:sz w:val="24"/>
+        </w:rPr>
+        <w:t>заказ-наряд может использовать комплектующие из множества договоров</w:t>
+      </w:r>
+      <w:r>
+        <w:rPr>
+          <w:color w:val="FF0000"/>
+          <w:sz w:val="24"/>
+        </w:rPr>
+        <w:t>;</w:t>
+      </w:r>
+    </w:p>
+    <w:p>
+      <w:pPr>
+        <w:pStyle w:val="ac"/>
+        <w:numPr>
+          <w:ilvl w:val="1"/>
+          <w:numId w:val="5"/>
+        </w:numPr>
+        <w:spacing w:line="240" w:lineRule="auto"/>
+        <w:ind w:left="0" w:firstLine="709"/>
+        <w:rPr>
+          <w:color w:val="000000" w:themeColor="text1"/>
+        </w:rPr>
+      </w:pPr>
+      <w:r>
+        <w:rPr>
+          <w:sz w:val="24"/>
+        </w:rPr>
+        <w:t>Сущность «Услуга» и «Заказ-наряд» связаны между собой связью «многие ко многим»: одна услуга может принадлежать множеству заказ-нарядов, в заказ-наряде может быть множество услуг;</w:t>
+      </w:r>
+    </w:p>
+    <w:p>
+      <w:pPr>
+        <w:ind w:firstLine="709"/>
+        <w:jc w:val="both"/>
+        <w:rPr>
+          <w:color w:val="000000" w:themeColor="text1"/>
+        </w:rPr>
+      </w:pPr>
+    </w:p>
+    <w:p>
+      <w:pPr>
+        <w:ind w:firstLine="709"/>
+        <w:jc w:val="both"/>
+        <w:rPr>
+          <w:color w:val="000000" w:themeColor="text1"/>
+        </w:rPr>
+      </w:pPr>
+    </w:p>
+    <w:p>
+      <w:pPr>
+        <w:ind w:left="993"/>
+        <w:rPr>
+          <w:color w:val="000000" w:themeColor="text1"/>
+        </w:rPr>
+      </w:pPr>
+    </w:p>
+    <w:p>
+      <w:pPr>
+        <w:rPr>
+          <w:color w:val="000000" w:themeColor="text1"/>
+        </w:rPr>
       </w:pPr>
       <w:r>
         <w:rPr>
           <w:noProof/>
+          <w:color w:val="000000" w:themeColor="text1"/>
         </w:rPr>
         <w:lastRenderedPageBreak/>
         <w:drawing>
-          <wp:inline distT="0" distB="0" distL="0" distR="0" wp14:anchorId="57914825" wp14:editId="006B7C34">
-            <wp:extent cx="5940425" cy="3004185"/>
-            <wp:effectExtent l="0" t="0" r="3175" b="5715"/>
+          <wp:inline distT="0" distB="0" distL="0" distR="0" wp14:anchorId="66971B1D" wp14:editId="5A2D6EF0">
+            <wp:extent cx="5935980" cy="5783580"/>
+            <wp:effectExtent l="0" t="0" r="7620" b="7620"/>
+            <wp:docPr id="7" name="Рисунок 7"/>
+            <wp:cNvGraphicFramePr>
+              <a:graphicFrameLocks xmlns:a="http://schemas.openxmlformats.org/drawingml/2006/main" noChangeAspect="1"/>
+            </wp:cNvGraphicFramePr>
+            <a:graphic xmlns:a="http://schemas.openxmlformats.org/drawingml/2006/main">
+              <a:graphicData uri="http://schemas.openxmlformats.org/drawingml/2006/picture">
+                <pic:pic xmlns:pic="http://schemas.openxmlformats.org/drawingml/2006/picture">
+                  <pic:nvPicPr>
+                    <pic:cNvPr id="0" name="Picture 2"/>
+                    <pic:cNvPicPr>
+                      <a:picLocks noChangeAspect="1" noChangeArrowheads="1"/>
+                    </pic:cNvPicPr>
+                  </pic:nvPicPr>
+                  <pic:blipFill>
+                    <a:blip r:embed="rId10" cstate="print">
+                      <a:extLst>
+                        <a:ext uri="{28A0092B-C50C-407E-A947-70E740481C1C}">
+                          <a14:useLocalDpi xmlns:a14="http://schemas.microsoft.com/office/drawing/2010/main" val="0"/>
+                        </a:ext>
+                      </a:extLst>
+                    </a:blip>
+                    <a:srcRect/>
+                    <a:stretch>
+                      <a:fillRect/>
+                    </a:stretch>
+                  </pic:blipFill>
+                  <pic:spPr bwMode="auto">
+                    <a:xfrm>
+                      <a:off x="0" y="0"/>
+                      <a:ext cx="5935980" cy="5783580"/>
+                    </a:xfrm>
+                    <a:prstGeom prst="rect">
+                      <a:avLst/>
+                    </a:prstGeom>
+                    <a:noFill/>
+                    <a:ln>
+                      <a:noFill/>
+                    </a:ln>
+                  </pic:spPr>
+                </pic:pic>
+              </a:graphicData>
+            </a:graphic>
+          </wp:inline>
+        </w:drawing>
+      </w:r>
+    </w:p>
+    <w:p>
+      <w:pPr>
+        <w:spacing w:line="360" w:lineRule="auto"/>
+        <w:ind w:firstLine="709"/>
+        <w:jc w:val="both"/>
+      </w:pPr>
+      <w:r>
+        <w:rPr>
+          <w:color w:val="000000" w:themeColor="text1"/>
+        </w:rPr>
+        <w:tab/>
+        <w:t>Рисунок —</w:t>
+      </w:r>
+      <w:r>
+        <w:t xml:space="preserve"> ER-диаграмма</w:t>
+      </w:r>
+      <w:r>
+        <w:t xml:space="preserve"> информационной</w:t>
+      </w:r>
+      <w:r>
+        <w:t xml:space="preserve"> системы «</w:t>
+      </w:r>
+      <w:r>
+        <w:t>Авторемонтная мастерская»</w:t>
+      </w:r>
+    </w:p>
+    <w:p>
+      <w:pPr>
+        <w:spacing w:line="360" w:lineRule="auto"/>
+        <w:ind w:firstLine="709"/>
+        <w:jc w:val="both"/>
+      </w:pPr>
+      <w:r>
+        <w:t>2.2. Логическая модель базы данных</w:t>
+      </w:r>
+    </w:p>
+    <w:p>
+      <w:pPr>
+        <w:spacing w:line="360" w:lineRule="auto"/>
+        <w:ind w:firstLine="709"/>
+        <w:jc w:val="both"/>
+      </w:pPr>
+      <w:r>
+        <w:t xml:space="preserve">Основываясь на </w:t>
+      </w:r>
+      <w:r>
+        <w:rPr>
+          <w:lang w:val="en-US"/>
+        </w:rPr>
+        <w:t>ER</w:t>
+      </w:r>
+      <w:r>
+        <w:t xml:space="preserve">-диаграмме, которая была описана в предыдущем пункте, была создана логическая модель базы данных информационной системы «Авторемонтная мастерская». На рисунке изображена логическая модель базы данных проектирумой системы. При переходе от концептуальной к логической схеме, были сопоставлены отношения, в них были указаны </w:t>
+      </w:r>
+      <w:r>
+        <w:rPr>
+          <w:color w:val="FF0000"/>
+        </w:rPr>
+        <w:t>первичные</w:t>
+      </w:r>
+      <w:r>
+        <w:rPr>
+          <w:color w:val="FF0000"/>
+        </w:rPr>
+        <w:t xml:space="preserve"> </w:t>
+      </w:r>
+      <w:r>
+        <w:t>и внешние ключи.</w:t>
+      </w:r>
+      <w:r>
+        <w:t xml:space="preserve"> Созданная модель содержит следующие отношения: «Клиент», «Автомобиль», </w:t>
+      </w:r>
+      <w:r>
+        <w:t>«</w:t>
+      </w:r>
+      <w:r>
+        <w:t>Заявка</w:t>
+      </w:r>
+      <w:r>
+        <w:t>»,</w:t>
+      </w:r>
+      <w:r>
+        <w:t xml:space="preserve"> </w:t>
+      </w:r>
+      <w:r>
+        <w:t>«</w:t>
+      </w:r>
+      <w:r>
+        <w:t>Заказ-наряд</w:t>
+      </w:r>
+      <w:r>
+        <w:t>»,</w:t>
+      </w:r>
+      <w:r>
+        <w:t xml:space="preserve"> </w:t>
+      </w:r>
+      <w:r>
+        <w:t>«</w:t>
+      </w:r>
+      <w:r>
+        <w:t>Персонал</w:t>
+      </w:r>
+      <w:r>
+        <w:t>»,</w:t>
+      </w:r>
+      <w:r>
+        <w:t xml:space="preserve"> </w:t>
+      </w:r>
+      <w:r>
+        <w:t>«</w:t>
+      </w:r>
+      <w:r>
+        <w:t>Должность</w:t>
+      </w:r>
+      <w:r>
+        <w:t>»,</w:t>
+      </w:r>
+      <w:r>
+        <w:t xml:space="preserve"> </w:t>
+      </w:r>
+      <w:r>
+        <w:t>«</w:t>
+      </w:r>
+      <w:r>
+        <w:t>Филиал</w:t>
+      </w:r>
+      <w:r>
+        <w:t>»,</w:t>
+      </w:r>
+      <w:r>
+        <w:t xml:space="preserve"> </w:t>
+      </w:r>
+      <w:r>
+        <w:t>«</w:t>
+      </w:r>
+      <w:r>
+        <w:t>Статус Заказ-наряда</w:t>
+      </w:r>
+      <w:r>
+        <w:t>»,</w:t>
+      </w:r>
+      <w:r>
+        <w:t xml:space="preserve"> </w:t>
+      </w:r>
+      <w:r>
+        <w:t>«</w:t>
+      </w:r>
+      <w:r>
+        <w:t>Каталог услуг</w:t>
+      </w:r>
+      <w:r>
+        <w:t>»,</w:t>
+      </w:r>
+      <w:r>
+        <w:t xml:space="preserve"> </w:t>
+      </w:r>
+      <w:r>
+        <w:t>«</w:t>
+      </w:r>
+      <w:r>
+        <w:t>Услуги в Заказ-наряде</w:t>
+      </w:r>
+      <w:r>
+        <w:t>»,</w:t>
+      </w:r>
+      <w:r>
+        <w:t xml:space="preserve"> </w:t>
+      </w:r>
+      <w:r>
+        <w:t>«</w:t>
+      </w:r>
+      <w:r>
+        <w:t>Поставщик</w:t>
+      </w:r>
+      <w:r>
+        <w:t>»,</w:t>
+      </w:r>
+      <w:r>
+        <w:t xml:space="preserve"> </w:t>
+      </w:r>
+      <w:r>
+        <w:t>«</w:t>
+      </w:r>
+      <w:r>
+        <w:t>Договор закупки комплектующих</w:t>
+      </w:r>
+      <w:r>
+        <w:t>»,</w:t>
+      </w:r>
+      <w:r>
+        <w:t xml:space="preserve"> </w:t>
+      </w:r>
+      <w:r>
+        <w:t>«</w:t>
+      </w:r>
+      <w:r>
+        <w:t>Комплектующие в договоре</w:t>
+      </w:r>
+      <w:r>
+        <w:t>»,</w:t>
+      </w:r>
+      <w:r>
+        <w:t xml:space="preserve"> </w:t>
+      </w:r>
+      <w:r>
+        <w:t>«</w:t>
+      </w:r>
+      <w:r>
+        <w:t>Комплектующие в Заказ-наряде</w:t>
+      </w:r>
+      <w:r>
+        <w:t>»</w:t>
+      </w:r>
+      <w:r>
+        <w:t xml:space="preserve">. Все отношения имеют связь «один ко многим». Для разбиения связей «многие ко многим» были введены промежуточные сущности «Услуги в Заказ-наряде», </w:t>
+      </w:r>
+      <w:r>
+        <w:lastRenderedPageBreak/>
+        <w:t>«Комплектующие в договоре», «Комплектующие в Заказ-наряде». Все отношения логической модели базы данных должны находится в третьей нормальной форме</w:t>
+      </w:r>
+      <w:r>
+        <w:t xml:space="preserve">. Это означает, что все отношения находятся во второй нормальной форме-каждый неключевой атрибут неприводимо зависим от </w:t>
+      </w:r>
+      <w:r>
+        <w:t>потенциального</w:t>
+      </w:r>
+      <w:r>
+        <w:t xml:space="preserve"> ключа, а также каждый неключевой атрибут каждого отношения нетранзитивно зависит от соответствующего </w:t>
+      </w:r>
+      <w:r>
+        <w:t xml:space="preserve">потенциального </w:t>
+      </w:r>
+      <w:r>
+        <w:t>ключа. В данной логической модели базы данных все отношения находятся в 3НФ</w:t>
+      </w:r>
+      <w:r>
+        <w:t>.</w:t>
+      </w:r>
+    </w:p>
+    <w:p>
+      <w:pPr>
+        <w:spacing w:line="360" w:lineRule="auto"/>
+        <w:jc w:val="both"/>
+      </w:pPr>
+      <w:r>
+        <w:drawing>
+          <wp:inline distT="0" distB="0" distL="0" distR="0" wp14:anchorId="3329E985" wp14:editId="3F6D8CF3">
+            <wp:extent cx="5937162" cy="4210050"/>
+            <wp:effectExtent l="0" t="0" r="6985" b="0"/>
             <wp:docPr id="1" name="Рисунок 1"/>
+            <wp:cNvGraphicFramePr>
+              <a:graphicFrameLocks xmlns:a="http://schemas.openxmlformats.org/drawingml/2006/main" noChangeAspect="1"/>
+            </wp:cNvGraphicFramePr>
+            <a:graphic xmlns:a="http://schemas.openxmlformats.org/drawingml/2006/main">
+              <a:graphicData uri="http://schemas.openxmlformats.org/drawingml/2006/picture">
+                <pic:pic xmlns:pic="http://schemas.openxmlformats.org/drawingml/2006/picture">
+                  <pic:nvPicPr>
+                    <pic:cNvPr id="1" name="Рисунок 1"/>
+                    <pic:cNvPicPr/>
+                  </pic:nvPicPr>
+                  <pic:blipFill>
+                    <a:blip r:embed="rId11" cstate="print">
+                      <a:extLst>
+                        <a:ext uri="{28A0092B-C50C-407E-A947-70E740481C1C}">
+                          <a14:useLocalDpi xmlns:a14="http://schemas.microsoft.com/office/drawing/2010/main" val="0"/>
+                        </a:ext>
+                      </a:extLst>
+                    </a:blip>
+                    <a:stretch>
+                      <a:fillRect/>
+                    </a:stretch>
+                  </pic:blipFill>
+                  <pic:spPr>
+                    <a:xfrm>
+                      <a:off x="0" y="0"/>
+                      <a:ext cx="5937162" cy="4210050"/>
+                    </a:xfrm>
+                    <a:prstGeom prst="rect">
+                      <a:avLst/>
+                    </a:prstGeom>
+                  </pic:spPr>
+                </pic:pic>
+              </a:graphicData>
+            </a:graphic>
+          </wp:inline>
+        </w:drawing>
+      </w:r>
+    </w:p>
+    <w:p>
+      <w:pPr>
+        <w:spacing w:line="360" w:lineRule="auto"/>
+        <w:ind w:firstLine="709"/>
+        <w:jc w:val="both"/>
+      </w:pPr>
+      <w:r>
+        <w:t>Рисунок  — логическая модель информационной системы «Авторемонтная мастерская»</w:t>
+      </w:r>
+    </w:p>
+    <w:p>
+      <w:pPr>
+        <w:spacing w:line="360" w:lineRule="auto"/>
+        <w:ind w:firstLine="709"/>
+        <w:jc w:val="both"/>
+      </w:pPr>
+      <w:r>
+        <w:t>2.3</w:t>
+      </w:r>
+      <w:r>
+        <w:t>. Нормализация реляционных отношений</w:t>
+      </w:r>
+    </w:p>
+    <w:p>
+      <w:pPr>
+        <w:spacing w:line="360" w:lineRule="auto"/>
+        <w:ind w:firstLine="709"/>
+        <w:jc w:val="both"/>
+      </w:pPr>
+      <w:r>
+        <w:t xml:space="preserve">Теория нормализации – это </w:t>
+      </w:r>
+      <w:r>
+        <w:t>строго формализованная теория, использующая в качестве математического аппарата реляционную алгебру или реляционное исчисление. Избыточность данных является признаком потенциального наличия следующих аномалий:</w:t>
+      </w:r>
+    </w:p>
+    <w:p>
+      <w:pPr>
+        <w:spacing w:line="360" w:lineRule="auto"/>
+        <w:ind w:firstLine="709"/>
+        <w:jc w:val="both"/>
+      </w:pPr>
+      <w:r>
+        <w:t>1) аномалия редактирования</w:t>
+      </w:r>
+      <w:r>
+        <w:t>: изменение данных в одном месте не отражается в других связанных местах</w:t>
+      </w:r>
+      <w:r>
+        <w:t>;</w:t>
+      </w:r>
+    </w:p>
+    <w:p>
+      <w:pPr>
+        <w:spacing w:line="360" w:lineRule="auto"/>
+        <w:ind w:firstLine="709"/>
+        <w:jc w:val="both"/>
+      </w:pPr>
+      <w:r>
+        <w:t>2) аномалия включения</w:t>
+      </w:r>
+      <w:r>
+        <w:t>: невозможность добавления новых данных из-за отсутствия значений в других местах</w:t>
+      </w:r>
+      <w:r>
+        <w:t>;</w:t>
+      </w:r>
+    </w:p>
+    <w:p>
+      <w:pPr>
+        <w:spacing w:line="360" w:lineRule="auto"/>
+        <w:ind w:firstLine="709"/>
+        <w:jc w:val="both"/>
+      </w:pPr>
+      <w:r>
+        <w:t>3) аномалия удаления</w:t>
+      </w:r>
+      <w:r>
+        <w:t>: удаление данных приводит к потере других связных данных.</w:t>
+      </w:r>
+    </w:p>
+    <w:p>
+      <w:pPr>
+        <w:spacing w:line="360" w:lineRule="auto"/>
+        <w:ind w:firstLine="709"/>
+        <w:jc w:val="both"/>
+      </w:pPr>
+      <w:r>
+        <w:lastRenderedPageBreak/>
+        <w:t>Критерием качества проектирования БД является отсутствие этих аномалий. В теории нормализации существует определение «нормальная форма». Говорят, что переменная отношения находится в нормальной форме, если она удовлетворяет определённому набору условий</w:t>
+      </w:r>
+      <w:r>
+        <w:t>[2].</w:t>
+      </w:r>
+      <w:r>
+        <w:t xml:space="preserve"> В результате, в теории нормализации используется 6 нормальных форм.</w:t>
+      </w:r>
+    </w:p>
+    <w:p>
+      <w:pPr>
+        <w:spacing w:line="360" w:lineRule="auto"/>
+        <w:ind w:firstLine="709"/>
+        <w:jc w:val="both"/>
+      </w:pPr>
+      <w:r>
+        <w:t xml:space="preserve"> Чем выше нормальная форма, тем строже ограничения, которые накладываются на реляционные отношения. Неформальным стандартом в теории нормализации считается третья нормальная форма, так как она содержит в себе достаточные ограничения, которые позволяют избежать появления вышеуказанных аномалии, но при этом не приводит к избыточной декомпозиции таблиц, что позволяет избежать избыточной нагрузки на СУБД при выполнении различных запросов и операций.</w:t>
+      </w:r>
+    </w:p>
+    <w:p>
+      <w:pPr>
+        <w:spacing w:line="360" w:lineRule="auto"/>
+        <w:ind w:firstLine="709"/>
+        <w:jc w:val="both"/>
+      </w:pPr>
+      <w:r>
+        <w:t>Отношение R с атрибутами (</w:t>
+      </w:r>
+      <m:oMath>
+        <m:sSub>
+          <m:sSubPr>
+            <m:ctrlPr>
+              <w:rPr>
+                <w:rFonts w:ascii="Cambria Math" w:hAnsi="Cambria Math"/>
+                <w:i/>
+              </w:rPr>
+            </m:ctrlPr>
+          </m:sSubPr>
+          <m:e>
+            <m:r>
+              <w:rPr>
+                <w:rFonts w:ascii="Cambria Math" w:hAnsi="Cambria Math"/>
+              </w:rPr>
+              <m:t>A</m:t>
+            </m:r>
+          </m:e>
+          <m:sub>
+            <m:r>
+              <w:rPr>
+                <w:rFonts w:ascii="Cambria Math" w:hAnsi="Cambria Math"/>
+              </w:rPr>
+              <m:t>1</m:t>
+            </m:r>
+          </m:sub>
+        </m:sSub>
+        <m:r>
+          <w:rPr>
+            <w:rFonts w:ascii="Cambria Math" w:hAnsi="Cambria Math"/>
+          </w:rPr>
+          <m:t xml:space="preserve">, </m:t>
+        </m:r>
+        <m:sSub>
+          <m:sSubPr>
+            <m:ctrlPr>
+              <w:rPr>
+                <w:rFonts w:ascii="Cambria Math" w:hAnsi="Cambria Math"/>
+                <w:i/>
+              </w:rPr>
+            </m:ctrlPr>
+          </m:sSubPr>
+          <m:e>
+            <m:r>
+              <w:rPr>
+                <w:rFonts w:ascii="Cambria Math" w:hAnsi="Cambria Math"/>
+              </w:rPr>
+              <m:t>A</m:t>
+            </m:r>
+          </m:e>
+          <m:sub>
+            <m:r>
+              <w:rPr>
+                <w:rFonts w:ascii="Cambria Math" w:hAnsi="Cambria Math"/>
+              </w:rPr>
+              <m:t>2</m:t>
+            </m:r>
+          </m:sub>
+        </m:sSub>
+        <m:r>
+          <w:rPr>
+            <w:rFonts w:ascii="Cambria Math" w:hAnsi="Cambria Math"/>
+          </w:rPr>
+          <m:t xml:space="preserve">,…, </m:t>
+        </m:r>
+        <m:sSub>
+          <m:sSubPr>
+            <m:ctrlPr>
+              <w:rPr>
+                <w:rFonts w:ascii="Cambria Math" w:hAnsi="Cambria Math"/>
+                <w:i/>
+              </w:rPr>
+            </m:ctrlPr>
+          </m:sSubPr>
+          <m:e>
+            <m:r>
+              <w:rPr>
+                <w:rFonts w:ascii="Cambria Math" w:hAnsi="Cambria Math"/>
+              </w:rPr>
+              <m:t>A</m:t>
+            </m:r>
+          </m:e>
+          <m:sub>
+            <m:r>
+              <w:rPr>
+                <w:rFonts w:ascii="Cambria Math" w:hAnsi="Cambria Math"/>
+              </w:rPr>
+              <m:t>n</m:t>
+            </m:r>
+          </m:sub>
+        </m:sSub>
+      </m:oMath>
+      <w:r>
+        <w:t>) находится в первой нормальной форме (1НФ) тогда и только тогда, когда все значения атрибутов этого отношения скалярны.</w:t>
+      </w:r>
+      <w:r>
+        <w:t xml:space="preserve"> Исходя из этого определения, можно утверждать, что все реляционные отношения, указанные на рисунке </w:t>
+      </w:r>
+      <w:r>
+        <w:rPr>
+          <w:color w:val="FF0000"/>
+          <w:lang w:val="en-US"/>
+        </w:rPr>
+        <w:t>x</w:t>
+      </w:r>
+      <w:r>
+        <w:t xml:space="preserve"> находятся в 1НФ, так как при создании логической модели, была выполнена декомпозиция отношения «Заказ-наряд», указанного на рисунке </w:t>
+      </w:r>
+      <w:r>
+        <w:rPr>
+          <w:color w:val="FF0000"/>
+          <w:lang w:val="en-US"/>
+        </w:rPr>
+        <w:t>x</w:t>
+      </w:r>
+      <w:r>
+        <w:rPr>
+          <w:color w:val="FF0000"/>
+        </w:rPr>
+        <w:t xml:space="preserve"> </w:t>
+      </w:r>
+      <w:r>
+        <w:t xml:space="preserve">на отношения «Заказ-наряд», «Услуги в заказ-наряде», «Комплектующие в заказ-наряде», что указано на рисунке </w:t>
+      </w:r>
+      <w:r>
+        <w:rPr>
+          <w:color w:val="FF0000"/>
+          <w:lang w:val="en-US"/>
+        </w:rPr>
+        <w:t>x</w:t>
+      </w:r>
+      <w:r>
+        <w:t>.</w:t>
+      </w:r>
+    </w:p>
+    <w:p>
+      <w:pPr>
+        <w:spacing w:line="360" w:lineRule="auto"/>
+        <w:ind w:firstLine="709"/>
+        <w:jc w:val="both"/>
+      </w:pPr>
+      <w:r>
+        <w:lastRenderedPageBreak/>
+        <w:drawing>
+          <wp:inline distT="0" distB="0" distL="0" distR="0" wp14:anchorId="21902584" wp14:editId="31FC0934">
+            <wp:extent cx="3381847" cy="4839375"/>
+            <wp:effectExtent l="0" t="0" r="9525" b="0"/>
+            <wp:docPr id="2" name="Рисунок 2"/>
             <wp:cNvGraphicFramePr>
               <a:graphicFrameLocks xmlns:a="http://schemas.openxmlformats.org/drawingml/2006/main" noChangeAspect="1"/>
             </wp:cNvGraphicFramePr>
@@ -2235,7 +4949,7 @@
                     <pic:cNvPicPr/>
                   </pic:nvPicPr>
                   <pic:blipFill>
-                    <a:blip r:embed="rId10"/>
+                    <a:blip r:embed="rId12"/>
                     <a:stretch>
                       <a:fillRect/>
                     </a:stretch>
@@ -2243,7 +4957,7 @@
                   <pic:spPr>
                     <a:xfrm>
                       <a:off x="0" y="0"/>
-                      <a:ext cx="5940425" cy="3004185"/>
+                      <a:ext cx="3381847" cy="4839375"/>
                     </a:xfrm>
                     <a:prstGeom prst="rect">
                       <a:avLst/>
@@ -2259,55 +4973,25 @@
     <w:p>
       <w:pPr>
         <w:spacing w:line="360" w:lineRule="auto"/>
-        <w:ind w:firstLine="851"/>
-        <w:jc w:val="both"/>
-      </w:pPr>
-      <w:r>
-        <w:t xml:space="preserve">Рисунок </w:t>
-      </w:r>
-      <w:r>
-        <w:t>3</w:t>
-      </w:r>
-      <w:r>
-        <w:t xml:space="preserve"> — </w:t>
-      </w:r>
-      <w:r>
-        <w:t>сайт</w:t>
-      </w:r>
-      <w:r>
-        <w:t xml:space="preserve"> информационной системы </w:t>
-      </w:r>
-      <w:r>
-        <w:rPr>
-          <w:lang w:val="en-US"/>
-        </w:rPr>
-        <w:t>FIT</w:t>
-      </w:r>
-      <w:r>
-        <w:t xml:space="preserve"> </w:t>
-      </w:r>
-      <w:r>
-        <w:rPr>
-          <w:lang w:val="en-US"/>
-        </w:rPr>
-        <w:t>SERVICE</w:t>
-      </w:r>
-    </w:p>
-    <w:p>
-      <w:pPr>
-        <w:spacing w:line="360" w:lineRule="auto"/>
-        <w:ind w:firstLine="851"/>
-        <w:jc w:val="both"/>
-      </w:pPr>
-      <w:r>
-        <w:rPr>
-          <w:noProof/>
-        </w:rPr>
+        <w:ind w:firstLine="709"/>
+        <w:jc w:val="both"/>
+      </w:pPr>
+      <w:r>
+        <w:t>Рисунок  — отношение «Заказ-наряд», которое не находится в 1НФ</w:t>
+      </w:r>
+    </w:p>
+    <w:p>
+      <w:pPr>
+        <w:spacing w:line="360" w:lineRule="auto"/>
+        <w:jc w:val="both"/>
+      </w:pPr>
+      <w:r>
+        <w:lastRenderedPageBreak/>
         <w:drawing>
-          <wp:inline distT="0" distB="0" distL="0" distR="0" wp14:anchorId="63210E11" wp14:editId="5DA21D4D">
-            <wp:extent cx="2606040" cy="5791641"/>
-            <wp:effectExtent l="0" t="0" r="3810" b="0"/>
-            <wp:docPr id="3" name="Рисунок 3"/>
+          <wp:inline distT="0" distB="0" distL="0" distR="0" wp14:anchorId="2319B4E4" wp14:editId="71B55795">
+            <wp:extent cx="5940425" cy="4656455"/>
+            <wp:effectExtent l="0" t="0" r="3175" b="0"/>
+            <wp:docPr id="8" name="Рисунок 8"/>
             <wp:cNvGraphicFramePr>
               <a:graphicFrameLocks xmlns:a="http://schemas.openxmlformats.org/drawingml/2006/main" noChangeAspect="1"/>
             </wp:cNvGraphicFramePr>
@@ -2319,7 +5003,7 @@
                     <pic:cNvPicPr/>
                   </pic:nvPicPr>
                   <pic:blipFill>
-                    <a:blip r:embed="rId11"/>
+                    <a:blip r:embed="rId13"/>
                     <a:stretch>
                       <a:fillRect/>
                     </a:stretch>
@@ -2327,7 +5011,7 @@
                   <pic:spPr>
                     <a:xfrm>
                       <a:off x="0" y="0"/>
-                      <a:ext cx="2649922" cy="5889163"/>
+                      <a:ext cx="5940425" cy="4656455"/>
                     </a:xfrm>
                     <a:prstGeom prst="rect">
                       <a:avLst/>
@@ -2343,451 +5027,909 @@
     <w:p>
       <w:pPr>
         <w:spacing w:line="360" w:lineRule="auto"/>
-        <w:ind w:firstLine="851"/>
+        <w:ind w:firstLine="709"/>
+        <w:jc w:val="both"/>
+      </w:pPr>
+      <w:r>
+        <w:t>Рисунок  — декомпозиция отношения «Заказ-наряд»</w:t>
+      </w:r>
+    </w:p>
+    <w:p>
+      <w:pPr>
+        <w:spacing w:line="360" w:lineRule="auto"/>
+        <w:ind w:firstLine="709"/>
+        <w:jc w:val="both"/>
+      </w:pPr>
+      <w:r>
+        <w:t xml:space="preserve">Аналогичным способом к первой нормальной форме были приведены все остальные реляционные отношения </w:t>
+      </w:r>
+      <w:r>
+        <w:t>логической модели базы данных.</w:t>
+      </w:r>
+    </w:p>
+    <w:p>
+      <w:pPr>
+        <w:spacing w:line="360" w:lineRule="auto"/>
+        <w:ind w:firstLine="709"/>
+        <w:jc w:val="both"/>
+      </w:pPr>
+      <w:r>
+        <w:t xml:space="preserve">Отношение R с атрибутами </w:t>
+      </w:r>
+      <w:r>
+        <w:t>(</w:t>
+      </w:r>
+      <m:oMath>
+        <m:sSub>
+          <m:sSubPr>
+            <m:ctrlPr>
+              <w:rPr>
+                <w:rFonts w:ascii="Cambria Math" w:hAnsi="Cambria Math"/>
+                <w:i/>
+              </w:rPr>
+            </m:ctrlPr>
+          </m:sSubPr>
+          <m:e>
+            <m:r>
+              <w:rPr>
+                <w:rFonts w:ascii="Cambria Math" w:hAnsi="Cambria Math"/>
+              </w:rPr>
+              <m:t>A</m:t>
+            </m:r>
+          </m:e>
+          <m:sub>
+            <m:r>
+              <w:rPr>
+                <w:rFonts w:ascii="Cambria Math" w:hAnsi="Cambria Math"/>
+              </w:rPr>
+              <m:t>1</m:t>
+            </m:r>
+          </m:sub>
+        </m:sSub>
+        <m:r>
+          <w:rPr>
+            <w:rFonts w:ascii="Cambria Math" w:hAnsi="Cambria Math"/>
+          </w:rPr>
+          <m:t xml:space="preserve">, </m:t>
+        </m:r>
+        <m:sSub>
+          <m:sSubPr>
+            <m:ctrlPr>
+              <w:rPr>
+                <w:rFonts w:ascii="Cambria Math" w:hAnsi="Cambria Math"/>
+                <w:i/>
+              </w:rPr>
+            </m:ctrlPr>
+          </m:sSubPr>
+          <m:e>
+            <m:r>
+              <w:rPr>
+                <w:rFonts w:ascii="Cambria Math" w:hAnsi="Cambria Math"/>
+              </w:rPr>
+              <m:t>A</m:t>
+            </m:r>
+          </m:e>
+          <m:sub>
+            <m:r>
+              <w:rPr>
+                <w:rFonts w:ascii="Cambria Math" w:hAnsi="Cambria Math"/>
+              </w:rPr>
+              <m:t>2</m:t>
+            </m:r>
+          </m:sub>
+        </m:sSub>
+        <m:r>
+          <w:rPr>
+            <w:rFonts w:ascii="Cambria Math" w:hAnsi="Cambria Math"/>
+          </w:rPr>
+          <m:t xml:space="preserve">,…, </m:t>
+        </m:r>
+        <m:sSub>
+          <m:sSubPr>
+            <m:ctrlPr>
+              <w:rPr>
+                <w:rFonts w:ascii="Cambria Math" w:hAnsi="Cambria Math"/>
+                <w:i/>
+              </w:rPr>
+            </m:ctrlPr>
+          </m:sSubPr>
+          <m:e>
+            <m:r>
+              <w:rPr>
+                <w:rFonts w:ascii="Cambria Math" w:hAnsi="Cambria Math"/>
+              </w:rPr>
+              <m:t>A</m:t>
+            </m:r>
+          </m:e>
+          <m:sub>
+            <m:r>
+              <w:rPr>
+                <w:rFonts w:ascii="Cambria Math" w:hAnsi="Cambria Math"/>
+              </w:rPr>
+              <m:t>n</m:t>
+            </m:r>
+          </m:sub>
+        </m:sSub>
+      </m:oMath>
+      <w:r>
+        <w:t xml:space="preserve">) </w:t>
+      </w:r>
+      <w:r>
+        <w:t>находится во второй нормальной форме тогда и только тогда, когда оно находится в первой нормальной форме, и каждый неключевой атрибут неприводимо зависим от потенциального ключа, то есть в составе потенциального ключа не существует меньшего подмножества атрибутов, для которого выполняется данная функциональная зависимость</w:t>
+      </w:r>
+      <w:r>
+        <w:t xml:space="preserve">. Из определения следует, что все реляционные отношения, указанные на рисунке </w:t>
+      </w:r>
+      <w:r>
+        <w:rPr>
+          <w:color w:val="FF0000"/>
+          <w:lang w:val="en-US"/>
+        </w:rPr>
+        <w:t>x</w:t>
+      </w:r>
+      <w:r>
+        <w:rPr>
+          <w:color w:val="FF0000"/>
+        </w:rPr>
+        <w:t xml:space="preserve"> </w:t>
+      </w:r>
+      <w:r>
+        <w:t>находятся</w:t>
+      </w:r>
+      <w:r>
+        <w:t xml:space="preserve"> </w:t>
+      </w:r>
+      <w:r>
+        <w:t xml:space="preserve">во второй нормальной форме, т.к. находятся в первой нормальной форме </w:t>
+      </w:r>
+      <w:r>
+        <w:t>и все неключевые атрибуты</w:t>
+      </w:r>
+      <w:r>
+        <w:t xml:space="preserve"> всех реляционных отношений</w:t>
+      </w:r>
+      <w:r>
+        <w:t xml:space="preserve"> </w:t>
+      </w:r>
+      <w:r>
+        <w:t xml:space="preserve">неприводимо </w:t>
+      </w:r>
+      <w:r>
+        <w:t xml:space="preserve">зависят от </w:t>
+      </w:r>
+      <w:r>
+        <w:t>соответствующего простого ключа</w:t>
+      </w:r>
+      <w:r>
+        <w:t>.</w:t>
+      </w:r>
+    </w:p>
+    <w:p>
+      <w:pPr>
+        <w:spacing w:line="360" w:lineRule="auto"/>
+        <w:ind w:firstLine="709"/>
+        <w:jc w:val="both"/>
+      </w:pPr>
+      <w:r>
+        <w:t xml:space="preserve">Отношение R с атрибутами </w:t>
+      </w:r>
+      <w:r>
+        <w:t>(</w:t>
+      </w:r>
+      <m:oMath>
+        <m:sSub>
+          <m:sSubPr>
+            <m:ctrlPr>
+              <w:rPr>
+                <w:rFonts w:ascii="Cambria Math" w:hAnsi="Cambria Math"/>
+                <w:i/>
+              </w:rPr>
+            </m:ctrlPr>
+          </m:sSubPr>
+          <m:e>
+            <m:r>
+              <w:rPr>
+                <w:rFonts w:ascii="Cambria Math" w:hAnsi="Cambria Math"/>
+              </w:rPr>
+              <m:t>A</m:t>
+            </m:r>
+          </m:e>
+          <m:sub>
+            <m:r>
+              <w:rPr>
+                <w:rFonts w:ascii="Cambria Math" w:hAnsi="Cambria Math"/>
+              </w:rPr>
+              <m:t>1</m:t>
+            </m:r>
+          </m:sub>
+        </m:sSub>
+        <m:r>
+          <w:rPr>
+            <w:rFonts w:ascii="Cambria Math" w:hAnsi="Cambria Math"/>
+          </w:rPr>
+          <m:t xml:space="preserve">, </m:t>
+        </m:r>
+        <m:sSub>
+          <m:sSubPr>
+            <m:ctrlPr>
+              <w:rPr>
+                <w:rFonts w:ascii="Cambria Math" w:hAnsi="Cambria Math"/>
+                <w:i/>
+              </w:rPr>
+            </m:ctrlPr>
+          </m:sSubPr>
+          <m:e>
+            <m:r>
+              <w:rPr>
+                <w:rFonts w:ascii="Cambria Math" w:hAnsi="Cambria Math"/>
+              </w:rPr>
+              <m:t>A</m:t>
+            </m:r>
+          </m:e>
+          <m:sub>
+            <m:r>
+              <w:rPr>
+                <w:rFonts w:ascii="Cambria Math" w:hAnsi="Cambria Math"/>
+              </w:rPr>
+              <m:t>2</m:t>
+            </m:r>
+          </m:sub>
+        </m:sSub>
+        <m:r>
+          <w:rPr>
+            <w:rFonts w:ascii="Cambria Math" w:hAnsi="Cambria Math"/>
+          </w:rPr>
+          <m:t xml:space="preserve">,…, </m:t>
+        </m:r>
+        <m:sSub>
+          <m:sSubPr>
+            <m:ctrlPr>
+              <w:rPr>
+                <w:rFonts w:ascii="Cambria Math" w:hAnsi="Cambria Math"/>
+                <w:i/>
+              </w:rPr>
+            </m:ctrlPr>
+          </m:sSubPr>
+          <m:e>
+            <m:r>
+              <w:rPr>
+                <w:rFonts w:ascii="Cambria Math" w:hAnsi="Cambria Math"/>
+              </w:rPr>
+              <m:t>A</m:t>
+            </m:r>
+          </m:e>
+          <m:sub>
+            <m:r>
+              <w:rPr>
+                <w:rFonts w:ascii="Cambria Math" w:hAnsi="Cambria Math"/>
+              </w:rPr>
+              <m:t>n</m:t>
+            </m:r>
+          </m:sub>
+        </m:sSub>
+      </m:oMath>
+      <w:r>
+        <w:t xml:space="preserve">) </w:t>
+      </w:r>
+      <w:r>
+        <w:t>находится в</w:t>
+      </w:r>
+      <w:r>
+        <w:t xml:space="preserve"> третьей </w:t>
+      </w:r>
+      <w:r>
+        <w:t>нормальной форме тогда и только тогда</w:t>
+      </w:r>
+      <w:r>
+        <w:t xml:space="preserve">, когда оно находится во второй нормальной форме, и каждый неключевой атрибут нетранзитивно зависит от потенциального ключа. </w:t>
+      </w:r>
+      <w:r>
+        <w:t xml:space="preserve">Нетранзитивная зависимость – это зависимость, при которой неключевые атрибуты не зависят от значений других неключевых атрибутов. </w:t>
+      </w:r>
+      <w:r>
+        <w:rPr>
+          <w:color w:val="FF0000"/>
+        </w:rPr>
+        <w:t>Вставить текст после обсуждения вопросов</w:t>
+      </w:r>
+    </w:p>
+    <w:p>
+      <w:pPr>
+        <w:spacing w:line="360" w:lineRule="auto"/>
+        <w:ind w:firstLine="709"/>
+        <w:jc w:val="both"/>
+      </w:pPr>
+      <w:r>
+        <w:t>2.4. Обоснование выбора СУБД</w:t>
+      </w:r>
+    </w:p>
+    <w:p>
+      <w:pPr>
+        <w:spacing w:line="360" w:lineRule="auto"/>
+        <w:ind w:firstLine="709"/>
         <w:jc w:val="both"/>
       </w:pPr>
       <w:r>
         <w:lastRenderedPageBreak/>
-        <w:t xml:space="preserve">Рисунок </w:t>
-      </w:r>
-      <w:r>
-        <w:t>4</w:t>
-      </w:r>
-      <w:r>
-        <w:t xml:space="preserve"> — интерфейс мобильного приложения информационной системы </w:t>
+        <w:t xml:space="preserve">В качестве СУБД для реализации реляционной модели базы данных была выбрана </w:t>
       </w:r>
       <w:r>
         <w:rPr>
           <w:lang w:val="en-US"/>
         </w:rPr>
-        <w:t>FIT</w:t>
+        <w:t>PostgreSQL</w:t>
+      </w:r>
+      <w:r>
+        <w:t xml:space="preserve"> 18.1</w:t>
+      </w:r>
+      <w:r>
+        <w:t>.</w:t>
+      </w:r>
+      <w:r>
+        <w:t xml:space="preserve"> Данная СУБД является свободной и объектно-реляционной СУБД, поддерживает множество различных операционных систем, а также имеет 2 встроенных способа работы: интерактивный терминал </w:t>
+      </w:r>
+      <w:r>
+        <w:rPr>
+          <w:lang w:val="en-US"/>
+        </w:rPr>
+        <w:t>psql</w:t>
       </w:r>
       <w:r>
         <w:t xml:space="preserve"> </w:t>
       </w:r>
       <w:r>
+        <w:t xml:space="preserve">и графическая платформа </w:t>
+      </w:r>
+      <w:r>
         <w:rPr>
           <w:lang w:val="en-US"/>
         </w:rPr>
-        <w:t>SERVICE</w:t>
-      </w:r>
-    </w:p>
-    <w:p>
-      <w:pPr>
-        <w:spacing w:line="360" w:lineRule="auto"/>
-        <w:ind w:firstLine="851"/>
-        <w:jc w:val="both"/>
-      </w:pPr>
-      <w:r>
-        <w:t>1.3 Функциональные и нефункциональные требования</w:t>
-      </w:r>
-    </w:p>
-    <w:p>
-      <w:pPr>
-        <w:spacing w:line="360" w:lineRule="auto"/>
-        <w:ind w:firstLine="851"/>
-        <w:jc w:val="both"/>
-      </w:pPr>
-      <w:r>
-        <w:t>1.3.1 Функциональные требования</w:t>
-      </w:r>
-    </w:p>
-    <w:p>
-      <w:pPr>
-        <w:spacing w:line="360" w:lineRule="auto"/>
-        <w:ind w:firstLine="851"/>
-        <w:jc w:val="both"/>
-      </w:pPr>
-      <w:r>
-        <w:t>Для разработки ИС были выявлены следующие функциональные требования:</w:t>
-      </w:r>
-    </w:p>
-    <w:p>
-      <w:pPr>
-        <w:spacing w:line="360" w:lineRule="auto"/>
-        <w:ind w:firstLine="851"/>
-        <w:jc w:val="both"/>
-      </w:pPr>
-      <w:r>
-        <w:t>1) Возможность оформления записи на СТО на выбранное время</w:t>
-      </w:r>
-      <w:r>
-        <w:t xml:space="preserve"> и</w:t>
-      </w:r>
-      <w:r>
-        <w:t xml:space="preserve"> в выбранный день</w:t>
+        <w:t>pgAdmin</w:t>
+      </w:r>
+      <w:r>
+        <w:t xml:space="preserve">, </w:t>
+      </w:r>
+      <w:r>
+        <w:t>которая имет понятный пользовательский интерфейс.</w:t>
+      </w:r>
+    </w:p>
+    <w:p>
+      <w:pPr>
+        <w:spacing w:line="360" w:lineRule="auto"/>
+        <w:ind w:firstLine="709"/>
+        <w:jc w:val="both"/>
+      </w:pPr>
+      <w:r>
+        <w:t xml:space="preserve">Основными плюсами </w:t>
+      </w:r>
+      <w:r>
+        <w:rPr>
+          <w:lang w:val="en-US"/>
+        </w:rPr>
+        <w:t xml:space="preserve">PostgreSQL </w:t>
+      </w:r>
+      <w:r>
+        <w:t>являются:</w:t>
+      </w:r>
+    </w:p>
+    <w:p>
+      <w:pPr>
+        <w:spacing w:line="360" w:lineRule="auto"/>
+        <w:ind w:firstLine="709"/>
+        <w:jc w:val="both"/>
+      </w:pPr>
+      <w:r>
+        <w:t>1) надёжные механизмы работы транзакций и репликации</w:t>
+      </w:r>
+      <w:r>
+        <w:t>;</w:t>
+      </w:r>
+    </w:p>
+    <w:p>
+      <w:pPr>
+        <w:spacing w:line="360" w:lineRule="auto"/>
+        <w:ind w:firstLine="709"/>
+        <w:jc w:val="both"/>
+      </w:pPr>
+      <w:r>
+        <w:t>2) поддержка большинства платформ</w:t>
+      </w:r>
+      <w:r>
+        <w:t>;</w:t>
+      </w:r>
+    </w:p>
+    <w:p>
+      <w:pPr>
+        <w:spacing w:line="360" w:lineRule="auto"/>
+        <w:ind w:firstLine="709"/>
+        <w:jc w:val="both"/>
+      </w:pPr>
+      <w:r>
+        <w:t>3) свободная лицензия и открытый исходный код</w:t>
+      </w:r>
+      <w:r>
+        <w:t>;</w:t>
+      </w:r>
+    </w:p>
+    <w:p>
+      <w:pPr>
+        <w:spacing w:line="360" w:lineRule="auto"/>
+        <w:ind w:firstLine="709"/>
+        <w:jc w:val="both"/>
+      </w:pPr>
+      <w:r>
+        <w:t>4) поддержка большого количества типов данных</w:t>
+      </w:r>
+      <w:r>
+        <w:t>;</w:t>
+      </w:r>
+    </w:p>
+    <w:p>
+      <w:pPr>
+        <w:spacing w:line="360" w:lineRule="auto"/>
+        <w:ind w:firstLine="709"/>
+        <w:jc w:val="both"/>
+        <w:rPr>
+          <w:lang w:val="en-US"/>
+        </w:rPr>
+      </w:pPr>
+      <w:r>
+        <w:rPr>
+          <w:lang w:val="en-US"/>
+        </w:rPr>
+        <w:t>5)</w:t>
+      </w:r>
+      <w:r>
+        <w:t xml:space="preserve"> неограниченный размер базы данных</w:t>
+      </w:r>
+      <w:r>
+        <w:rPr>
+          <w:lang w:val="en-US"/>
+        </w:rPr>
+        <w:t>;</w:t>
+      </w:r>
+    </w:p>
+    <w:p>
+      <w:pPr>
+        <w:spacing w:line="360" w:lineRule="auto"/>
+        <w:ind w:firstLine="709"/>
+        <w:jc w:val="both"/>
+      </w:pPr>
+      <w:r>
+        <w:t>6) максимальный размер реляционного отношения - 32 ТБ</w:t>
+      </w:r>
+      <w:r>
+        <w:t>.</w:t>
+      </w:r>
+    </w:p>
+    <w:p>
+      <w:pPr>
+        <w:spacing w:line="360" w:lineRule="auto"/>
+        <w:ind w:firstLine="709"/>
+        <w:jc w:val="both"/>
+      </w:pPr>
+      <w:r>
+        <w:t>2.5. Физическая модель базы данных</w:t>
+      </w:r>
+    </w:p>
+    <w:p>
+      <w:pPr>
+        <w:spacing w:line="360" w:lineRule="auto"/>
+        <w:ind w:firstLine="709"/>
+        <w:jc w:val="both"/>
+        <w:rPr>
+          <w:lang w:val="en-US"/>
+        </w:rPr>
+      </w:pPr>
+      <w:r>
+        <w:t xml:space="preserve">На основе физической модели данных была спроектирована физическая модель реляционной базы данных </w:t>
+      </w:r>
+      <w:r>
+        <w:t xml:space="preserve">информационной системы для СУБД </w:t>
+      </w:r>
+      <w:r>
+        <w:rPr>
+          <w:lang w:val="en-US"/>
+        </w:rPr>
+        <w:t>PostgreSQL</w:t>
+      </w:r>
+      <w:r>
+        <w:t xml:space="preserve">. Эта модель приведена на рисунке </w:t>
       </w:r>
       <w:r>
         <w:rPr>
           <w:color w:val="FF0000"/>
-        </w:rPr>
-        <w:t>(а если всё занято-в случае наличия свободных окошек для записи)</w:t>
-      </w:r>
-      <w:r>
-        <w:rPr>
-          <w:color w:val="FF0000"/>
-        </w:rPr>
+          <w:lang w:val="en-US"/>
+        </w:rPr>
+        <w:t>x</w:t>
+      </w:r>
+      <w:r>
+        <w:rPr>
+          <w:lang w:val="en-US"/>
+        </w:rPr>
+        <w:t>.</w:t>
+      </w:r>
+    </w:p>
+    <w:p>
+      <w:pPr>
+        <w:spacing w:line="360" w:lineRule="auto"/>
+        <w:jc w:val="both"/>
+        <w:rPr>
+          <w:lang w:val="en-US"/>
+        </w:rPr>
+      </w:pPr>
+      <w:r>
+        <w:rPr>
+          <w:noProof/>
+          <w:lang w:val="en-US"/>
+        </w:rPr>
+        <w:drawing>
+          <wp:inline distT="0" distB="0" distL="0" distR="0" wp14:anchorId="3730D862" wp14:editId="72BE924B">
+            <wp:extent cx="6248026" cy="3276600"/>
+            <wp:effectExtent l="0" t="0" r="635" b="0"/>
+            <wp:docPr id="9" name="Рисунок 9"/>
+            <wp:cNvGraphicFramePr>
+              <a:graphicFrameLocks xmlns:a="http://schemas.openxmlformats.org/drawingml/2006/main" noChangeAspect="1"/>
+            </wp:cNvGraphicFramePr>
+            <a:graphic xmlns:a="http://schemas.openxmlformats.org/drawingml/2006/main">
+              <a:graphicData uri="http://schemas.openxmlformats.org/drawingml/2006/picture">
+                <pic:pic xmlns:pic="http://schemas.openxmlformats.org/drawingml/2006/picture">
+                  <pic:nvPicPr>
+                    <pic:cNvPr id="0" name="Picture 1"/>
+                    <pic:cNvPicPr>
+                      <a:picLocks noChangeAspect="1" noChangeArrowheads="1"/>
+                    </pic:cNvPicPr>
+                  </pic:nvPicPr>
+                  <pic:blipFill>
+                    <a:blip r:embed="rId14" cstate="print">
+                      <a:extLst>
+                        <a:ext uri="{28A0092B-C50C-407E-A947-70E740481C1C}">
+                          <a14:useLocalDpi xmlns:a14="http://schemas.microsoft.com/office/drawing/2010/main" val="0"/>
+                        </a:ext>
+                      </a:extLst>
+                    </a:blip>
+                    <a:srcRect/>
+                    <a:stretch>
+                      <a:fillRect/>
+                    </a:stretch>
+                  </pic:blipFill>
+                  <pic:spPr bwMode="auto">
+                    <a:xfrm>
+                      <a:off x="0" y="0"/>
+                      <a:ext cx="6251203" cy="3278266"/>
+                    </a:xfrm>
+                    <a:prstGeom prst="rect">
+                      <a:avLst/>
+                    </a:prstGeom>
+                    <a:noFill/>
+                    <a:ln>
+                      <a:noFill/>
+                    </a:ln>
+                  </pic:spPr>
+                </pic:pic>
+              </a:graphicData>
+            </a:graphic>
+          </wp:inline>
+        </w:drawing>
+      </w:r>
+    </w:p>
+    <w:p>
+      <w:pPr>
+        <w:spacing w:line="360" w:lineRule="auto"/>
+        <w:ind w:firstLine="709"/>
+        <w:jc w:val="both"/>
+      </w:pPr>
+      <w:r>
+        <w:t>Рисунок — физическая модель информационной системы «Авторемонтная мастерская»</w:t>
+      </w:r>
+    </w:p>
+    <w:p>
+      <w:pPr>
+        <w:spacing w:line="360" w:lineRule="auto"/>
+        <w:ind w:firstLine="709"/>
+        <w:jc w:val="both"/>
+      </w:pPr>
+      <w:r>
+        <w:t>3. Проектирование и реализация информационной системы</w:t>
+      </w:r>
+    </w:p>
+    <w:p>
+      <w:pPr>
+        <w:spacing w:line="360" w:lineRule="auto"/>
+        <w:ind w:firstLine="709"/>
+        <w:jc w:val="both"/>
+      </w:pPr>
+      <w:r>
+        <w:t>3.1. Клиент-серверная архитектура информационной системы.</w:t>
+      </w:r>
+    </w:p>
+    <w:p>
+      <w:pPr>
+        <w:spacing w:line="360" w:lineRule="auto"/>
+        <w:ind w:firstLine="709"/>
+        <w:jc w:val="both"/>
+      </w:pPr>
+      <w:r>
+        <w:lastRenderedPageBreak/>
+        <w:t>Для реализации информационной системы была выбрана трёхуровневая клиент-серверная архитектура.</w:t>
+      </w:r>
+      <w:r>
+        <w:t xml:space="preserve"> Эта архитектура состоит из 3 основных компонентов: клиент, сервер, база данных.</w:t>
+      </w:r>
+    </w:p>
+    <w:p>
+      <w:pPr>
+        <w:spacing w:line="360" w:lineRule="auto"/>
+        <w:ind w:firstLine="709"/>
+        <w:jc w:val="both"/>
+      </w:pPr>
+      <w:r>
+        <w:t>Веб-приложение</w:t>
+      </w:r>
+      <w:r>
+        <w:t xml:space="preserve"> – это </w:t>
+      </w:r>
+      <w:r>
+        <w:t>клиент-серверное приложение, в котором клиентом выступает браузер, а сервером – веб-сервер</w:t>
+      </w:r>
+      <w:r>
+        <w:t xml:space="preserve">. </w:t>
+      </w:r>
+    </w:p>
+    <w:p>
+      <w:pPr>
+        <w:spacing w:line="360" w:lineRule="auto"/>
+        <w:ind w:firstLine="709"/>
+        <w:jc w:val="both"/>
+      </w:pPr>
+      <w:r>
+        <w:t>Серверная часть приложения находится на стороне веб-сервера, который обрабатывает полученные запросы в соответствии с бизнес-логикой продукта и формирует ответ, отправляемый пользователю. На этом этапе в работу включается браузер, именно он преобразовывает полученный ответ от сервера в графический интерфейс, понятный пользователю.</w:t>
+      </w:r>
+    </w:p>
+    <w:p>
+      <w:pPr>
+        <w:spacing w:line="360" w:lineRule="auto"/>
+        <w:ind w:firstLine="709"/>
+        <w:jc w:val="both"/>
+      </w:pPr>
+      <w:r>
+        <w:t xml:space="preserve">Клиент – </w:t>
+      </w:r>
+      <w:r>
+        <w:t>устройство, либо ПО, которое пользователь использует для поиска информации. Аппаратные средства выступают в роли «тонких клиентов», программные представляют собой браузеры либо приложения. Тонкий клиент – компьютер или программа-клиент в сетях с клиент-серверной или терминальной архитектурой, который переносит все или большую часть задач по обработке информации на сервер. Клиенты отправляют серверу запрос на получение сведений либо услуг. Полученный ответ предоставляется пользователю в удобном виде, причем последнему не нужно вникать в сложность внутреннего процесса</w:t>
+      </w:r>
+      <w:r>
+        <w:t>.</w:t>
+      </w:r>
+    </w:p>
+    <w:p>
+      <w:pPr>
+        <w:spacing w:line="360" w:lineRule="auto"/>
+        <w:ind w:firstLine="709"/>
+        <w:jc w:val="both"/>
+      </w:pPr>
+      <w:r>
+        <w:t>Сервер – устройство или ПО, которое принимает запросы от клиента, обрабатывает их, выполняет необходимые операции и действия, после чего формирует и отправляет ответы клиенту.</w:t>
+      </w:r>
+    </w:p>
+    <w:p>
+      <w:pPr>
+        <w:spacing w:line="360" w:lineRule="auto"/>
+        <w:ind w:firstLine="709"/>
+        <w:jc w:val="both"/>
+      </w:pPr>
+      <w:r>
+        <w:t xml:space="preserve">База данных -  </w:t>
+      </w:r>
+      <w:r>
+        <w:t>сложно структурированная, поименованная и связанная между собой совокупность больших массивов данных, позволяющих описывать актуальное состояние искомой предметной области</w:t>
+      </w:r>
+      <w:r>
+        <w:t>. В данной архитектуре используется для хранения, изменения и удаления всех данных, которые связаны с информационной системой.</w:t>
+      </w:r>
+    </w:p>
+    <w:p>
+      <w:pPr>
+        <w:spacing w:line="360" w:lineRule="auto"/>
+        <w:ind w:firstLine="709"/>
+        <w:jc w:val="both"/>
+      </w:pPr>
+      <w:r>
+        <w:t>Основными преимуществами трёхуровневой архитектуры являются:</w:t>
+      </w:r>
+    </w:p>
+    <w:p>
+      <w:pPr>
+        <w:spacing w:line="360" w:lineRule="auto"/>
+        <w:ind w:firstLine="709"/>
+        <w:jc w:val="both"/>
+      </w:pPr>
+      <w:r>
+        <w:t xml:space="preserve">1) </w:t>
+      </w:r>
+      <w:r>
+        <w:t>Разделение обязанностей: каждый слой отвечает за свою часть логики, что упрощает разработку, тестирование и поддержку.</w:t>
+      </w:r>
+    </w:p>
+    <w:p>
+      <w:pPr>
+        <w:spacing w:line="360" w:lineRule="auto"/>
+        <w:ind w:firstLine="709"/>
+        <w:jc w:val="both"/>
+      </w:pPr>
+      <w:r>
+        <w:t xml:space="preserve">2) </w:t>
+      </w:r>
+      <w:r>
+        <w:t>Масштабируемость: легче масштабировать слои независимо друг от друга (например, можно масштабировать серверный слой отдельно от клиентского).</w:t>
+      </w:r>
+    </w:p>
+    <w:p>
+      <w:pPr>
+        <w:spacing w:line="360" w:lineRule="auto"/>
+        <w:ind w:firstLine="709"/>
+        <w:jc w:val="both"/>
+      </w:pPr>
+      <w:r>
+        <w:t xml:space="preserve">3) Гибкость и модульность изменений: изменение отдельных компонентов выполняются гораздо легче, чем </w:t>
+      </w:r>
+      <w:r>
+        <w:t>изменение монолитной архитектуры.</w:t>
+      </w:r>
+    </w:p>
+    <w:p>
+      <w:pPr>
+        <w:spacing w:line="360" w:lineRule="auto"/>
+        <w:ind w:firstLine="709"/>
+        <w:jc w:val="both"/>
+      </w:pPr>
+      <w:r>
+        <w:t>3.2. Диаграмма вариантов использования</w:t>
+      </w:r>
+    </w:p>
+    <w:p>
+      <w:pPr>
+        <w:spacing w:line="360" w:lineRule="auto"/>
+        <w:ind w:firstLine="709"/>
+        <w:jc w:val="both"/>
+      </w:pPr>
+      <w:r>
+        <w:t>Диаграмма вариантов использования(</w:t>
+      </w:r>
+      <w:r>
+        <w:rPr>
+          <w:lang w:val="en-US"/>
+        </w:rPr>
+        <w:t>use</w:t>
+      </w:r>
+      <w:r>
+        <w:t>-</w:t>
+      </w:r>
+      <w:r>
+        <w:rPr>
+          <w:lang w:val="en-US"/>
+        </w:rPr>
+        <w:t>case</w:t>
+      </w:r>
+      <w:r>
+        <w:t xml:space="preserve"> </w:t>
+      </w:r>
+      <w:r>
+        <w:t xml:space="preserve">диаграмма) – диаграмма, которая </w:t>
+      </w:r>
+      <w:r>
+        <w:t>показывает, как акторы</w:t>
+      </w:r>
+      <w:r>
+        <w:t>(пользователи)</w:t>
+      </w:r>
+      <w:r>
+        <w:t xml:space="preserve"> взаимодействуют с системой: кто что делает и какие </w:t>
+      </w:r>
+      <w:r>
+        <w:lastRenderedPageBreak/>
+        <w:t>функции предоставляет система. Она даёт общее представление о функциональных требованиях и полезна на ранних этапах проектирования для согласования позиций заинтересованных сторон</w:t>
+      </w:r>
+      <w:r>
+        <w:t>[4</w:t>
+      </w:r>
+      <w:r>
+        <w:t>]</w:t>
+      </w:r>
+      <w:r>
+        <w:t>.</w:t>
+      </w:r>
+    </w:p>
+    <w:p>
+      <w:pPr>
+        <w:spacing w:line="360" w:lineRule="auto"/>
+        <w:ind w:firstLine="709"/>
+        <w:jc w:val="both"/>
+      </w:pPr>
+      <w:r>
+        <w:t>Каждая группа акторов(пользователей) обозначается иконкой человечка, под которой записывается имя группы, а каждое из возможных действий изображается текстом в овале. Связи между акторами и действиями обозначаются стрелками, а если одно из действий является результатом другого, то над стрелкой указываются слова «</w:t>
+      </w:r>
+      <w:r>
+        <w:rPr>
+          <w:lang w:val="en-US"/>
+        </w:rPr>
+        <w:t>extend</w:t>
+      </w:r>
+      <w:r>
+        <w:t>» - опционально или «</w:t>
+      </w:r>
+      <w:r>
+        <w:rPr>
+          <w:lang w:val="en-US"/>
+        </w:rPr>
+        <w:t>include</w:t>
+      </w:r>
+      <w:r>
+        <w:t>»</w:t>
+      </w:r>
+      <w:r>
+        <w:t xml:space="preserve"> - </w:t>
+      </w:r>
+      <w:r>
+        <w:t>обязательно.</w:t>
+      </w:r>
+    </w:p>
+    <w:p>
+      <w:pPr>
+        <w:spacing w:line="360" w:lineRule="auto"/>
+        <w:ind w:firstLine="709"/>
+        <w:jc w:val="both"/>
+      </w:pPr>
+      <w:r>
+        <w:t>В данных схемах были выделенны следующие роли и действия, которые им доступны:</w:t>
+      </w:r>
+    </w:p>
+    <w:p>
+      <w:pPr>
+        <w:spacing w:line="360" w:lineRule="auto"/>
+        <w:ind w:firstLine="709"/>
+        <w:jc w:val="both"/>
+      </w:pPr>
+      <w:r>
+        <w:t>1) Неавторизованный пользователь:</w:t>
+      </w:r>
+    </w:p>
+    <w:p>
+      <w:pPr>
+        <w:spacing w:line="360" w:lineRule="auto"/>
+        <w:ind w:firstLine="709"/>
+        <w:jc w:val="both"/>
+      </w:pPr>
+      <w:r>
+        <w:t xml:space="preserve">1.1) Авторизация </w:t>
+      </w:r>
+      <w:r>
+        <w:t>–</w:t>
+      </w:r>
+      <w:r>
+        <w:t xml:space="preserve"> </w:t>
+      </w:r>
+      <w:r>
+        <w:t>пользователь может войти в свою систему, указав свои учетные данные</w:t>
+      </w:r>
+      <w:r>
         <w:t>;</w:t>
       </w:r>
     </w:p>
     <w:p>
       <w:pPr>
         <w:spacing w:line="360" w:lineRule="auto"/>
-        <w:ind w:firstLine="851"/>
-        <w:jc w:val="both"/>
-      </w:pPr>
-      <w:r>
-        <w:t>2) Хранение информации о каждой оказываемой услуге:</w:t>
-      </w:r>
-      <w:r>
-        <w:t xml:space="preserve"> </w:t>
-      </w:r>
-      <w:r>
-        <w:t>стоимость, подробное описание услуги, примерное время выполнения услуги</w:t>
-      </w:r>
-      <w:r>
-        <w:t>;</w:t>
-      </w:r>
-    </w:p>
-    <w:p>
-      <w:pPr>
-        <w:spacing w:line="360" w:lineRule="auto"/>
-        <w:ind w:firstLine="851"/>
-        <w:jc w:val="both"/>
-      </w:pPr>
-      <w:r>
-        <w:t>3) Создание, хранение, удаление</w:t>
-      </w:r>
-      <w:r>
-        <w:rPr>
-          <w:color w:val="FF0000"/>
-        </w:rPr>
-        <w:t>(без удаления, просто ставить статус-отказано)</w:t>
-      </w:r>
-      <w:r>
-        <w:t xml:space="preserve"> заказ-нарядов</w:t>
-      </w:r>
-      <w:r>
-        <w:t>;</w:t>
-      </w:r>
-    </w:p>
-    <w:p>
-      <w:pPr>
-        <w:spacing w:line="360" w:lineRule="auto"/>
-        <w:ind w:firstLine="851"/>
-        <w:jc w:val="both"/>
-      </w:pPr>
-      <w:r>
-        <w:t xml:space="preserve">4) </w:t>
-      </w:r>
-      <w:r>
-        <w:t>Формирование печатных форм (акт приема-передачи, счет на оплату) и отчетов по выручке за выбранный период;</w:t>
-      </w:r>
-    </w:p>
-    <w:p>
-      <w:pPr>
-        <w:spacing w:line="360" w:lineRule="auto"/>
-        <w:ind w:firstLine="851"/>
-        <w:jc w:val="both"/>
-      </w:pPr>
-      <w:r>
-        <w:t>5)</w:t>
-      </w:r>
-      <w:r>
-        <w:t xml:space="preserve"> </w:t>
-      </w:r>
-      <w:r>
-        <w:t>Осуществление разграничения прав и возможностей в зависимости от уровня доступа:незарегистрированный и зарегистрированный пользователь, администратор:</w:t>
-      </w:r>
-    </w:p>
-    <w:p>
-      <w:pPr>
-        <w:spacing w:line="360" w:lineRule="auto"/>
-        <w:ind w:firstLine="851"/>
-        <w:jc w:val="both"/>
-      </w:pPr>
-      <w:r>
-        <w:t>5.1) и далее-списки требований по ролям</w:t>
-      </w:r>
-    </w:p>
-    <w:p>
-      <w:pPr>
-        <w:spacing w:line="360" w:lineRule="auto"/>
-        <w:ind w:firstLine="851"/>
-        <w:jc w:val="both"/>
-      </w:pPr>
-      <w:r>
-        <w:t>1.3.2 Нефункциональные требования</w:t>
-      </w:r>
-    </w:p>
-    <w:p>
-      <w:pPr>
-        <w:spacing w:line="360" w:lineRule="auto"/>
-        <w:ind w:firstLine="851"/>
-        <w:jc w:val="both"/>
-      </w:pPr>
-      <w:r>
-        <w:t>В ходе анализа предметной области были выявлены следующие нефункциональные требования:</w:t>
-      </w:r>
-    </w:p>
-    <w:p>
-      <w:pPr>
-        <w:spacing w:line="360" w:lineRule="auto"/>
-        <w:ind w:firstLine="851"/>
-        <w:jc w:val="both"/>
-      </w:pPr>
-      <w:r>
-        <w:t>1) кроссбраузерность</w:t>
-      </w:r>
-    </w:p>
-    <w:p>
-      <w:pPr>
-        <w:spacing w:line="360" w:lineRule="auto"/>
-        <w:ind w:firstLine="851"/>
-        <w:jc w:val="both"/>
-      </w:pPr>
-      <w:r>
-        <w:t xml:space="preserve">2) </w:t>
-      </w:r>
-    </w:p>
-    <w:p>
-      <w:pPr>
-        <w:spacing w:line="360" w:lineRule="auto"/>
-        <w:ind w:firstLine="851"/>
-        <w:jc w:val="both"/>
-      </w:pPr>
-      <w:r>
-        <w:t>Были сформированы следующие требования к тестированию:</w:t>
-      </w:r>
-    </w:p>
-    <w:p>
-      <w:pPr>
-        <w:spacing w:line="360" w:lineRule="auto"/>
-        <w:ind w:firstLine="851"/>
-        <w:jc w:val="both"/>
-      </w:pPr>
-      <w:r>
-        <w:t>1) провести модульное тестирование системы</w:t>
-      </w:r>
-      <w:r>
-        <w:t>;</w:t>
-      </w:r>
-    </w:p>
-    <w:p>
-      <w:pPr>
-        <w:spacing w:line="360" w:lineRule="auto"/>
-        <w:ind w:firstLine="851"/>
-        <w:jc w:val="both"/>
-      </w:pPr>
-      <w:r>
-        <w:t>2) провести интеграционное тестирование системы</w:t>
-      </w:r>
-      <w:r>
-        <w:t>;</w:t>
-      </w:r>
-    </w:p>
-    <w:p>
-      <w:pPr>
-        <w:spacing w:line="360" w:lineRule="auto"/>
-        <w:ind w:firstLine="851"/>
-        <w:jc w:val="both"/>
-      </w:pPr>
-      <w:r>
-        <w:t xml:space="preserve">3) провести нагрузочное тестирование системы, в котором выполняются </w:t>
-      </w:r>
-      <w:r>
-        <w:rPr>
-          <w:lang w:val="en-US"/>
-        </w:rPr>
-        <w:t>n</w:t>
-      </w:r>
-      <w:r>
-        <w:t xml:space="preserve"> </w:t>
-      </w:r>
-      <w:r>
-        <w:t>запросов от пользователей в течении 30 секунд.</w:t>
-      </w:r>
-    </w:p>
-    <w:p>
-      <w:pPr>
-        <w:spacing w:line="360" w:lineRule="auto"/>
-        <w:ind w:firstLine="851"/>
-        <w:jc w:val="both"/>
-      </w:pPr>
-      <w:r>
-        <w:t>2. Проектирование и реализация базы данных</w:t>
-      </w:r>
-    </w:p>
-    <w:p>
-      <w:pPr>
-        <w:spacing w:line="360" w:lineRule="auto"/>
-        <w:ind w:firstLine="851"/>
-        <w:jc w:val="both"/>
-      </w:pPr>
-      <w:r>
-        <w:t xml:space="preserve">2.1 </w:t>
-      </w:r>
-      <w:r>
-        <w:rPr>
-          <w:lang w:val="en-US"/>
-        </w:rPr>
-        <w:t>ER</w:t>
-      </w:r>
-      <w:r>
-        <w:t>-</w:t>
-      </w:r>
-      <w:r>
-        <w:t>диаграмма</w:t>
-      </w:r>
-    </w:p>
-    <w:p>
-      <w:pPr>
-        <w:spacing w:line="360" w:lineRule="auto"/>
-        <w:ind w:firstLine="851"/>
-        <w:jc w:val="both"/>
-      </w:pPr>
-      <w:r>
-        <w:t xml:space="preserve">Проектирование и реализация базы данных являются сложными процессами, которые требуют своих собственных подходов и решений. Для упрощения процесса проектирования была разработана и использована </w:t>
-      </w:r>
-      <w:r>
-        <w:rPr>
-          <w:lang w:val="en-US"/>
-        </w:rPr>
-        <w:t>ER</w:t>
-      </w:r>
-      <w:r>
-        <w:t>-модель(</w:t>
-      </w:r>
-      <w:r>
-        <w:rPr>
-          <w:lang w:val="en-US"/>
-        </w:rPr>
-        <w:t>Entity</w:t>
-      </w:r>
-      <w:r>
-        <w:t>-</w:t>
-      </w:r>
-      <w:r>
-        <w:rPr>
-          <w:lang w:val="en-US"/>
-        </w:rPr>
-        <w:t>Relationship</w:t>
-      </w:r>
-      <w:r>
-        <w:t xml:space="preserve"> </w:t>
-      </w:r>
-      <w:r>
-        <w:t>модель), которая описывает все сущности, их атрибуты, а также отношения между ними с использованием графической нотации Питера Чена.</w:t>
-      </w:r>
-    </w:p>
-    <w:p>
-      <w:pPr>
-        <w:spacing w:line="360" w:lineRule="auto"/>
-        <w:ind w:firstLine="851"/>
-        <w:jc w:val="both"/>
-      </w:pPr>
-      <w:r>
-        <w:lastRenderedPageBreak/>
-        <w:t>Модели сущность-связь основаны на выделении в предметной области, для которой осуществляется проектирование базы данных, различных типов объектов, информацию о которых требуется хранить в базе данных.</w:t>
-      </w:r>
-    </w:p>
-    <w:p>
-      <w:pPr>
-        <w:spacing w:line="360" w:lineRule="auto"/>
-        <w:ind w:firstLine="851"/>
-        <w:jc w:val="both"/>
-        <w:rPr>
-          <w:color w:val="000000" w:themeColor="text1"/>
-        </w:rPr>
-      </w:pPr>
-      <w:r>
-        <w:t xml:space="preserve">Основными терминами </w:t>
-      </w:r>
-      <w:r>
-        <w:rPr>
-          <w:lang w:val="en-US"/>
-        </w:rPr>
-        <w:t>ER</w:t>
-      </w:r>
-      <w:r>
-        <w:t xml:space="preserve">-диаграммы являются сущность, </w:t>
-      </w:r>
-      <w:r>
-        <w:t xml:space="preserve">экземпляр сущности, </w:t>
-      </w:r>
-      <w:r>
-        <w:t>атрибут</w:t>
-      </w:r>
-      <w:r>
-        <w:t>, ключ</w:t>
-      </w:r>
-      <w:r>
-        <w:t xml:space="preserve"> и связь. Сущностью называется класс однотипных объектов, информация о которых обязательно должна быть учтена в модели. Каждая сущность должна иметь имя, выраженное существ</w:t>
-      </w:r>
-      <w:r>
-        <w:t>ительным в единственном числе</w:t>
-      </w:r>
-      <w:r>
-        <w:rPr>
-          <w:color w:val="000000" w:themeColor="text1"/>
-        </w:rPr>
-        <w:t>.</w:t>
-      </w:r>
-      <w:r>
-        <w:rPr>
-          <w:color w:val="000000" w:themeColor="text1"/>
-        </w:rPr>
-        <w:t xml:space="preserve"> Графически, сущность изображается в виде прямоугольника, в верхней части которого пишется имя сущности. Экземпляром сущности называется конкретный представитель данной сущности. Атрибутом сущности называется именованная характеристика, являющаяся некоторым свойством сущности. Атрибут должен быть выражен существительным в единственном числе(возможно с характеризующими прилагательными). Графически, изображаются в виде овалов, связанных стрелками с сущностями.</w:t>
-      </w:r>
-      <w:r>
-        <w:rPr>
-          <w:color w:val="000000" w:themeColor="text1"/>
-        </w:rPr>
-        <w:t xml:space="preserve"> Ключом сущности называется неизбыточный набор атрибутов, значения которых в совокупности являются уникальными для каждого экземпляра сущности. Неизбыточность означает то, что удаление любого атрибута из ключа нарушает его уникальность. </w:t>
-      </w:r>
-      <w:r>
-        <w:rPr>
-          <w:color w:val="000000" w:themeColor="text1"/>
-        </w:rPr>
-        <w:t>Связью называется ассоциация между двумя сущностями. Графически изображается в виде стрелки между двумя сущностями, при этом, рядом с сущностью ставится символ, обозначающий класс принадлежности.</w:t>
-      </w:r>
-    </w:p>
-    <w:p>
-      <w:pPr>
-        <w:spacing w:line="360" w:lineRule="auto"/>
-        <w:ind w:firstLine="851"/>
-        <w:jc w:val="both"/>
-        <w:rPr>
-          <w:color w:val="000000" w:themeColor="text1"/>
-        </w:rPr>
-      </w:pPr>
-      <w:r>
-        <w:rPr>
-          <w:color w:val="000000" w:themeColor="text1"/>
-        </w:rPr>
-        <w:t>Проанализировав предметную область, можно выделить следующие сущности и их атрибуты:</w:t>
-      </w:r>
-    </w:p>
-    <w:p>
-      <w:pPr>
-        <w:spacing w:line="360" w:lineRule="auto"/>
-        <w:ind w:firstLine="851"/>
-        <w:jc w:val="both"/>
-        <w:rPr>
-          <w:color w:val="000000" w:themeColor="text1"/>
-        </w:rPr>
-      </w:pPr>
-      <w:r>
-        <w:rPr>
-          <w:color w:val="000000" w:themeColor="text1"/>
-        </w:rPr>
-        <w:t xml:space="preserve">Сущность «Клиент», которая определяет человека, </w:t>
+        <w:ind w:firstLine="709"/>
+        <w:jc w:val="both"/>
+      </w:pPr>
+      <w:r>
+        <w:t xml:space="preserve">1.2) </w:t>
       </w:r>
     </w:p>
     <w:sectPr>
-      <w:footerReference w:type="even" r:id="rId12"/>
-      <w:footerReference w:type="default" r:id="rId13"/>
-      <w:footerReference w:type="first" r:id="rId14"/>
+      <w:footerReference w:type="even" r:id="rId15"/>
+      <w:footerReference w:type="default" r:id="rId16"/>
+      <w:footerReference w:type="first" r:id="rId17"/>
       <w:pgSz w:w="11906" w:h="16838"/>
       <w:pgMar w:top="1134" w:right="850" w:bottom="1134" w:left="1701" w:header="709" w:footer="709" w:gutter="0"/>
       <w:cols w:space="708"/>
@@ -2929,6 +6071,95 @@
 <file path=word/numbering.xml><?xml version="1.0" encoding="utf-8"?>
 <w:numbering xmlns:wpc="http://schemas.microsoft.com/office/word/2010/wordprocessingCanvas" xmlns:cx="http://schemas.microsoft.com/office/drawing/2014/chartex" xmlns:cx1="http://schemas.microsoft.com/office/drawing/2015/9/8/chartex" xmlns:cx2="http://schemas.microsoft.com/office/drawing/2015/10/21/chartex" xmlns:cx3="http://schemas.microsoft.com/office/drawing/2016/5/9/chartex" xmlns:cx4="http://schemas.microsoft.com/office/drawing/2016/5/10/chartex" xmlns:cx5="http://schemas.microsoft.com/office/drawing/2016/5/11/chartex" xmlns:cx6="http://schemas.microsoft.com/office/drawing/2016/5/12/chartex" xmlns:cx7="http://schemas.microsoft.com/office/drawing/2016/5/13/chartex" xmlns:cx8="http://schemas.microsoft.com/office/drawing/2016/5/14/chartex" xmlns:mc="http://schemas.openxmlformats.org/markup-compatibility/2006" xmlns:aink="http://schemas.microsoft.com/office/drawing/2016/ink" xmlns:am3d="http://schemas.microsoft.com/office/drawing/2017/model3d" xmlns:o="urn:schemas-microsoft-com:office:office" xmlns:r="http://schemas.openxmlformats.org/officeDocument/2006/relationships" xmlns:m="http://schemas.openxmlformats.org/officeDocument/2006/math" xmlns:v="urn:schemas-microsoft-com:vml" xmlns:wp14="http://schemas.microsoft.com/office/word/2010/wordprocessingDrawing" xmlns:wp="http://schemas.openxmlformats.org/drawingml/2006/wordprocessingDrawing" xmlns:w10="urn:schemas-microsoft-com:office:word" xmlns:w="http://schemas.openxmlformats.org/wordprocessingml/2006/main" xmlns:w14="http://schemas.microsoft.com/office/word/2010/wordml" xmlns:w15="http://schemas.microsoft.com/office/word/2012/wordml" xmlns:w16cex="http://schemas.microsoft.com/office/word/2018/wordml/cex" xmlns:w16cid="http://schemas.microsoft.com/office/word/2016/wordml/cid" xmlns:w16="http://schemas.microsoft.com/office/word/2018/wordml" xmlns:w16sdtdh="http://schemas.microsoft.com/office/word/2020/wordml/sdtdatahash" xmlns:w16se="http://schemas.microsoft.com/office/word/2015/wordml/symex" xmlns:wpg="http://schemas.microsoft.com/office/word/2010/wordprocessingGroup" xmlns:wpi="http://schemas.microsoft.com/office/word/2010/wordprocessingInk" xmlns:wne="http://schemas.microsoft.com/office/word/2006/wordml" xmlns:wps="http://schemas.microsoft.com/office/word/2010/wordprocessingShape" mc:Ignorable="w14 w15 w16se w16cid w16 w16cex w16sdtdh wp14">
   <w:abstractNum w:abstractNumId="0" w15:restartNumberingAfterBreak="0">
+    <w:nsid w:val="04D477CA"/>
+    <w:multiLevelType w:val="hybridMultilevel"/>
+    <w:tmpl w:val="A67457EA"/>
+    <w:lvl w:ilvl="0" w:tplc="FFFFFFFF">
+      <w:start w:val="1"/>
+      <w:numFmt w:val="decimal"/>
+      <w:lvlText w:val="%1."/>
+      <w:lvlJc w:val="left"/>
+      <w:pPr>
+        <w:ind w:left="1004" w:hanging="360"/>
+      </w:pPr>
+    </w:lvl>
+    <w:lvl w:ilvl="1" w:tplc="A5D8D9AC">
+      <w:start w:val="1"/>
+      <w:numFmt w:val="bullet"/>
+      <w:lvlText w:val=""/>
+      <w:lvlJc w:val="left"/>
+      <w:pPr>
+        <w:ind w:left="1724" w:hanging="360"/>
+      </w:pPr>
+      <w:rPr>
+        <w:rFonts w:ascii="Symbol" w:hAnsi="Symbol" w:hint="default"/>
+      </w:rPr>
+    </w:lvl>
+    <w:lvl w:ilvl="2" w:tplc="FFFFFFFF" w:tentative="1">
+      <w:start w:val="1"/>
+      <w:numFmt w:val="lowerRoman"/>
+      <w:lvlText w:val="%3."/>
+      <w:lvlJc w:val="right"/>
+      <w:pPr>
+        <w:ind w:left="2444" w:hanging="180"/>
+      </w:pPr>
+    </w:lvl>
+    <w:lvl w:ilvl="3" w:tplc="FFFFFFFF" w:tentative="1">
+      <w:start w:val="1"/>
+      <w:numFmt w:val="decimal"/>
+      <w:lvlText w:val="%4."/>
+      <w:lvlJc w:val="left"/>
+      <w:pPr>
+        <w:ind w:left="3164" w:hanging="360"/>
+      </w:pPr>
+    </w:lvl>
+    <w:lvl w:ilvl="4" w:tplc="FFFFFFFF" w:tentative="1">
+      <w:start w:val="1"/>
+      <w:numFmt w:val="lowerLetter"/>
+      <w:lvlText w:val="%5."/>
+      <w:lvlJc w:val="left"/>
+      <w:pPr>
+        <w:ind w:left="3884" w:hanging="360"/>
+      </w:pPr>
+    </w:lvl>
+    <w:lvl w:ilvl="5" w:tplc="FFFFFFFF" w:tentative="1">
+      <w:start w:val="1"/>
+      <w:numFmt w:val="lowerRoman"/>
+      <w:lvlText w:val="%6."/>
+      <w:lvlJc w:val="right"/>
+      <w:pPr>
+        <w:ind w:left="4604" w:hanging="180"/>
+      </w:pPr>
+    </w:lvl>
+    <w:lvl w:ilvl="6" w:tplc="FFFFFFFF" w:tentative="1">
+      <w:start w:val="1"/>
+      <w:numFmt w:val="decimal"/>
+      <w:lvlText w:val="%7."/>
+      <w:lvlJc w:val="left"/>
+      <w:pPr>
+        <w:ind w:left="5324" w:hanging="360"/>
+      </w:pPr>
+    </w:lvl>
+    <w:lvl w:ilvl="7" w:tplc="FFFFFFFF" w:tentative="1">
+      <w:start w:val="1"/>
+      <w:numFmt w:val="lowerLetter"/>
+      <w:lvlText w:val="%8."/>
+      <w:lvlJc w:val="left"/>
+      <w:pPr>
+        <w:ind w:left="6044" w:hanging="360"/>
+      </w:pPr>
+    </w:lvl>
+    <w:lvl w:ilvl="8" w:tplc="FFFFFFFF" w:tentative="1">
+      <w:start w:val="1"/>
+      <w:numFmt w:val="lowerRoman"/>
+      <w:lvlText w:val="%9."/>
+      <w:lvlJc w:val="right"/>
+      <w:pPr>
+        <w:ind w:left="6764" w:hanging="180"/>
+      </w:pPr>
+    </w:lvl>
+  </w:abstractNum>
+  <w:abstractNum w:abstractNumId="1" w15:restartNumberingAfterBreak="0">
     <w:nsid w:val="2A216738"/>
     <w:multiLevelType w:val="multilevel"/>
     <w:tmpl w:val="E354907C"/>
@@ -3015,7 +6246,7 @@
       </w:pPr>
     </w:lvl>
   </w:abstractNum>
-  <w:abstractNum w:abstractNumId="1" w15:restartNumberingAfterBreak="0">
+  <w:abstractNum w:abstractNumId="2" w15:restartNumberingAfterBreak="0">
     <w:nsid w:val="2FB035E6"/>
     <w:multiLevelType w:val="multilevel"/>
     <w:tmpl w:val="065A2BDC"/>
@@ -3128,17 +6359,140 @@
       </w:pPr>
     </w:lvl>
   </w:abstractNum>
+  <w:abstractNum w:abstractNumId="3" w15:restartNumberingAfterBreak="0">
+    <w:nsid w:val="4F315E3A"/>
+    <w:multiLevelType w:val="hybridMultilevel"/>
+    <w:tmpl w:val="AC524C3A"/>
+    <w:lvl w:ilvl="0" w:tplc="5BB2596A">
+      <w:start w:val="1"/>
+      <w:numFmt w:val="decimal"/>
+      <w:lvlText w:val="%1)"/>
+      <w:lvlJc w:val="left"/>
+      <w:pPr>
+        <w:ind w:left="927" w:hanging="360"/>
+      </w:pPr>
+      <w:rPr>
+        <w:rFonts w:hint="default"/>
+      </w:rPr>
+    </w:lvl>
+    <w:lvl w:ilvl="1" w:tplc="04190019" w:tentative="1">
+      <w:start w:val="1"/>
+      <w:numFmt w:val="lowerLetter"/>
+      <w:lvlText w:val="%2."/>
+      <w:lvlJc w:val="left"/>
+      <w:pPr>
+        <w:ind w:left="1647" w:hanging="360"/>
+      </w:pPr>
+    </w:lvl>
+    <w:lvl w:ilvl="2" w:tplc="0419001B" w:tentative="1">
+      <w:start w:val="1"/>
+      <w:numFmt w:val="lowerRoman"/>
+      <w:lvlText w:val="%3."/>
+      <w:lvlJc w:val="right"/>
+      <w:pPr>
+        <w:ind w:left="2367" w:hanging="180"/>
+      </w:pPr>
+    </w:lvl>
+    <w:lvl w:ilvl="3" w:tplc="0419000F" w:tentative="1">
+      <w:start w:val="1"/>
+      <w:numFmt w:val="decimal"/>
+      <w:lvlText w:val="%4."/>
+      <w:lvlJc w:val="left"/>
+      <w:pPr>
+        <w:ind w:left="3087" w:hanging="360"/>
+      </w:pPr>
+    </w:lvl>
+    <w:lvl w:ilvl="4" w:tplc="04190019" w:tentative="1">
+      <w:start w:val="1"/>
+      <w:numFmt w:val="lowerLetter"/>
+      <w:lvlText w:val="%5."/>
+      <w:lvlJc w:val="left"/>
+      <w:pPr>
+        <w:ind w:left="3807" w:hanging="360"/>
+      </w:pPr>
+    </w:lvl>
+    <w:lvl w:ilvl="5" w:tplc="0419001B" w:tentative="1">
+      <w:start w:val="1"/>
+      <w:numFmt w:val="lowerRoman"/>
+      <w:lvlText w:val="%6."/>
+      <w:lvlJc w:val="right"/>
+      <w:pPr>
+        <w:ind w:left="4527" w:hanging="180"/>
+      </w:pPr>
+    </w:lvl>
+    <w:lvl w:ilvl="6" w:tplc="0419000F" w:tentative="1">
+      <w:start w:val="1"/>
+      <w:numFmt w:val="decimal"/>
+      <w:lvlText w:val="%7."/>
+      <w:lvlJc w:val="left"/>
+      <w:pPr>
+        <w:ind w:left="5247" w:hanging="360"/>
+      </w:pPr>
+    </w:lvl>
+    <w:lvl w:ilvl="7" w:tplc="04190019" w:tentative="1">
+      <w:start w:val="1"/>
+      <w:numFmt w:val="lowerLetter"/>
+      <w:lvlText w:val="%8."/>
+      <w:lvlJc w:val="left"/>
+      <w:pPr>
+        <w:ind w:left="5967" w:hanging="360"/>
+      </w:pPr>
+    </w:lvl>
+    <w:lvl w:ilvl="8" w:tplc="0419001B" w:tentative="1">
+      <w:start w:val="1"/>
+      <w:numFmt w:val="lowerRoman"/>
+      <w:lvlText w:val="%9."/>
+      <w:lvlJc w:val="right"/>
+      <w:pPr>
+        <w:ind w:left="6687" w:hanging="180"/>
+      </w:pPr>
+    </w:lvl>
+  </w:abstractNum>
   <w:num w:numId="1">
-    <w:abstractNumId w:val="0"/>
+    <w:abstractNumId w:val="1"/>
   </w:num>
   <w:num w:numId="2">
-    <w:abstractNumId w:val="1"/>
+    <w:abstractNumId w:val="2"/>
     <w:lvlOverride w:ilvl="0">
       <w:startOverride w:val="1"/>
     </w:lvlOverride>
     <w:lvlOverride w:ilvl="1">
       <w:startOverride w:val="1"/>
     </w:lvlOverride>
+    <w:lvlOverride w:ilvl="2">
+      <w:startOverride w:val="1"/>
+    </w:lvlOverride>
+    <w:lvlOverride w:ilvl="3">
+      <w:startOverride w:val="1"/>
+    </w:lvlOverride>
+    <w:lvlOverride w:ilvl="4">
+      <w:startOverride w:val="1"/>
+    </w:lvlOverride>
+    <w:lvlOverride w:ilvl="5">
+      <w:startOverride w:val="1"/>
+    </w:lvlOverride>
+    <w:lvlOverride w:ilvl="6">
+      <w:startOverride w:val="1"/>
+    </w:lvlOverride>
+    <w:lvlOverride w:ilvl="7">
+      <w:startOverride w:val="1"/>
+    </w:lvlOverride>
+    <w:lvlOverride w:ilvl="8">
+      <w:startOverride w:val="1"/>
+    </w:lvlOverride>
+  </w:num>
+  <w:num w:numId="3">
+    <w:abstractNumId w:val="3"/>
+  </w:num>
+  <w:num w:numId="4">
+    <w:abstractNumId w:val="0"/>
+  </w:num>
+  <w:num w:numId="5">
+    <w:abstractNumId w:val="0"/>
+    <w:lvlOverride w:ilvl="0">
+      <w:startOverride w:val="1"/>
+    </w:lvlOverride>
+    <w:lvlOverride w:ilvl="1"/>
     <w:lvlOverride w:ilvl="2">
       <w:startOverride w:val="1"/>
     </w:lvlOverride>
@@ -3467,7 +6821,7 @@
   <w:style w:type="paragraph" w:default="1" w:styleId="a0">
     <w:name w:val="Normal"/>
     <w:qFormat/>
-    <w:rsid w:val="00C679BE"/>
+    <w:rsid w:val="005E457A"/>
     <w:rPr>
       <w:sz w:val="24"/>
       <w:szCs w:val="24"/>

--- a/документация/курсовая1.docx
+++ b/документация/курсовая1.docx
@@ -5845,6 +5845,9 @@
         <w:spacing w:line="360" w:lineRule="auto"/>
         <w:ind w:firstLine="709"/>
         <w:jc w:val="both"/>
+        <w:rPr>
+          <w:lang w:val="en-US"/>
+        </w:rPr>
       </w:pPr>
       <w:r>
         <w:t>Каждая группа акторов(пользователей) обозначается иконкой человечка, под которой записывается имя группы, а каждое из возможных действий изображается текстом в овале. Связи между акторами и действиями обозначаются стрелками, а если одно из действий является результатом другого, то над стрелкой указываются слова «</w:t>
@@ -5925,11 +5928,1080 @@
       <w:r>
         <w:t xml:space="preserve">1.2) </w:t>
       </w:r>
+      <w:r>
+        <w:t>Запись по телефону – пользователь может позвонить в соответствующий филиал и записаться на обслуживание с помощью разговора по телефону с администратором</w:t>
+      </w:r>
+      <w:r>
+        <w:t>;</w:t>
+      </w:r>
+    </w:p>
+    <w:p>
+      <w:pPr>
+        <w:spacing w:line="360" w:lineRule="auto"/>
+        <w:ind w:firstLine="709"/>
+        <w:jc w:val="both"/>
+      </w:pPr>
+      <w:r>
+        <w:t xml:space="preserve">1.3) </w:t>
+      </w:r>
+      <w:r>
+        <w:t>Просмотр услуг и информации о филиалах авторемонтной мастерской</w:t>
+      </w:r>
+      <w:r>
+        <w:t>;</w:t>
+      </w:r>
+    </w:p>
+    <w:p>
+      <w:pPr>
+        <w:spacing w:line="360" w:lineRule="auto"/>
+        <w:ind w:firstLine="709"/>
+        <w:jc w:val="both"/>
+      </w:pPr>
+      <w:r>
+        <w:t>1.4) Запись на основе оставленной заявки – пользователь может оставить свои данные, подтвердить их обработку нажатием на флажок, после чего отправить эту заявку администратору</w:t>
+      </w:r>
+      <w:r>
+        <w:t>.</w:t>
+      </w:r>
+    </w:p>
+    <w:p>
+      <w:pPr>
+        <w:spacing w:line="360" w:lineRule="auto"/>
+        <w:ind w:firstLine="709"/>
+        <w:jc w:val="both"/>
+      </w:pPr>
+      <w:r>
+        <w:t>2) Авторизованный пользователь:</w:t>
+      </w:r>
+    </w:p>
+    <w:p>
+      <w:pPr>
+        <w:spacing w:line="360" w:lineRule="auto"/>
+        <w:ind w:firstLine="709"/>
+        <w:jc w:val="both"/>
+        <w:rPr>
+          <w:lang w:val="en-US"/>
+        </w:rPr>
+      </w:pPr>
+      <w:r>
+        <w:t>2.1) Доступ к личному кабинету</w:t>
+      </w:r>
+      <w:r>
+        <w:rPr>
+          <w:lang w:val="en-US"/>
+        </w:rPr>
+        <w:t>;</w:t>
+      </w:r>
+    </w:p>
+    <w:p>
+      <w:pPr>
+        <w:spacing w:line="360" w:lineRule="auto"/>
+        <w:ind w:firstLine="709"/>
+        <w:jc w:val="both"/>
+      </w:pPr>
+      <w:r>
+        <w:t>2.2) Просмотр личных автомобилей – просмотр всех автомобилей, что были обслужены в нашей авторемотной мастерской</w:t>
+      </w:r>
+      <w:r>
+        <w:t>;</w:t>
+      </w:r>
+    </w:p>
+    <w:p>
+      <w:pPr>
+        <w:spacing w:line="360" w:lineRule="auto"/>
+        <w:ind w:firstLine="709"/>
+        <w:jc w:val="both"/>
+      </w:pPr>
+      <w:r>
+        <w:t xml:space="preserve">2.3) </w:t>
+      </w:r>
+      <w:r>
+        <w:t xml:space="preserve">Просмотр личных Заказ-нарядов – просмотр </w:t>
+      </w:r>
+      <w:r>
+        <w:t>ранее оказанных услуг</w:t>
+      </w:r>
+      <w:r>
+        <w:t>;</w:t>
+      </w:r>
+    </w:p>
+    <w:p>
+      <w:pPr>
+        <w:spacing w:line="360" w:lineRule="auto"/>
+        <w:ind w:firstLine="709"/>
+        <w:jc w:val="both"/>
+      </w:pPr>
+      <w:r>
+        <w:t xml:space="preserve">2.4) </w:t>
+      </w:r>
+      <w:r>
+        <w:t>Просмотр</w:t>
+      </w:r>
+      <w:r>
+        <w:t xml:space="preserve"> личных Заявок – просмотр историй обращения</w:t>
+      </w:r>
+      <w:r>
+        <w:t>;</w:t>
+      </w:r>
+    </w:p>
+    <w:p>
+      <w:pPr>
+        <w:spacing w:line="360" w:lineRule="auto"/>
+        <w:ind w:firstLine="709"/>
+        <w:jc w:val="both"/>
+      </w:pPr>
+      <w:r>
+        <w:rPr>
+          <w:lang w:val="en-US"/>
+        </w:rPr>
+        <w:t xml:space="preserve">2.5) </w:t>
+      </w:r>
+      <w:r>
+        <w:t>Редактирование личных данных</w:t>
+      </w:r>
+      <w:r>
+        <w:rPr>
+          <w:lang w:val="en-US"/>
+        </w:rPr>
+        <w:t>.</w:t>
+      </w:r>
+    </w:p>
+    <w:p>
+      <w:pPr>
+        <w:spacing w:line="360" w:lineRule="auto"/>
+        <w:ind w:firstLine="709"/>
+        <w:jc w:val="both"/>
+      </w:pPr>
+      <w:r>
+        <w:t>3)</w:t>
+      </w:r>
+      <w:r>
+        <w:rPr>
+          <w:lang w:val="en-US"/>
+        </w:rPr>
+        <w:t xml:space="preserve"> </w:t>
+      </w:r>
+      <w:r>
+        <w:t>Администратор:</w:t>
+      </w:r>
+    </w:p>
+    <w:p>
+      <w:pPr>
+        <w:spacing w:line="360" w:lineRule="auto"/>
+        <w:ind w:firstLine="709"/>
+        <w:jc w:val="both"/>
+      </w:pPr>
+      <w:r>
+        <w:t>3.1)</w:t>
+      </w:r>
+      <w:r>
+        <w:t xml:space="preserve"> Авторизация – администратор должен войти в свой аккаунт</w:t>
+      </w:r>
+      <w:r>
+        <w:t>;</w:t>
+      </w:r>
+    </w:p>
+    <w:p>
+      <w:pPr>
+        <w:spacing w:line="360" w:lineRule="auto"/>
+        <w:ind w:firstLine="709"/>
+        <w:jc w:val="both"/>
+      </w:pPr>
+      <w:r>
+        <w:t>3.</w:t>
+      </w:r>
+      <w:r>
+        <w:t>2</w:t>
+      </w:r>
+      <w:r>
+        <w:t>) Внесение клиента в клиентскую базу</w:t>
+      </w:r>
+      <w:r>
+        <w:t>;</w:t>
+      </w:r>
+    </w:p>
+    <w:p>
+      <w:pPr>
+        <w:spacing w:line="360" w:lineRule="auto"/>
+        <w:ind w:firstLine="709"/>
+        <w:jc w:val="both"/>
+      </w:pPr>
+      <w:r>
+        <w:t>3.</w:t>
+      </w:r>
+      <w:r>
+        <w:t>3</w:t>
+      </w:r>
+      <w:r>
+        <w:t>) Внесение автомобиля клиента в базу данных автомобилей</w:t>
+      </w:r>
+      <w:r>
+        <w:t>;</w:t>
+      </w:r>
+    </w:p>
+    <w:p>
+      <w:pPr>
+        <w:spacing w:line="360" w:lineRule="auto"/>
+        <w:ind w:firstLine="709"/>
+        <w:jc w:val="both"/>
+      </w:pPr>
+      <w:r>
+        <w:t>3.</w:t>
+      </w:r>
+      <w:r>
+        <w:t>4</w:t>
+      </w:r>
+      <w:r>
+        <w:t xml:space="preserve">) </w:t>
+      </w:r>
+      <w:r>
+        <w:t>Оформление заявок</w:t>
+      </w:r>
+      <w:r>
+        <w:t>;</w:t>
+      </w:r>
+    </w:p>
+    <w:p>
+      <w:pPr>
+        <w:spacing w:line="360" w:lineRule="auto"/>
+        <w:ind w:firstLine="709"/>
+        <w:jc w:val="both"/>
+      </w:pPr>
+      <w:r>
+        <w:t xml:space="preserve">3.5) </w:t>
+      </w:r>
+      <w:r>
+        <w:t>Просмотр и редактирование заявок</w:t>
+      </w:r>
+      <w:r>
+        <w:t>;</w:t>
+      </w:r>
+    </w:p>
+    <w:p>
+      <w:pPr>
+        <w:spacing w:line="360" w:lineRule="auto"/>
+        <w:ind w:firstLine="709"/>
+        <w:jc w:val="both"/>
+      </w:pPr>
+      <w:r>
+        <w:t xml:space="preserve">3.6) </w:t>
+      </w:r>
+      <w:r>
+        <w:t>Просмотр и редактирование клиентов</w:t>
+      </w:r>
+      <w:r>
+        <w:t>;</w:t>
+      </w:r>
+    </w:p>
+    <w:p>
+      <w:pPr>
+        <w:spacing w:line="360" w:lineRule="auto"/>
+        <w:ind w:firstLine="709"/>
+        <w:jc w:val="both"/>
+      </w:pPr>
+      <w:r>
+        <w:t xml:space="preserve">3.7) </w:t>
+      </w:r>
+      <w:r>
+        <w:t>Просмотр и редактирование автомобилей</w:t>
+      </w:r>
+      <w:r>
+        <w:t>;</w:t>
+      </w:r>
+    </w:p>
+    <w:p>
+      <w:pPr>
+        <w:spacing w:line="360" w:lineRule="auto"/>
+        <w:ind w:firstLine="709"/>
+        <w:jc w:val="both"/>
+        <w:rPr>
+          <w:lang w:val="en-US"/>
+        </w:rPr>
+      </w:pPr>
+      <w:r>
+        <w:rPr>
+          <w:lang w:val="en-US"/>
+        </w:rPr>
+        <w:t xml:space="preserve">4) </w:t>
+      </w:r>
+      <w:r>
+        <w:t>Мастер-приёмщик</w:t>
+      </w:r>
+      <w:r>
+        <w:rPr>
+          <w:lang w:val="en-US"/>
+        </w:rPr>
+        <w:t>:</w:t>
+      </w:r>
+    </w:p>
+    <w:p>
+      <w:pPr>
+        <w:spacing w:line="360" w:lineRule="auto"/>
+        <w:ind w:firstLine="709"/>
+        <w:jc w:val="both"/>
+      </w:pPr>
+      <w:r>
+        <w:lastRenderedPageBreak/>
+        <w:t>4.1</w:t>
+      </w:r>
+      <w:r>
+        <w:t>) Авторизация – мастер-приёмщик должен войти в свой аккаунт</w:t>
+      </w:r>
+      <w:r>
+        <w:t>;</w:t>
+      </w:r>
+    </w:p>
+    <w:p>
+      <w:pPr>
+        <w:spacing w:line="360" w:lineRule="auto"/>
+        <w:ind w:firstLine="709"/>
+        <w:jc w:val="both"/>
+      </w:pPr>
+      <w:r>
+        <w:t xml:space="preserve">4.2) </w:t>
+      </w:r>
+      <w:r>
+        <w:t>Создание заказ-нарядов</w:t>
+      </w:r>
+      <w:r>
+        <w:t>;</w:t>
+      </w:r>
+    </w:p>
+    <w:p>
+      <w:pPr>
+        <w:spacing w:line="360" w:lineRule="auto"/>
+        <w:ind w:firstLine="709"/>
+        <w:jc w:val="both"/>
+      </w:pPr>
+      <w:r>
+        <w:t>4.3) Просмотр и редактирование заказ-нарядов</w:t>
+      </w:r>
+      <w:r>
+        <w:t>;</w:t>
+      </w:r>
+    </w:p>
+    <w:p>
+      <w:pPr>
+        <w:spacing w:line="360" w:lineRule="auto"/>
+        <w:ind w:firstLine="709"/>
+        <w:jc w:val="both"/>
+        <w:rPr>
+          <w:lang w:val="en-US"/>
+        </w:rPr>
+      </w:pPr>
+      <w:r>
+        <w:rPr>
+          <w:lang w:val="en-US"/>
+        </w:rPr>
+        <w:t xml:space="preserve">4.4) </w:t>
+      </w:r>
+      <w:r>
+        <w:t>Внесение и удаление поставщиков</w:t>
+      </w:r>
+      <w:r>
+        <w:rPr>
+          <w:lang w:val="en-US"/>
+        </w:rPr>
+        <w:t>;</w:t>
+      </w:r>
+    </w:p>
+    <w:p>
+      <w:pPr>
+        <w:spacing w:line="360" w:lineRule="auto"/>
+        <w:ind w:firstLine="709"/>
+        <w:jc w:val="both"/>
+      </w:pPr>
+      <w:r>
+        <w:t xml:space="preserve">4.5) </w:t>
+      </w:r>
+      <w:r>
+        <w:t>Внесение, редактирование и удаление договоров</w:t>
+      </w:r>
+      <w:r>
+        <w:t>;</w:t>
+      </w:r>
+    </w:p>
+    <w:p>
+      <w:pPr>
+        <w:spacing w:line="360" w:lineRule="auto"/>
+        <w:ind w:firstLine="709"/>
+        <w:jc w:val="both"/>
+      </w:pPr>
+      <w:r>
+        <w:t>5) Владелец</w:t>
+      </w:r>
+      <w:r>
+        <w:rPr>
+          <w:lang w:val="en-US"/>
+        </w:rPr>
+        <w:t>/</w:t>
+      </w:r>
+      <w:r>
+        <w:t>менеджер:</w:t>
+      </w:r>
+    </w:p>
+    <w:p>
+      <w:pPr>
+        <w:spacing w:line="360" w:lineRule="auto"/>
+        <w:ind w:firstLine="709"/>
+        <w:jc w:val="both"/>
+      </w:pPr>
+      <w:r>
+        <w:t>5.1) Авторизация</w:t>
+      </w:r>
+      <w:r>
+        <w:t xml:space="preserve"> ;</w:t>
+      </w:r>
+    </w:p>
+    <w:p>
+      <w:pPr>
+        <w:spacing w:line="360" w:lineRule="auto"/>
+        <w:ind w:firstLine="709"/>
+        <w:jc w:val="both"/>
+      </w:pPr>
+      <w:r>
+        <w:t>5.</w:t>
+      </w:r>
+      <w:r>
+        <w:t>2</w:t>
+      </w:r>
+      <w:r>
+        <w:t>) Просмотр</w:t>
+      </w:r>
+      <w:r>
+        <w:t xml:space="preserve"> заказ-нарядов</w:t>
+      </w:r>
+      <w:r>
+        <w:t>;</w:t>
+      </w:r>
+    </w:p>
+    <w:p>
+      <w:pPr>
+        <w:spacing w:line="360" w:lineRule="auto"/>
+        <w:ind w:firstLine="709"/>
+        <w:jc w:val="both"/>
+      </w:pPr>
+      <w:r>
+        <w:t>5.</w:t>
+      </w:r>
+      <w:r>
+        <w:t>3</w:t>
+      </w:r>
+      <w:r>
+        <w:t>) Просмотр</w:t>
+      </w:r>
+      <w:r>
+        <w:t xml:space="preserve"> заявок</w:t>
+      </w:r>
+      <w:r>
+        <w:t>;</w:t>
+      </w:r>
+    </w:p>
+    <w:p>
+      <w:pPr>
+        <w:spacing w:line="360" w:lineRule="auto"/>
+        <w:ind w:firstLine="709"/>
+        <w:jc w:val="both"/>
+      </w:pPr>
+      <w:r>
+        <w:t>5.</w:t>
+      </w:r>
+      <w:r>
+        <w:t>4</w:t>
+      </w:r>
+      <w:r>
+        <w:t>) Просмотр</w:t>
+      </w:r>
+      <w:r>
+        <w:t xml:space="preserve"> базы клиентов</w:t>
+      </w:r>
+      <w:r>
+        <w:t>;</w:t>
+      </w:r>
+    </w:p>
+    <w:p>
+      <w:pPr>
+        <w:spacing w:line="360" w:lineRule="auto"/>
+        <w:ind w:firstLine="709"/>
+        <w:jc w:val="both"/>
+      </w:pPr>
+      <w:r>
+        <w:t>5.</w:t>
+      </w:r>
+      <w:r>
+        <w:t>5</w:t>
+      </w:r>
+      <w:r>
+        <w:t>) Просмотр</w:t>
+      </w:r>
+      <w:r>
+        <w:t xml:space="preserve"> базы данных автомобилей</w:t>
+      </w:r>
+      <w:r>
+        <w:t>;</w:t>
+      </w:r>
+    </w:p>
+    <w:p>
+      <w:pPr>
+        <w:spacing w:line="360" w:lineRule="auto"/>
+        <w:ind w:firstLine="709"/>
+        <w:jc w:val="both"/>
+      </w:pPr>
+      <w:r>
+        <w:t>5.</w:t>
+      </w:r>
+      <w:r>
+        <w:t>6</w:t>
+      </w:r>
+      <w:r>
+        <w:t>) Просмотр</w:t>
+      </w:r>
+      <w:r>
+        <w:t>, добавление и редактирование персонала</w:t>
+      </w:r>
+      <w:r>
+        <w:t>;</w:t>
+      </w:r>
+    </w:p>
+    <w:p>
+      <w:pPr>
+        <w:spacing w:line="360" w:lineRule="auto"/>
+        <w:ind w:firstLine="709"/>
+        <w:jc w:val="both"/>
+      </w:pPr>
+      <w:r>
+        <w:t>5.</w:t>
+      </w:r>
+      <w:r>
+        <w:t>7</w:t>
+      </w:r>
+      <w:r>
+        <w:t>) Просмотр</w:t>
+      </w:r>
+      <w:r>
+        <w:t>, добавление и редактирование филиалов</w:t>
+      </w:r>
+      <w:r>
+        <w:t>;</w:t>
+      </w:r>
+    </w:p>
+    <w:p>
+      <w:pPr>
+        <w:spacing w:line="360" w:lineRule="auto"/>
+        <w:ind w:firstLine="709"/>
+        <w:jc w:val="both"/>
+      </w:pPr>
+      <w:r>
+        <w:t>5.</w:t>
+      </w:r>
+      <w:r>
+        <w:t>8</w:t>
+      </w:r>
+      <w:r>
+        <w:t>) Просмотр</w:t>
+      </w:r>
+      <w:r>
+        <w:t>, добавление и удаление поставщиков</w:t>
+      </w:r>
+      <w:r>
+        <w:t>;</w:t>
+      </w:r>
+    </w:p>
+    <w:p>
+      <w:pPr>
+        <w:spacing w:line="360" w:lineRule="auto"/>
+        <w:ind w:firstLine="709"/>
+        <w:jc w:val="both"/>
+      </w:pPr>
+      <w:r>
+        <w:t>5.</w:t>
+      </w:r>
+      <w:r>
+        <w:t>9</w:t>
+      </w:r>
+      <w:r>
+        <w:t>) Просмотр, добавление</w:t>
+      </w:r>
+      <w:r>
+        <w:t>, редактирование и удаление договоров</w:t>
+      </w:r>
+      <w:r>
+        <w:t>.</w:t>
+      </w:r>
+    </w:p>
+    <w:p>
+      <w:pPr>
+        <w:spacing w:line="360" w:lineRule="auto"/>
+        <w:ind w:firstLine="709"/>
+        <w:jc w:val="both"/>
+      </w:pPr>
+      <w:r>
+        <w:t xml:space="preserve">Диаграмма представлена на рисунке </w:t>
+      </w:r>
+      <w:r>
+        <w:rPr>
+          <w:color w:val="FF0000"/>
+          <w:lang w:val="en-US"/>
+        </w:rPr>
+        <w:t>x</w:t>
+      </w:r>
+      <w:r>
+        <w:t>.</w:t>
+      </w:r>
+    </w:p>
+    <w:p>
+      <w:pPr>
+        <w:spacing w:line="360" w:lineRule="auto"/>
+        <w:jc w:val="both"/>
+      </w:pPr>
+      <w:r>
+        <w:drawing>
+          <wp:inline distT="0" distB="0" distL="0" distR="0" wp14:anchorId="3169BC8C" wp14:editId="2B995011">
+            <wp:extent cx="5940425" cy="2164715"/>
+            <wp:effectExtent l="0" t="0" r="3175" b="6985"/>
+            <wp:docPr id="14" name="Рисунок 14"/>
+            <wp:cNvGraphicFramePr>
+              <a:graphicFrameLocks xmlns:a="http://schemas.openxmlformats.org/drawingml/2006/main" noChangeAspect="1"/>
+            </wp:cNvGraphicFramePr>
+            <a:graphic xmlns:a="http://schemas.openxmlformats.org/drawingml/2006/main">
+              <a:graphicData uri="http://schemas.openxmlformats.org/drawingml/2006/picture">
+                <pic:pic xmlns:pic="http://schemas.openxmlformats.org/drawingml/2006/picture">
+                  <pic:nvPicPr>
+                    <pic:cNvPr id="1" name=""/>
+                    <pic:cNvPicPr/>
+                  </pic:nvPicPr>
+                  <pic:blipFill>
+                    <a:blip r:embed="rId15">
+                      <a:extLst>
+                        <a:ext uri="{96DAC541-7B7A-43D3-8B79-37D633B846F1}">
+                          <asvg:svgBlip xmlns:asvg="http://schemas.microsoft.com/office/drawing/2016/SVG/main" r:embed="rId16"/>
+                        </a:ext>
+                      </a:extLst>
+                    </a:blip>
+                    <a:stretch>
+                      <a:fillRect/>
+                    </a:stretch>
+                  </pic:blipFill>
+                  <pic:spPr>
+                    <a:xfrm>
+                      <a:off x="0" y="0"/>
+                      <a:ext cx="5940425" cy="2164715"/>
+                    </a:xfrm>
+                    <a:prstGeom prst="rect">
+                      <a:avLst/>
+                    </a:prstGeom>
+                  </pic:spPr>
+                </pic:pic>
+              </a:graphicData>
+            </a:graphic>
+          </wp:inline>
+        </w:drawing>
+      </w:r>
+    </w:p>
+    <w:p>
+      <w:pPr>
+        <w:spacing w:line="360" w:lineRule="auto"/>
+        <w:ind w:firstLine="709"/>
+        <w:jc w:val="both"/>
+      </w:pPr>
+      <w:r>
+        <w:t>Рисунок  — диаграмма вариантов использования информационной системы «Авторемонтная мастерская»</w:t>
+      </w:r>
+    </w:p>
+    <w:p>
+      <w:pPr>
+        <w:spacing w:line="360" w:lineRule="auto"/>
+        <w:ind w:firstLine="709"/>
+        <w:jc w:val="both"/>
+      </w:pPr>
+      <w:r>
+        <w:t>3.3. Диаграмма последовательности</w:t>
+      </w:r>
+    </w:p>
+    <w:p>
+      <w:pPr>
+        <w:spacing w:line="360" w:lineRule="auto"/>
+        <w:ind w:firstLine="709"/>
+        <w:jc w:val="both"/>
+      </w:pPr>
+      <w:r>
+        <w:t xml:space="preserve">Диаграммы последовательности отражают поток событий, происходящих в рамках варианта использования. На этих диаграммах изображаются только те объекты, которые непосредственно участвуют во взаимодействии, так как ключевым моментом является именно динамика взаимодействия объектов во времени и не используются возможные статические ассоциации с другими объектами. </w:t>
+      </w:r>
+    </w:p>
+    <w:p>
+      <w:pPr>
+        <w:spacing w:line="360" w:lineRule="auto"/>
+        <w:ind w:firstLine="709"/>
+        <w:jc w:val="both"/>
+      </w:pPr>
+      <w:r>
+        <w:t>В данной диаграмме последовательности</w:t>
+      </w:r>
+      <w:r>
+        <w:t xml:space="preserve">, которая изображена на рисунке </w:t>
+      </w:r>
+      <w:r>
+        <w:rPr>
+          <w:color w:val="FF0000"/>
+          <w:lang w:val="en-US"/>
+        </w:rPr>
+        <w:t>x</w:t>
+      </w:r>
+      <w:r>
+        <w:t>,</w:t>
+      </w:r>
+      <w:r>
+        <w:t xml:space="preserve"> главным акт</w:t>
+      </w:r>
+      <w:r>
+        <w:t>о</w:t>
+      </w:r>
+      <w:r>
+        <w:t>ром является пользователь, который</w:t>
+      </w:r>
+      <w:r>
+        <w:t xml:space="preserve"> оставляет заявку на сайте</w:t>
+      </w:r>
+      <w:r>
+        <w:t>.</w:t>
+      </w:r>
+    </w:p>
+    <w:p>
+      <w:pPr>
+        <w:spacing w:line="360" w:lineRule="auto"/>
+        <w:jc w:val="both"/>
+      </w:pPr>
+      <w:r>
+        <w:lastRenderedPageBreak/>
+        <w:drawing>
+          <wp:inline distT="0" distB="0" distL="0" distR="0" wp14:anchorId="331E87DB" wp14:editId="48AEB103">
+            <wp:extent cx="5940425" cy="8174990"/>
+            <wp:effectExtent l="0" t="0" r="3175" b="0"/>
+            <wp:docPr id="15" name="Рисунок 15"/>
+            <wp:cNvGraphicFramePr>
+              <a:graphicFrameLocks xmlns:a="http://schemas.openxmlformats.org/drawingml/2006/main" noChangeAspect="1"/>
+            </wp:cNvGraphicFramePr>
+            <a:graphic xmlns:a="http://schemas.openxmlformats.org/drawingml/2006/main">
+              <a:graphicData uri="http://schemas.openxmlformats.org/drawingml/2006/picture">
+                <pic:pic xmlns:pic="http://schemas.openxmlformats.org/drawingml/2006/picture">
+                  <pic:nvPicPr>
+                    <pic:cNvPr id="1" name=""/>
+                    <pic:cNvPicPr/>
+                  </pic:nvPicPr>
+                  <pic:blipFill>
+                    <a:blip r:embed="rId17">
+                      <a:extLst>
+                        <a:ext uri="{96DAC541-7B7A-43D3-8B79-37D633B846F1}">
+                          <asvg:svgBlip xmlns:asvg="http://schemas.microsoft.com/office/drawing/2016/SVG/main" r:embed="rId18"/>
+                        </a:ext>
+                      </a:extLst>
+                    </a:blip>
+                    <a:stretch>
+                      <a:fillRect/>
+                    </a:stretch>
+                  </pic:blipFill>
+                  <pic:spPr>
+                    <a:xfrm>
+                      <a:off x="0" y="0"/>
+                      <a:ext cx="5940425" cy="8174990"/>
+                    </a:xfrm>
+                    <a:prstGeom prst="rect">
+                      <a:avLst/>
+                    </a:prstGeom>
+                  </pic:spPr>
+                </pic:pic>
+              </a:graphicData>
+            </a:graphic>
+          </wp:inline>
+        </w:drawing>
+      </w:r>
+    </w:p>
+    <w:p>
+      <w:pPr>
+        <w:spacing w:line="360" w:lineRule="auto"/>
+        <w:ind w:firstLine="709"/>
+        <w:jc w:val="both"/>
+      </w:pPr>
+      <w:r>
+        <w:t>Рисунок — диаграмма последовательностей информационной системы «Авторемонтная мастерская»</w:t>
+      </w:r>
+    </w:p>
+    <w:p>
+      <w:pPr>
+        <w:spacing w:line="360" w:lineRule="auto"/>
+        <w:ind w:firstLine="709"/>
+        <w:jc w:val="both"/>
+      </w:pPr>
+    </w:p>
+    <w:p>
+      <w:pPr>
+        <w:spacing w:line="360" w:lineRule="auto"/>
+        <w:ind w:firstLine="709"/>
+        <w:jc w:val="both"/>
+      </w:pPr>
+      <w:r>
+        <w:rPr>
+          <w:lang w:val="en-US"/>
+        </w:rPr>
+        <w:lastRenderedPageBreak/>
+        <w:t xml:space="preserve">3.4. </w:t>
+      </w:r>
+      <w:r>
+        <w:t>Выбор средств реализации</w:t>
+      </w:r>
+    </w:p>
+    <w:p>
+      <w:pPr>
+        <w:spacing w:line="360" w:lineRule="auto"/>
+        <w:ind w:firstLine="709"/>
+        <w:jc w:val="both"/>
+      </w:pPr>
+      <w:r>
+        <w:t xml:space="preserve">Для реализации информационной системы был выбран язык программирования </w:t>
+      </w:r>
+      <w:r>
+        <w:rPr>
+          <w:lang w:val="en-US"/>
+        </w:rPr>
+        <w:t>Javascript</w:t>
+      </w:r>
+      <w:r>
+        <w:t xml:space="preserve">, </w:t>
+      </w:r>
+      <w:r>
+        <w:t xml:space="preserve">а также его фреймворк </w:t>
+      </w:r>
+      <w:r>
+        <w:rPr>
+          <w:lang w:val="en-US"/>
+        </w:rPr>
+        <w:t>Express</w:t>
+      </w:r>
+      <w:r>
+        <w:t xml:space="preserve"> – для реализации серверной части</w:t>
+      </w:r>
+      <w:r>
+        <w:t xml:space="preserve"> </w:t>
+      </w:r>
+      <w:r>
+        <w:t xml:space="preserve">и библиотека </w:t>
+      </w:r>
+      <w:r>
+        <w:rPr>
+          <w:lang w:val="en-US"/>
+        </w:rPr>
+        <w:t>React</w:t>
+      </w:r>
+      <w:r>
+        <w:t xml:space="preserve"> – для реализации клиентской части.</w:t>
+      </w:r>
+    </w:p>
+    <w:p>
+      <w:pPr>
+        <w:spacing w:line="360" w:lineRule="auto"/>
+        <w:ind w:firstLine="851"/>
+        <w:jc w:val="both"/>
+      </w:pPr>
+      <w:r>
+        <w:t>JavaScript — мультипарадигменный язык программирования</w:t>
+      </w:r>
+      <w:r>
+        <w:t xml:space="preserve"> </w:t>
+      </w:r>
+      <w:r>
+        <w:t>с динамической типизацией. Поддерживает объектно-ориентированный, императивный и функциональный стили.</w:t>
+      </w:r>
+      <w:r>
+        <w:t xml:space="preserve"> </w:t>
+      </w:r>
+    </w:p>
+    <w:p>
+      <w:pPr>
+        <w:spacing w:line="360" w:lineRule="auto"/>
+        <w:ind w:firstLine="851"/>
+        <w:jc w:val="both"/>
+      </w:pPr>
+      <w:r>
+        <w:t>JavaScript-фреймворки являются неотъемлемой частью современной веб-разработки,</w:t>
+      </w:r>
+      <w:r>
+        <w:t xml:space="preserve"> </w:t>
+      </w:r>
+      <w:r>
+        <w:t>предоставляя разработчикам проверенные и протестированные</w:t>
+      </w:r>
+      <w:r>
+        <w:t xml:space="preserve"> </w:t>
+      </w:r>
+      <w:r>
+        <w:t>инструменты для создания масштабируемых и интерактивных веб-приложений.</w:t>
+      </w:r>
+    </w:p>
+    <w:p>
+      <w:pPr>
+        <w:spacing w:line="360" w:lineRule="auto"/>
+        <w:ind w:firstLine="851"/>
+        <w:jc w:val="both"/>
+      </w:pPr>
+      <w:r>
+        <w:t xml:space="preserve">Express </w:t>
+      </w:r>
+      <w:r>
+        <w:t>(версия 4.</w:t>
+      </w:r>
+      <w:r>
+        <w:t>6.</w:t>
+      </w:r>
+      <w:r>
+        <w:t xml:space="preserve">1) </w:t>
+      </w:r>
+      <w:r>
+        <w:t>– фреймворк, написанный на языке JavaScript, который</w:t>
+      </w:r>
+      <w:r>
+        <w:t xml:space="preserve"> </w:t>
+      </w:r>
+      <w:r>
+        <w:t>применяют в разработке бизнес-логики мобильных приложений и сайтов.</w:t>
+      </w:r>
+      <w:r>
+        <w:t xml:space="preserve"> </w:t>
+      </w:r>
+      <w:r>
+        <w:t>Express работает в Node.js – среде выполнения кода для языка JavaScript.</w:t>
+      </w:r>
+      <w:r>
+        <w:t xml:space="preserve"> </w:t>
+      </w:r>
+      <w:r>
+        <w:t>Express предоставляет ряд готовых абстракций, которые упрощают создание</w:t>
+      </w:r>
+      <w:r>
+        <w:t xml:space="preserve"> </w:t>
+      </w:r>
+      <w:r>
+        <w:t>сервера и серверной логики.</w:t>
+      </w:r>
+      <w:r>
+        <w:t xml:space="preserve"> </w:t>
+      </w:r>
+      <w:r>
+        <w:t>Он предоставляет набор инструментов для создания маршрутов, обработки запросов и ответов, управления сессиями, работу с базами данных и многое другое</w:t>
+      </w:r>
+      <w:r>
+        <w:t>.</w:t>
+      </w:r>
+    </w:p>
+    <w:p>
+      <w:pPr>
+        <w:spacing w:line="360" w:lineRule="auto"/>
+        <w:ind w:firstLine="851"/>
+        <w:jc w:val="both"/>
+      </w:pPr>
+      <w:r>
+        <w:t>Node.js идеально подходит для разработки серверных приложений, которым нужно одновременно обрабатывать несколько запросов, не перегружая систему. К тому же, благодаря асинхронной структуре Node.js обеспечивает стабильное соединение между клиентской и серверной частями приложения.</w:t>
+      </w:r>
+    </w:p>
+    <w:p>
+      <w:pPr>
+        <w:spacing w:line="360" w:lineRule="auto"/>
+        <w:ind w:firstLine="851"/>
+        <w:jc w:val="both"/>
+      </w:pPr>
+      <w:r>
+        <w:t xml:space="preserve">React </w:t>
+      </w:r>
+      <w:r>
+        <w:t xml:space="preserve">(версия </w:t>
+      </w:r>
+      <w:r>
+        <w:t>19.2.5</w:t>
+      </w:r>
+      <w:r>
+        <w:t xml:space="preserve">) </w:t>
+      </w:r>
+      <w:r>
+        <w:t>— это декларативная, эффективная и гибкая JavaScript-библиотека для создания пользовательских интерфейсов.</w:t>
+      </w:r>
+      <w:r>
+        <w:t xml:space="preserve"> </w:t>
+      </w:r>
+      <w:r>
+        <w:t>React решает задачу быстродействия приложения, делая его более быстрым и менее ресурсоемким благодаря использованию виртуального DOM. DOM (Document Object Model) — это структура веб-страницы, содержащая все элементы (текст, изображения, кнопки и т. д.), с которыми пользователь может взаимодействовать.</w:t>
+      </w:r>
+    </w:p>
+    <w:p>
+      <w:pPr>
+        <w:spacing w:line="360" w:lineRule="auto"/>
+        <w:ind w:firstLine="851"/>
+        <w:jc w:val="both"/>
+      </w:pPr>
+      <w:r>
+        <w:t xml:space="preserve">Также </w:t>
+      </w:r>
+      <w:r>
+        <w:t xml:space="preserve">для разработки </w:t>
+      </w:r>
+      <w:r>
+        <w:t>веб-интерфейс</w:t>
+      </w:r>
+      <w:r>
+        <w:t xml:space="preserve">а использовались </w:t>
+      </w:r>
+      <w:r>
+        <w:t>язык разметки HTML</w:t>
+      </w:r>
+      <w:r>
+        <w:t xml:space="preserve"> и язык </w:t>
+      </w:r>
+      <w:r>
+        <w:t>CSS.</w:t>
+      </w:r>
+    </w:p>
+    <w:p>
+      <w:pPr>
+        <w:spacing w:line="360" w:lineRule="auto"/>
+        <w:ind w:firstLine="851"/>
+        <w:jc w:val="both"/>
+      </w:pPr>
+      <w:r>
+        <w:t>В качестве среды разработки была выбрана среда разработки Visual Studio Code 1.</w:t>
+      </w:r>
+      <w:r>
+        <w:t>122</w:t>
+      </w:r>
+      <w:r>
+        <w:t>.1.</w:t>
+      </w:r>
+    </w:p>
+    <w:p>
+      <w:pPr>
+        <w:spacing w:line="360" w:lineRule="auto"/>
+        <w:ind w:firstLine="851"/>
+        <w:jc w:val="both"/>
+      </w:pPr>
+      <w:r>
+        <w:t>3.5. Реализация серверной части</w:t>
+      </w:r>
+    </w:p>
+    <w:p>
+      <w:pPr>
+        <w:spacing w:line="360" w:lineRule="auto"/>
+        <w:ind w:firstLine="851"/>
+        <w:jc w:val="both"/>
+      </w:pPr>
+    </w:p>
+    <w:p>
+      <w:pPr>
+        <w:spacing w:line="360" w:lineRule="auto"/>
+        <w:ind w:firstLine="709"/>
+        <w:jc w:val="both"/>
+      </w:pPr>
     </w:p>
     <w:sectPr>
-      <w:footerReference w:type="even" r:id="rId15"/>
-      <w:footerReference w:type="default" r:id="rId16"/>
-      <w:footerReference w:type="first" r:id="rId17"/>
+      <w:footerReference w:type="even" r:id="rId19"/>
+      <w:footerReference w:type="default" r:id="rId20"/>
+      <w:footerReference w:type="first" r:id="rId21"/>
       <w:pgSz w:w="11906" w:h="16838"/>
       <w:pgMar w:top="1134" w:right="850" w:bottom="1134" w:left="1701" w:header="709" w:footer="709" w:gutter="0"/>
       <w:cols w:space="708"/>

--- a/документация/курсовая1.docx
+++ b/документация/курсовая1.docx
@@ -793,7 +793,13 @@
         <w:jc w:val="both"/>
       </w:pPr>
       <w:r>
-        <w:t>изучить существующие системы–аналоги;</w:t>
+        <w:t>изучить существующие системы</w:t>
+      </w:r>
+      <w:r>
+        <w:t>-</w:t>
+      </w:r>
+      <w:r>
+        <w:t>аналоги;</w:t>
       </w:r>
     </w:p>
     <w:p>
@@ -2375,7 +2381,13 @@
         <w:t xml:space="preserve">3) </w:t>
       </w:r>
       <w:r>
-        <w:t>авторизация с помощью JSON Web Token – открытый стандарт RFC 7519;</w:t>
+        <w:t xml:space="preserve">авторизация с помощью JSON Web Token </w:t>
+      </w:r>
+      <w:r>
+        <w:t>—</w:t>
+      </w:r>
+      <w:r>
+        <w:t xml:space="preserve"> открытый стандарт RFC 7519;</w:t>
       </w:r>
     </w:p>
     <w:p>
@@ -4606,7 +4618,13 @@
         <w:t>«Комплектующие в договоре», «Комплектующие в Заказ-наряде». Все отношения логической модели базы данных должны находится в третьей нормальной форме</w:t>
       </w:r>
       <w:r>
-        <w:t xml:space="preserve">. Это означает, что все отношения находятся во второй нормальной форме-каждый неключевой атрибут неприводимо зависим от </w:t>
+        <w:t>. Это означает, что все отношения находятся во второй нормальной форме</w:t>
+      </w:r>
+      <w:r>
+        <w:t xml:space="preserve"> — </w:t>
+      </w:r>
+      <w:r>
+        <w:t xml:space="preserve">каждый неключевой атрибут неприводимо зависим от </w:t>
       </w:r>
       <w:r>
         <w:t>потенциального</w:t>
@@ -4703,7 +4721,13 @@
         <w:jc w:val="both"/>
       </w:pPr>
       <w:r>
-        <w:t xml:space="preserve">Теория нормализации – это </w:t>
+        <w:t xml:space="preserve">Теория нормализации </w:t>
+      </w:r>
+      <w:r>
+        <w:t>—</w:t>
+      </w:r>
+      <w:r>
+        <w:t xml:space="preserve"> это </w:t>
       </w:r>
       <w:r>
         <w:t>строго формализованная теория, использующая в качестве математического аппарата реляционную алгебру или реляционное исчисление. Избыточность данных является признаком потенциального наличия следующих аномалий:</w:t>
@@ -5324,7 +5348,13 @@
         <w:t xml:space="preserve">, когда оно находится во второй нормальной форме, и каждый неключевой атрибут нетранзитивно зависит от потенциального ключа. </w:t>
       </w:r>
       <w:r>
-        <w:t xml:space="preserve">Нетранзитивная зависимость – это зависимость, при которой неключевые атрибуты не зависят от значений других неключевых атрибутов. </w:t>
+        <w:t xml:space="preserve">Нетранзитивная зависимость </w:t>
+      </w:r>
+      <w:r>
+        <w:t>—</w:t>
+      </w:r>
+      <w:r>
+        <w:t xml:space="preserve"> это зависимость, при которой неключевые атрибуты не зависят от значений других неключевых атрибутов. </w:t>
       </w:r>
       <w:r>
         <w:rPr>
@@ -5496,7 +5526,13 @@
         <w:jc w:val="both"/>
       </w:pPr>
       <w:r>
-        <w:t>6) максимальный размер реляционного отношения - 32 ТБ</w:t>
+        <w:t xml:space="preserve">6) максимальный размер реляционного отношения </w:t>
+      </w:r>
+      <w:r>
+        <w:t xml:space="preserve">— </w:t>
+      </w:r>
+      <w:r>
+        <w:t>32 ТБ</w:t>
       </w:r>
       <w:r>
         <w:t>.</w:t>
@@ -5667,10 +5703,22 @@
         <w:t>Веб-приложение</w:t>
       </w:r>
       <w:r>
-        <w:t xml:space="preserve"> – это </w:t>
-      </w:r>
-      <w:r>
-        <w:t>клиент-серверное приложение, в котором клиентом выступает браузер, а сервером – веб-сервер</w:t>
+        <w:t xml:space="preserve"> </w:t>
+      </w:r>
+      <w:r>
+        <w:t>—</w:t>
+      </w:r>
+      <w:r>
+        <w:t xml:space="preserve"> это </w:t>
+      </w:r>
+      <w:r>
+        <w:t xml:space="preserve">клиент-серверное приложение, в котором клиентом выступает браузер, а сервером </w:t>
+      </w:r>
+      <w:r>
+        <w:t>—</w:t>
+      </w:r>
+      <w:r>
+        <w:t xml:space="preserve"> веб-сервер</w:t>
       </w:r>
       <w:r>
         <w:t xml:space="preserve">. </w:t>
@@ -5693,10 +5741,19 @@
         <w:jc w:val="both"/>
       </w:pPr>
       <w:r>
-        <w:t xml:space="preserve">Клиент – </w:t>
-      </w:r>
-      <w:r>
-        <w:t>устройство, либо ПО, которое пользователь использует для поиска информации. Аппаратные средства выступают в роли «тонких клиентов», программные представляют собой браузеры либо приложения. Тонкий клиент – компьютер или программа-клиент в сетях с клиент-серверной или терминальной архитектурой, который переносит все или большую часть задач по обработке информации на сервер. Клиенты отправляют серверу запрос на получение сведений либо услуг. Полученный ответ предоставляется пользователю в удобном виде, причем последнему не нужно вникать в сложность внутреннего процесса</w:t>
+        <w:t xml:space="preserve">Клиент </w:t>
+      </w:r>
+      <w:r>
+        <w:t xml:space="preserve">— </w:t>
+      </w:r>
+      <w:r>
+        <w:t xml:space="preserve">устройство, либо ПО, которое пользователь использует для поиска информации. Аппаратные средства выступают в роли «тонких клиентов», программные представляют собой браузеры либо приложения. Тонкий клиент </w:t>
+      </w:r>
+      <w:r>
+        <w:t>—</w:t>
+      </w:r>
+      <w:r>
+        <w:t xml:space="preserve"> компьютер или программа-клиент в сетях с клиент-серверной или терминальной архитектурой, который переносит все или большую часть задач по обработке информации на сервер. Клиенты отправляют серверу запрос на получение сведений либо услуг. Полученный ответ предоставляется пользователю в удобном виде, причем последнему не нужно вникать в сложность внутреннего процесса</w:t>
       </w:r>
       <w:r>
         <w:t>.</w:t>
@@ -5709,17 +5766,29 @@
         <w:jc w:val="both"/>
       </w:pPr>
       <w:r>
-        <w:t>Сервер – устройство или ПО, которое принимает запросы от клиента, обрабатывает их, выполняет необходимые операции и действия, после чего формирует и отправляет ответы клиенту.</w:t>
-      </w:r>
-    </w:p>
-    <w:p>
-      <w:pPr>
-        <w:spacing w:line="360" w:lineRule="auto"/>
-        <w:ind w:firstLine="709"/>
-        <w:jc w:val="both"/>
-      </w:pPr>
-      <w:r>
-        <w:t xml:space="preserve">База данных -  </w:t>
+        <w:t xml:space="preserve">Сервер </w:t>
+      </w:r>
+      <w:r>
+        <w:t>—</w:t>
+      </w:r>
+      <w:r>
+        <w:t xml:space="preserve"> устройство или ПО, которое принимает запросы от клиента, обрабатывает их, выполняет необходимые операции и действия, после чего формирует и отправляет ответы клиенту.</w:t>
+      </w:r>
+    </w:p>
+    <w:p>
+      <w:pPr>
+        <w:spacing w:line="360" w:lineRule="auto"/>
+        <w:ind w:firstLine="709"/>
+        <w:jc w:val="both"/>
+      </w:pPr>
+      <w:r>
+        <w:t xml:space="preserve">База данных </w:t>
+      </w:r>
+      <w:r>
+        <w:t>—</w:t>
+      </w:r>
+      <w:r>
+        <w:t xml:space="preserve"> </w:t>
       </w:r>
       <w:r>
         <w:t>сложно структурированная, поименованная и связанная между собой совокупность больших массивов данных, позволяющих описывать актуальное состояние искомой предметной области</w:t>
@@ -5815,7 +5884,13 @@
         <w:t xml:space="preserve"> </w:t>
       </w:r>
       <w:r>
-        <w:t xml:space="preserve">диаграмма) – диаграмма, которая </w:t>
+        <w:t xml:space="preserve">диаграмма) </w:t>
+      </w:r>
+      <w:r>
+        <w:t>—</w:t>
+      </w:r>
+      <w:r>
+        <w:t xml:space="preserve"> диаграмма, которая </w:t>
       </w:r>
       <w:r>
         <w:t>показывает, как акторы</w:t>
@@ -5845,9 +5920,6 @@
         <w:spacing w:line="360" w:lineRule="auto"/>
         <w:ind w:firstLine="709"/>
         <w:jc w:val="both"/>
-        <w:rPr>
-          <w:lang w:val="en-US"/>
-        </w:rPr>
       </w:pPr>
       <w:r>
         <w:t>Каждая группа акторов(пользователей) обозначается иконкой человечка, под которой записывается имя группы, а каждое из возможных действий изображается текстом в овале. Связи между акторами и действиями обозначаются стрелками, а если одно из действий является результатом другого, то над стрелкой указываются слова «</w:t>
@@ -5859,7 +5931,13 @@
         <w:t>extend</w:t>
       </w:r>
       <w:r>
-        <w:t>» - опционально или «</w:t>
+        <w:t xml:space="preserve">» </w:t>
+      </w:r>
+      <w:r>
+        <w:t>—</w:t>
+      </w:r>
+      <w:r>
+        <w:t xml:space="preserve"> опционально или «</w:t>
       </w:r>
       <w:r>
         <w:rPr>
@@ -5871,7 +5949,13 @@
         <w:t>»</w:t>
       </w:r>
       <w:r>
-        <w:t xml:space="preserve"> - </w:t>
+        <w:t xml:space="preserve"> </w:t>
+      </w:r>
+      <w:r>
+        <w:t>—</w:t>
+      </w:r>
+      <w:r>
+        <w:t xml:space="preserve"> </w:t>
       </w:r>
       <w:r>
         <w:t>обязательно.</w:t>
@@ -5907,7 +5991,7 @@
         <w:t xml:space="preserve">1.1) Авторизация </w:t>
       </w:r>
       <w:r>
-        <w:t>–</w:t>
+        <w:t>—</w:t>
       </w:r>
       <w:r>
         <w:t xml:space="preserve"> </w:t>
@@ -5929,7 +6013,13 @@
         <w:t xml:space="preserve">1.2) </w:t>
       </w:r>
       <w:r>
-        <w:t>Запись по телефону – пользователь может позвонить в соответствующий филиал и записаться на обслуживание с помощью разговора по телефону с администратором</w:t>
+        <w:t xml:space="preserve">Запись по телефону </w:t>
+      </w:r>
+      <w:r>
+        <w:t>—</w:t>
+      </w:r>
+      <w:r>
+        <w:t xml:space="preserve"> пользователь может позвонить в соответствующий филиал и записаться на обслуживание с помощью разговора по телефону с администратором</w:t>
       </w:r>
       <w:r>
         <w:t>;</w:t>
@@ -5958,7 +6048,13 @@
         <w:jc w:val="both"/>
       </w:pPr>
       <w:r>
-        <w:t>1.4) Запись на основе оставленной заявки – пользователь может оставить свои данные, подтвердить их обработку нажатием на флажок, после чего отправить эту заявку администратору</w:t>
+        <w:t xml:space="preserve">1.4) Запись на основе оставленной заявки </w:t>
+      </w:r>
+      <w:r>
+        <w:t>—</w:t>
+      </w:r>
+      <w:r>
+        <w:t xml:space="preserve"> пользователь может оставить свои данные, подтвердить их обработку нажатием на флажок, после чего отправить эту заявку администратору</w:t>
       </w:r>
       <w:r>
         <w:t>.</w:t>
@@ -5979,17 +6075,11 @@
         <w:spacing w:line="360" w:lineRule="auto"/>
         <w:ind w:firstLine="709"/>
         <w:jc w:val="both"/>
-        <w:rPr>
-          <w:lang w:val="en-US"/>
-        </w:rPr>
       </w:pPr>
       <w:r>
         <w:t>2.1) Доступ к личному кабинету</w:t>
       </w:r>
       <w:r>
-        <w:rPr>
-          <w:lang w:val="en-US"/>
-        </w:rPr>
         <w:t>;</w:t>
       </w:r>
     </w:p>
@@ -6000,7 +6090,13 @@
         <w:jc w:val="both"/>
       </w:pPr>
       <w:r>
-        <w:t>2.2) Просмотр личных автомобилей – просмотр всех автомобилей, что были обслужены в нашей авторемотной мастерской</w:t>
+        <w:t xml:space="preserve">2.2) Просмотр личных автомобилей </w:t>
+      </w:r>
+      <w:r>
+        <w:t>—</w:t>
+      </w:r>
+      <w:r>
+        <w:t xml:space="preserve"> просмотр всех автомобилей, что были обслужены в нашей авторемотной мастерской</w:t>
       </w:r>
       <w:r>
         <w:t>;</w:t>
@@ -6016,7 +6112,13 @@
         <w:t xml:space="preserve">2.3) </w:t>
       </w:r>
       <w:r>
-        <w:t xml:space="preserve">Просмотр личных Заказ-нарядов – просмотр </w:t>
+        <w:t xml:space="preserve">Просмотр личных Заказ-нарядов </w:t>
+      </w:r>
+      <w:r>
+        <w:t>—</w:t>
+      </w:r>
+      <w:r>
+        <w:t xml:space="preserve"> просмотр </w:t>
       </w:r>
       <w:r>
         <w:t>ранее оказанных услуг</w:t>
@@ -6038,7 +6140,13 @@
         <w:t>Просмотр</w:t>
       </w:r>
       <w:r>
-        <w:t xml:space="preserve"> личных Заявок – просмотр историй обращения</w:t>
+        <w:t xml:space="preserve"> личных Заявок </w:t>
+      </w:r>
+      <w:r>
+        <w:t>—</w:t>
+      </w:r>
+      <w:r>
+        <w:t xml:space="preserve"> просмотр историй обращения</w:t>
       </w:r>
       <w:r>
         <w:t>;</w:t>
@@ -6095,7 +6203,13 @@
         <w:t>3.1)</w:t>
       </w:r>
       <w:r>
-        <w:t xml:space="preserve"> Авторизация – администратор должен войти в свой аккаунт</w:t>
+        <w:t xml:space="preserve"> Авторизация </w:t>
+      </w:r>
+      <w:r>
+        <w:t>—</w:t>
+      </w:r>
+      <w:r>
+        <w:t xml:space="preserve"> администратор должен войти в свой аккаунт</w:t>
       </w:r>
       <w:r>
         <w:t>;</w:t>
@@ -6245,7 +6359,13 @@
         <w:t>4.1</w:t>
       </w:r>
       <w:r>
-        <w:t>) Авторизация – мастер-приёмщик должен войти в свой аккаунт</w:t>
+        <w:t xml:space="preserve">) Авторизация </w:t>
+      </w:r>
+      <w:r>
+        <w:t>—</w:t>
+      </w:r>
+      <w:r>
+        <w:t xml:space="preserve"> мастер-приёмщик должен войти в свой аккаунт</w:t>
       </w:r>
       <w:r>
         <w:t>;</w:t>
@@ -6778,12 +6898,18 @@
         <w:t>Express</w:t>
       </w:r>
       <w:r>
-        <w:t xml:space="preserve"> – для реализации серверной части</w:t>
-      </w:r>
-      <w:r>
         <w:t xml:space="preserve"> </w:t>
       </w:r>
       <w:r>
+        <w:t>—</w:t>
+      </w:r>
+      <w:r>
+        <w:t xml:space="preserve"> для реализации серверной части</w:t>
+      </w:r>
+      <w:r>
+        <w:t xml:space="preserve"> </w:t>
+      </w:r>
+      <w:r>
         <w:t xml:space="preserve">и библиотека </w:t>
       </w:r>
       <w:r>
@@ -6793,7 +6919,13 @@
         <w:t>React</w:t>
       </w:r>
       <w:r>
-        <w:t xml:space="preserve"> – для реализации клиентской части.</w:t>
+        <w:t xml:space="preserve"> </w:t>
+      </w:r>
+      <w:r>
+        <w:t>—</w:t>
+      </w:r>
+      <w:r>
+        <w:t xml:space="preserve"> для реализации клиентской части.</w:t>
       </w:r>
     </w:p>
     <w:p>
@@ -6856,7 +6988,10 @@
         <w:t xml:space="preserve">1) </w:t>
       </w:r>
       <w:r>
-        <w:t>– фреймворк, написанный на языке JavaScript, который</w:t>
+        <w:t>—</w:t>
+      </w:r>
+      <w:r>
+        <w:t xml:space="preserve"> фреймворк, написанный на языке JavaScript, который</w:t>
       </w:r>
       <w:r>
         <w:t xml:space="preserve"> </w:t>
@@ -6868,7 +7003,13 @@
         <w:t xml:space="preserve"> </w:t>
       </w:r>
       <w:r>
-        <w:t>Express работает в Node.js – среде выполнения кода для языка JavaScript.</w:t>
+        <w:t xml:space="preserve">Express работает в Node.js </w:t>
+      </w:r>
+      <w:r>
+        <w:t>—</w:t>
+      </w:r>
+      <w:r>
+        <w:t xml:space="preserve"> среде выполнения кода для языка JavaScript.</w:t>
       </w:r>
       <w:r>
         <w:t xml:space="preserve"> </w:t>
@@ -6990,13 +7131,1634 @@
         <w:ind w:firstLine="851"/>
         <w:jc w:val="both"/>
       </w:pPr>
-    </w:p>
-    <w:p>
-      <w:pPr>
-        <w:spacing w:line="360" w:lineRule="auto"/>
-        <w:ind w:firstLine="709"/>
-        <w:jc w:val="both"/>
-      </w:pPr>
+      <w:r>
+        <w:t>Серверная часть получает запросы от клиентской части, обрабатывает их, обращается в базу данных для получения данных, после чего формирует ответ и вновь отправляет его клиентской части.</w:t>
+      </w:r>
+    </w:p>
+    <w:p>
+      <w:pPr>
+        <w:spacing w:line="360" w:lineRule="auto"/>
+        <w:ind w:firstLine="851"/>
+        <w:jc w:val="both"/>
+      </w:pPr>
+      <w:r>
+        <w:lastRenderedPageBreak/>
+        <w:t>Серверная часть разрабатываемого веб</w:t>
+      </w:r>
+      <w:r>
+        <w:t>-</w:t>
+      </w:r>
+      <w:r>
+        <w:t>приложения разрабатывалась в среде разработке Visual Studio Code на языке программирования JavaScript с применением:</w:t>
+      </w:r>
+    </w:p>
+    <w:p>
+      <w:pPr>
+        <w:pStyle w:val="ac"/>
+        <w:numPr>
+          <w:ilvl w:val="0"/>
+          <w:numId w:val="6"/>
+        </w:numPr>
+        <w:spacing w:line="360" w:lineRule="auto"/>
+        <w:ind w:left="0" w:firstLine="851"/>
+        <w:rPr>
+          <w:sz w:val="24"/>
+        </w:rPr>
+      </w:pPr>
+      <w:r>
+        <w:rPr>
+          <w:sz w:val="24"/>
+        </w:rPr>
+        <w:t xml:space="preserve">фреймворка Express и Node.js, которые были описаны в предыдущем пункте. </w:t>
+      </w:r>
+    </w:p>
+    <w:p>
+      <w:pPr>
+        <w:pStyle w:val="ac"/>
+        <w:numPr>
+          <w:ilvl w:val="0"/>
+          <w:numId w:val="6"/>
+        </w:numPr>
+        <w:spacing w:line="360" w:lineRule="auto"/>
+        <w:ind w:left="0" w:firstLine="851"/>
+        <w:rPr>
+          <w:sz w:val="24"/>
+        </w:rPr>
+      </w:pPr>
+      <w:r>
+        <w:rPr>
+          <w:sz w:val="24"/>
+          <w:lang w:val="en-US"/>
+        </w:rPr>
+        <w:t>pg</w:t>
+      </w:r>
+      <w:r>
+        <w:rPr>
+          <w:sz w:val="24"/>
+        </w:rPr>
+        <w:t>-</w:t>
+      </w:r>
+      <w:r>
+        <w:rPr>
+          <w:sz w:val="24"/>
+          <w:lang w:val="en-US"/>
+        </w:rPr>
+        <w:t>promise</w:t>
+      </w:r>
+      <w:r>
+        <w:rPr>
+          <w:sz w:val="24"/>
+        </w:rPr>
+        <w:t xml:space="preserve"> </w:t>
+      </w:r>
+      <w:r>
+        <w:rPr>
+          <w:sz w:val="24"/>
+        </w:rPr>
+        <w:t>—</w:t>
+      </w:r>
+      <w:r>
+        <w:rPr>
+          <w:sz w:val="24"/>
+        </w:rPr>
+        <w:t xml:space="preserve"> </w:t>
+      </w:r>
+      <w:r>
+        <w:rPr>
+          <w:sz w:val="24"/>
+        </w:rPr>
+        <w:t xml:space="preserve">это библиотека для приложений на </w:t>
+      </w:r>
+      <w:r>
+        <w:rPr>
+          <w:sz w:val="24"/>
+          <w:lang w:val="en-US"/>
+        </w:rPr>
+        <w:t>Node</w:t>
+      </w:r>
+      <w:r>
+        <w:rPr>
+          <w:sz w:val="24"/>
+        </w:rPr>
+        <w:t>.</w:t>
+      </w:r>
+      <w:r>
+        <w:rPr>
+          <w:sz w:val="24"/>
+          <w:lang w:val="en-US"/>
+        </w:rPr>
+        <w:t>js</w:t>
+      </w:r>
+      <w:r>
+        <w:rPr>
+          <w:sz w:val="24"/>
+        </w:rPr>
+        <w:t xml:space="preserve">, </w:t>
+      </w:r>
+      <w:r>
+        <w:rPr>
+          <w:sz w:val="24"/>
+        </w:rPr>
+        <w:t xml:space="preserve">обеспечивающая расширенный интерфейс для прямого взаимодействия с базой данных </w:t>
+      </w:r>
+      <w:r>
+        <w:rPr>
+          <w:sz w:val="24"/>
+          <w:lang w:val="en-US"/>
+        </w:rPr>
+        <w:t>PostgreSQL</w:t>
+      </w:r>
+      <w:r>
+        <w:rPr>
+          <w:sz w:val="24"/>
+        </w:rPr>
+        <w:t xml:space="preserve">. </w:t>
+      </w:r>
+      <w:r>
+        <w:rPr>
+          <w:sz w:val="24"/>
+        </w:rPr>
+        <w:t xml:space="preserve">В отличие от </w:t>
+      </w:r>
+      <w:r>
+        <w:rPr>
+          <w:sz w:val="24"/>
+          <w:lang w:val="en-US"/>
+        </w:rPr>
+        <w:t>ORM</w:t>
+      </w:r>
+      <w:r>
+        <w:rPr>
+          <w:sz w:val="24"/>
+        </w:rPr>
+        <w:t>-</w:t>
+      </w:r>
+      <w:r>
+        <w:rPr>
+          <w:sz w:val="24"/>
+        </w:rPr>
+        <w:t xml:space="preserve">технологии(объектно-реляционного отображения), библиотека </w:t>
+      </w:r>
+      <w:r>
+        <w:rPr>
+          <w:sz w:val="24"/>
+          <w:lang w:val="en-US"/>
+        </w:rPr>
+        <w:t>pg</w:t>
+      </w:r>
+      <w:r>
+        <w:rPr>
+          <w:sz w:val="24"/>
+        </w:rPr>
+        <w:t>-</w:t>
+      </w:r>
+      <w:r>
+        <w:rPr>
+          <w:sz w:val="24"/>
+          <w:lang w:val="en-US"/>
+        </w:rPr>
+        <w:t>promise</w:t>
+      </w:r>
+      <w:r>
+        <w:rPr>
+          <w:sz w:val="24"/>
+        </w:rPr>
+        <w:t xml:space="preserve"> </w:t>
+      </w:r>
+      <w:r>
+        <w:rPr>
+          <w:sz w:val="24"/>
+        </w:rPr>
+        <w:t xml:space="preserve">предполагает написание и выполнение нативных  </w:t>
+      </w:r>
+      <w:r>
+        <w:rPr>
+          <w:sz w:val="24"/>
+          <w:lang w:val="en-US"/>
+        </w:rPr>
+        <w:t>SQL</w:t>
+      </w:r>
+      <w:r>
+        <w:rPr>
+          <w:sz w:val="24"/>
+        </w:rPr>
+        <w:t xml:space="preserve">-запросов. </w:t>
+      </w:r>
+      <w:r>
+        <w:rPr>
+          <w:sz w:val="24"/>
+          <w:lang w:val="en-US"/>
+        </w:rPr>
+        <w:t>Pg</w:t>
+      </w:r>
+      <w:r>
+        <w:rPr>
+          <w:sz w:val="24"/>
+        </w:rPr>
+        <w:t>-</w:t>
+      </w:r>
+      <w:r>
+        <w:rPr>
+          <w:sz w:val="24"/>
+          <w:lang w:val="en-US"/>
+        </w:rPr>
+        <w:t>promise</w:t>
+      </w:r>
+      <w:r>
+        <w:rPr>
+          <w:sz w:val="24"/>
+        </w:rPr>
+        <w:t xml:space="preserve"> </w:t>
+      </w:r>
+      <w:r>
+        <w:rPr>
+          <w:sz w:val="24"/>
+        </w:rPr>
+        <w:t xml:space="preserve">опирается на механизм специальных </w:t>
+      </w:r>
+      <w:r>
+        <w:rPr>
+          <w:sz w:val="24"/>
+        </w:rPr>
+        <w:t xml:space="preserve">объектов языка </w:t>
+      </w:r>
+      <w:r>
+        <w:rPr>
+          <w:sz w:val="24"/>
+          <w:lang w:val="en-US"/>
+        </w:rPr>
+        <w:t>javascript</w:t>
+      </w:r>
+      <w:r>
+        <w:rPr>
+          <w:sz w:val="24"/>
+        </w:rPr>
+        <w:t>-</w:t>
+      </w:r>
+      <w:r>
+        <w:rPr>
+          <w:sz w:val="24"/>
+        </w:rPr>
+        <w:t>промисов, которые используются для управления асинхронными операциями и транзакциями. Этот подход позволяет повысить производительность веб-приложения, а также максимально эффективно использовать различные функции СУБД, например такие как триггеры.</w:t>
+      </w:r>
+    </w:p>
+    <w:p>
+      <w:pPr>
+        <w:spacing w:line="360" w:lineRule="auto"/>
+        <w:ind w:firstLine="709"/>
+      </w:pPr>
+      <w:r>
+        <w:t>Серверная часть разделена на следующие компоненты:</w:t>
+      </w:r>
+    </w:p>
+    <w:p>
+      <w:pPr>
+        <w:pStyle w:val="ac"/>
+        <w:numPr>
+          <w:ilvl w:val="0"/>
+          <w:numId w:val="7"/>
+        </w:numPr>
+        <w:spacing w:line="360" w:lineRule="auto"/>
+        <w:ind w:left="0" w:firstLine="851"/>
+        <w:rPr>
+          <w:sz w:val="24"/>
+        </w:rPr>
+      </w:pPr>
+      <w:r>
+        <w:rPr>
+          <w:sz w:val="24"/>
+        </w:rPr>
+        <w:t xml:space="preserve">файлы инициализации приложения, которые являются точками входа в приложение, а также </w:t>
+      </w:r>
+      <w:r>
+        <w:rPr>
+          <w:sz w:val="24"/>
+        </w:rPr>
+        <w:t xml:space="preserve">отвечающие за конфигурацию и запуск </w:t>
+      </w:r>
+      <w:r>
+        <w:rPr>
+          <w:sz w:val="24"/>
+          <w:lang w:val="en-US"/>
+        </w:rPr>
+        <w:t>HTTP</w:t>
+      </w:r>
+      <w:r>
+        <w:rPr>
+          <w:sz w:val="24"/>
+        </w:rPr>
+        <w:t>-</w:t>
+      </w:r>
+      <w:r>
+        <w:rPr>
+          <w:sz w:val="24"/>
+        </w:rPr>
+        <w:t>сервера</w:t>
+      </w:r>
+      <w:r>
+        <w:rPr>
+          <w:sz w:val="24"/>
+        </w:rPr>
+        <w:t>;</w:t>
+      </w:r>
+    </w:p>
+    <w:p>
+      <w:pPr>
+        <w:pStyle w:val="ac"/>
+        <w:numPr>
+          <w:ilvl w:val="0"/>
+          <w:numId w:val="7"/>
+        </w:numPr>
+        <w:spacing w:line="360" w:lineRule="auto"/>
+        <w:ind w:left="0" w:firstLine="851"/>
+        <w:rPr>
+          <w:sz w:val="24"/>
+        </w:rPr>
+      </w:pPr>
+      <w:r>
+        <w:rPr>
+          <w:sz w:val="24"/>
+        </w:rPr>
+        <w:t>файл доступа к базе данных, который отвечает за конфигурацию подключения веб-приложения к базе данных</w:t>
+      </w:r>
+      <w:r>
+        <w:rPr>
+          <w:sz w:val="24"/>
+        </w:rPr>
+        <w:t>;</w:t>
+      </w:r>
+    </w:p>
+    <w:p>
+      <w:pPr>
+        <w:pStyle w:val="ac"/>
+        <w:numPr>
+          <w:ilvl w:val="0"/>
+          <w:numId w:val="7"/>
+        </w:numPr>
+        <w:spacing w:line="360" w:lineRule="auto"/>
+        <w:ind w:left="0" w:firstLine="851"/>
+        <w:rPr>
+          <w:sz w:val="24"/>
+        </w:rPr>
+      </w:pPr>
+      <w:r>
+        <w:rPr>
+          <w:sz w:val="24"/>
+        </w:rPr>
+        <w:t>файлы</w:t>
+      </w:r>
+      <w:r>
+        <w:rPr>
+          <w:sz w:val="24"/>
+        </w:rPr>
+        <w:t xml:space="preserve"> </w:t>
+      </w:r>
+      <w:r>
+        <w:rPr>
+          <w:sz w:val="24"/>
+        </w:rPr>
+        <w:t>машрутизаторы</w:t>
+      </w:r>
+      <w:r>
+        <w:rPr>
+          <w:sz w:val="24"/>
+        </w:rPr>
+        <w:t>-</w:t>
+      </w:r>
+      <w:r>
+        <w:rPr>
+          <w:sz w:val="24"/>
+        </w:rPr>
+        <w:t xml:space="preserve">обработчики, которые используются для маршрутизации и обработки различных </w:t>
+      </w:r>
+      <w:r>
+        <w:rPr>
+          <w:sz w:val="24"/>
+          <w:lang w:val="en-US"/>
+        </w:rPr>
+        <w:t>HTTP</w:t>
+      </w:r>
+      <w:r>
+        <w:rPr>
+          <w:sz w:val="24"/>
+        </w:rPr>
+        <w:t>-</w:t>
+      </w:r>
+      <w:r>
+        <w:rPr>
+          <w:sz w:val="24"/>
+        </w:rPr>
+        <w:t xml:space="preserve">запросов по определённым </w:t>
+      </w:r>
+      <w:r>
+        <w:rPr>
+          <w:sz w:val="24"/>
+          <w:lang w:val="en-US"/>
+        </w:rPr>
+        <w:t>URL</w:t>
+      </w:r>
+      <w:r>
+        <w:rPr>
+          <w:sz w:val="24"/>
+        </w:rPr>
+        <w:t>-адресам, а также возвращают ответ клиенту</w:t>
+      </w:r>
+      <w:r>
+        <w:rPr>
+          <w:sz w:val="24"/>
+        </w:rPr>
+        <w:t>;</w:t>
+      </w:r>
+    </w:p>
+    <w:p>
+      <w:pPr>
+        <w:pStyle w:val="ac"/>
+        <w:numPr>
+          <w:ilvl w:val="0"/>
+          <w:numId w:val="7"/>
+        </w:numPr>
+        <w:spacing w:line="360" w:lineRule="auto"/>
+        <w:ind w:left="0" w:firstLine="851"/>
+        <w:rPr>
+          <w:sz w:val="24"/>
+        </w:rPr>
+      </w:pPr>
+      <w:r>
+        <w:rPr>
+          <w:sz w:val="24"/>
+        </w:rPr>
+        <w:t>файл промежуточного ПО(</w:t>
+      </w:r>
+      <w:r>
+        <w:rPr>
+          <w:sz w:val="24"/>
+          <w:lang w:val="en-US"/>
+        </w:rPr>
+        <w:t>middleWare</w:t>
+      </w:r>
+      <w:r>
+        <w:rPr>
+          <w:sz w:val="24"/>
+        </w:rPr>
+        <w:t xml:space="preserve">), </w:t>
+      </w:r>
+      <w:r>
+        <w:rPr>
+          <w:sz w:val="24"/>
+        </w:rPr>
+        <w:t xml:space="preserve">который хранит различные функции, которые выполняются над данными, полученными из </w:t>
+      </w:r>
+      <w:r>
+        <w:rPr>
+          <w:sz w:val="24"/>
+          <w:lang w:val="en-US"/>
+        </w:rPr>
+        <w:t>HTTP</w:t>
+      </w:r>
+      <w:r>
+        <w:rPr>
+          <w:sz w:val="24"/>
+        </w:rPr>
+        <w:t xml:space="preserve"> </w:t>
+      </w:r>
+      <w:r>
+        <w:rPr>
+          <w:sz w:val="24"/>
+        </w:rPr>
+        <w:t>запроса</w:t>
+      </w:r>
+      <w:r>
+        <w:rPr>
+          <w:sz w:val="24"/>
+        </w:rPr>
+        <w:t>;</w:t>
+      </w:r>
+    </w:p>
+    <w:p>
+      <w:pPr>
+        <w:pStyle w:val="ac"/>
+        <w:numPr>
+          <w:ilvl w:val="0"/>
+          <w:numId w:val="7"/>
+        </w:numPr>
+        <w:spacing w:line="360" w:lineRule="auto"/>
+        <w:ind w:left="0" w:firstLine="851"/>
+        <w:rPr>
+          <w:sz w:val="24"/>
+        </w:rPr>
+      </w:pPr>
+      <w:r>
+        <w:rPr>
+          <w:sz w:val="24"/>
+        </w:rPr>
+        <w:t>файлы вспомогательных модулей, которые используются для различных функций, необходимых для работы приложения, например отправки почтовых сообщений</w:t>
+      </w:r>
+      <w:r>
+        <w:rPr>
+          <w:sz w:val="24"/>
+        </w:rPr>
+        <w:t>.</w:t>
+      </w:r>
+    </w:p>
+    <w:p>
+      <w:pPr>
+        <w:spacing w:line="360" w:lineRule="auto"/>
+        <w:ind w:firstLine="709"/>
+      </w:pPr>
+      <w:r>
+        <w:t>Благодаря модульной структуре серверной части, клиентская часть взаимодействует со следующими модулями системы:</w:t>
+      </w:r>
+    </w:p>
+    <w:p>
+      <w:pPr>
+        <w:spacing w:line="360" w:lineRule="auto"/>
+        <w:ind w:firstLine="709"/>
+        <w:rPr>
+          <w:lang w:val="en-US"/>
+        </w:rPr>
+      </w:pPr>
+      <w:r>
+        <w:t>1) Модуль авторизации</w:t>
+      </w:r>
+      <w:r>
+        <w:rPr>
+          <w:lang w:val="en-US"/>
+        </w:rPr>
+        <w:t>;</w:t>
+      </w:r>
+    </w:p>
+    <w:p>
+      <w:pPr>
+        <w:spacing w:line="360" w:lineRule="auto"/>
+        <w:ind w:firstLine="709"/>
+        <w:rPr>
+          <w:lang w:val="en-US"/>
+        </w:rPr>
+      </w:pPr>
+      <w:r>
+        <w:rPr>
+          <w:lang w:val="en-US"/>
+        </w:rPr>
+        <w:t xml:space="preserve">2) </w:t>
+      </w:r>
+      <w:r>
+        <w:t>Модуль заявок</w:t>
+      </w:r>
+      <w:r>
+        <w:rPr>
+          <w:lang w:val="en-US"/>
+        </w:rPr>
+        <w:t>;</w:t>
+      </w:r>
+    </w:p>
+    <w:p>
+      <w:pPr>
+        <w:spacing w:line="360" w:lineRule="auto"/>
+        <w:ind w:firstLine="709"/>
+        <w:rPr>
+          <w:lang w:val="en-US"/>
+        </w:rPr>
+      </w:pPr>
+      <w:r>
+        <w:rPr>
+          <w:lang w:val="en-US"/>
+        </w:rPr>
+        <w:t>3)</w:t>
+      </w:r>
+      <w:r>
+        <w:t xml:space="preserve"> Модуль заказ-нарядов</w:t>
+      </w:r>
+      <w:r>
+        <w:rPr>
+          <w:lang w:val="en-US"/>
+        </w:rPr>
+        <w:t>;</w:t>
+      </w:r>
+    </w:p>
+    <w:p>
+      <w:pPr>
+        <w:spacing w:line="360" w:lineRule="auto"/>
+        <w:ind w:firstLine="709"/>
+        <w:rPr>
+          <w:lang w:val="en-US"/>
+        </w:rPr>
+      </w:pPr>
+      <w:r>
+        <w:rPr>
+          <w:lang w:val="en-US"/>
+        </w:rPr>
+        <w:t xml:space="preserve">4) </w:t>
+      </w:r>
+      <w:r>
+        <w:t>Модуль клиентов</w:t>
+      </w:r>
+      <w:r>
+        <w:rPr>
+          <w:lang w:val="en-US"/>
+        </w:rPr>
+        <w:t>;</w:t>
+      </w:r>
+    </w:p>
+    <w:p>
+      <w:pPr>
+        <w:spacing w:line="360" w:lineRule="auto"/>
+        <w:ind w:firstLine="709"/>
+        <w:rPr>
+          <w:lang w:val="en-US"/>
+        </w:rPr>
+      </w:pPr>
+      <w:r>
+        <w:rPr>
+          <w:lang w:val="en-US"/>
+        </w:rPr>
+        <w:t xml:space="preserve">5) </w:t>
+      </w:r>
+      <w:r>
+        <w:t>Модуль автомобилей</w:t>
+      </w:r>
+      <w:r>
+        <w:rPr>
+          <w:lang w:val="en-US"/>
+        </w:rPr>
+        <w:t>;</w:t>
+      </w:r>
+    </w:p>
+    <w:p>
+      <w:pPr>
+        <w:spacing w:line="360" w:lineRule="auto"/>
+        <w:ind w:firstLine="709"/>
+        <w:rPr>
+          <w:lang w:val="en-US"/>
+        </w:rPr>
+      </w:pPr>
+      <w:r>
+        <w:rPr>
+          <w:lang w:val="en-US"/>
+        </w:rPr>
+        <w:t xml:space="preserve">6) </w:t>
+      </w:r>
+      <w:r>
+        <w:t>Модуль каталога услуг</w:t>
+      </w:r>
+      <w:r>
+        <w:rPr>
+          <w:lang w:val="en-US"/>
+        </w:rPr>
+        <w:t>;</w:t>
+      </w:r>
+    </w:p>
+    <w:p>
+      <w:pPr>
+        <w:spacing w:line="360" w:lineRule="auto"/>
+        <w:ind w:firstLine="709"/>
+      </w:pPr>
+      <w:r>
+        <w:t xml:space="preserve">7) </w:t>
+      </w:r>
+      <w:r>
+        <w:t>Модуль персонала</w:t>
+      </w:r>
+      <w:r>
+        <w:t>;</w:t>
+      </w:r>
+    </w:p>
+    <w:p>
+      <w:pPr>
+        <w:spacing w:line="360" w:lineRule="auto"/>
+        <w:ind w:firstLine="709"/>
+      </w:pPr>
+      <w:r>
+        <w:t>8</w:t>
+      </w:r>
+      <w:r>
+        <w:t xml:space="preserve">) Модуль логистики, содержащий </w:t>
+      </w:r>
+      <w:r>
+        <w:t>в себе</w:t>
+      </w:r>
+      <w:r>
+        <w:t xml:space="preserve"> обработчики филиалов, поставщиков и договоров</w:t>
+      </w:r>
+      <w:r>
+        <w:t>;</w:t>
+      </w:r>
+    </w:p>
+    <w:p>
+      <w:pPr>
+        <w:spacing w:line="360" w:lineRule="auto"/>
+        <w:ind w:firstLine="709"/>
+      </w:pPr>
+      <w:r>
+        <w:lastRenderedPageBreak/>
+        <w:t xml:space="preserve">В общем случае, обработка запроса серверной частью выглядит следующим образом: </w:t>
+      </w:r>
+      <w:r>
+        <w:t>при поступлении HTTP-запроса от клиента система маршрутизации направляет его соответствующему обработчику</w:t>
+      </w:r>
+      <w:r>
+        <w:t xml:space="preserve">. </w:t>
+      </w:r>
+      <w:r>
+        <w:t xml:space="preserve">В процессе выполнения </w:t>
+      </w:r>
+      <w:r>
+        <w:t>различных процессов</w:t>
+      </w:r>
+      <w:r>
+        <w:t xml:space="preserve"> обработчик</w:t>
+      </w:r>
+      <w:r>
+        <w:t xml:space="preserve"> </w:t>
+      </w:r>
+      <w:r>
+        <w:t>напрямую взаимодействует с базой данных PostgreSQL, выполняя нативные SQL-запросы (в том числе транзакционные) с помощью библиотеки pg-promise. Итоговый результат выполнения запроса к базе данных структурируется и отправляется обратно клиенту в качестве HTTP-ответа (как правило, в формате JSON).</w:t>
+      </w:r>
+    </w:p>
+    <w:p>
+      <w:pPr>
+        <w:spacing w:line="360" w:lineRule="auto"/>
+        <w:ind w:firstLine="709"/>
+      </w:pPr>
+      <w:r>
+        <w:t>Листинг модуля «</w:t>
+      </w:r>
+      <w:r>
+        <w:rPr>
+          <w:lang w:val="en-US"/>
+        </w:rPr>
+        <w:t>cars</w:t>
+      </w:r>
+      <w:r>
+        <w:t>.</w:t>
+      </w:r>
+      <w:r>
+        <w:rPr>
+          <w:lang w:val="en-US"/>
+        </w:rPr>
+        <w:t>js</w:t>
+      </w:r>
+      <w:r>
+        <w:t xml:space="preserve">», представляющий собой один из обработчиков </w:t>
+      </w:r>
+      <w:r>
+        <w:rPr>
+          <w:lang w:val="en-US"/>
+        </w:rPr>
+        <w:t>HTTP</w:t>
+      </w:r>
+      <w:r>
+        <w:t>-</w:t>
+      </w:r>
+      <w:r>
+        <w:t xml:space="preserve">запросов, реализованный с помощью </w:t>
+      </w:r>
+      <w:r>
+        <w:rPr>
+          <w:lang w:val="en-US"/>
+        </w:rPr>
+        <w:t>Express</w:t>
+      </w:r>
+      <w:r>
+        <w:t>.</w:t>
+      </w:r>
+      <w:r>
+        <w:rPr>
+          <w:lang w:val="en-US"/>
+        </w:rPr>
+        <w:t>js</w:t>
+      </w:r>
+      <w:r>
+        <w:t xml:space="preserve">, представлен в приложении А. Этот модуль позволяет организовывать маршрутизацию запросов, связанных с автомобилями клиентов, а также осуществлять </w:t>
+      </w:r>
+      <w:r>
+        <w:rPr>
+          <w:lang w:val="en-US"/>
+        </w:rPr>
+        <w:t>get</w:t>
+      </w:r>
+      <w:r>
+        <w:t xml:space="preserve">, </w:t>
+      </w:r>
+      <w:r>
+        <w:rPr>
+          <w:lang w:val="en-US"/>
+        </w:rPr>
+        <w:t>post</w:t>
+      </w:r>
+      <w:r>
+        <w:t xml:space="preserve"> </w:t>
+      </w:r>
+      <w:r>
+        <w:t xml:space="preserve">и </w:t>
+      </w:r>
+      <w:r>
+        <w:rPr>
+          <w:lang w:val="en-US"/>
+        </w:rPr>
+        <w:t>put</w:t>
+      </w:r>
+      <w:r>
+        <w:t xml:space="preserve"> </w:t>
+      </w:r>
+      <w:r>
+        <w:t>запросы в базу данных</w:t>
+      </w:r>
+      <w:r>
+        <w:t xml:space="preserve"> с помощью трёх различных регистраций эндпоинтов</w:t>
+      </w:r>
+      <w:r>
+        <w:t xml:space="preserve">. </w:t>
+      </w:r>
+    </w:p>
+    <w:p>
+      <w:pPr>
+        <w:spacing w:line="360" w:lineRule="auto"/>
+        <w:ind w:firstLine="709"/>
+      </w:pPr>
+      <w:r>
+        <w:t>3.6. Реализация клиентской части</w:t>
+      </w:r>
+    </w:p>
+    <w:p>
+      <w:pPr>
+        <w:spacing w:line="360" w:lineRule="auto"/>
+        <w:ind w:firstLine="709"/>
+      </w:pPr>
+      <w:r>
+        <w:t>Клиентская часть веб-приложения играет важнейшую роль во взаимодействии с пользователями. Она отвечает за отображение интерфейса веб-приложения, взаимодействие с пользователями и отправку запросов на серверную часть.</w:t>
+      </w:r>
+    </w:p>
+    <w:p>
+      <w:pPr>
+        <w:spacing w:line="360" w:lineRule="auto"/>
+        <w:ind w:firstLine="709"/>
+      </w:pPr>
+      <w:r>
+        <w:t>Клиентская часть веб-приложения реализована с помощью следующих технологий:</w:t>
+      </w:r>
+    </w:p>
+    <w:p>
+      <w:pPr>
+        <w:spacing w:line="360" w:lineRule="auto"/>
+        <w:ind w:firstLine="709"/>
+      </w:pPr>
+      <w:r>
+        <w:t>1)</w:t>
+      </w:r>
+      <w:r>
+        <w:t xml:space="preserve"> </w:t>
+      </w:r>
+      <w:r>
+        <w:t>HTML — это язык разметки, который используется для создания структуры веб-страниц. Он состоит из тегов, которые обозначают различные элементы страницы, такие как заголовки, абзацы, списки, ссылки и множество других элементов.</w:t>
+      </w:r>
+    </w:p>
+    <w:p>
+      <w:pPr>
+        <w:spacing w:line="360" w:lineRule="auto"/>
+        <w:ind w:firstLine="709"/>
+      </w:pPr>
+      <w:r>
+        <w:t>2)</w:t>
+      </w:r>
+      <w:r>
+        <w:t xml:space="preserve"> </w:t>
+      </w:r>
+      <w:r>
+        <w:t>CSS — это язык стилей, используемый для описания внешнего вида веб-страницы. Он позволяет задавать различные стили для HTML-элементов, такие как цвет, размер шрифта, отступы и многое другое. CSS-стили можно применять к HTML-элементам с помощью селекторов.</w:t>
+      </w:r>
+    </w:p>
+    <w:p>
+      <w:pPr>
+        <w:spacing w:line="360" w:lineRule="auto"/>
+        <w:ind w:firstLine="709"/>
+      </w:pPr>
+      <w:r>
+        <w:t>3)</w:t>
+      </w:r>
+      <w:r>
+        <w:t xml:space="preserve"> </w:t>
+      </w:r>
+      <w:r>
+        <w:t>React.js — это JavaScript-библиотека для удобной разработки интерфейсов. Главная особенность React.js — компоненты и состояния.</w:t>
+      </w:r>
+    </w:p>
+    <w:p>
+      <w:pPr>
+        <w:spacing w:line="360" w:lineRule="auto"/>
+        <w:ind w:firstLine="709"/>
+      </w:pPr>
+      <w:r>
+        <w:t>Компонент — это кусочек кода, который отвечает за внешний вид одного из элементов сайта или приложения. Причём такие кусочки-компоненты могут быть вложенными.</w:t>
+      </w:r>
+    </w:p>
+    <w:p>
+      <w:pPr>
+        <w:spacing w:line="360" w:lineRule="auto"/>
+        <w:ind w:firstLine="709"/>
+      </w:pPr>
+      <w:r>
+        <w:t>Состояние — это вся информация об элементе, в том числе о его отображении.</w:t>
+      </w:r>
+    </w:p>
+    <w:p>
+      <w:pPr>
+        <w:spacing w:line="360" w:lineRule="auto"/>
+        <w:ind w:firstLine="709"/>
+      </w:pPr>
+      <w:r>
+        <w:t xml:space="preserve">4) </w:t>
+      </w:r>
+      <w:r>
+        <w:rPr>
+          <w:lang w:val="en-US"/>
+        </w:rPr>
+        <w:t>Vite</w:t>
+      </w:r>
+      <w:r>
+        <w:t xml:space="preserve"> — </w:t>
+      </w:r>
+      <w:r>
+        <w:t xml:space="preserve">это сверхбыстрый инструмент для сборки и разработки веб-приложений на </w:t>
+      </w:r>
+      <w:r>
+        <w:rPr>
+          <w:lang w:val="en-US"/>
+        </w:rPr>
+        <w:t>javascript</w:t>
+      </w:r>
+      <w:r>
+        <w:t xml:space="preserve"> </w:t>
+      </w:r>
+      <w:r>
+        <w:t xml:space="preserve">и </w:t>
+      </w:r>
+      <w:r>
+        <w:rPr>
+          <w:lang w:val="en-US"/>
+        </w:rPr>
+        <w:t>typescript</w:t>
+      </w:r>
+      <w:r>
+        <w:t>.</w:t>
+      </w:r>
+      <w:r>
+        <w:t xml:space="preserve"> Используется для мгновенного отображения внесённых изменений в код клиентского приложения</w:t>
+      </w:r>
+      <w:r>
+        <w:t>.</w:t>
+      </w:r>
+    </w:p>
+    <w:p>
+      <w:pPr>
+        <w:spacing w:line="360" w:lineRule="auto"/>
+        <w:ind w:firstLine="709"/>
+      </w:pPr>
+      <w:r>
+        <w:lastRenderedPageBreak/>
+        <w:t xml:space="preserve">Благодаря методу </w:t>
+      </w:r>
+      <w:r>
+        <w:rPr>
+          <w:lang w:val="en-US"/>
+        </w:rPr>
+        <w:t>json</w:t>
+      </w:r>
+      <w:r>
+        <w:t xml:space="preserve">(), </w:t>
+      </w:r>
+      <w:r>
+        <w:t>который возвращает клиентской части данные запросов</w:t>
+      </w:r>
+      <w:r>
+        <w:t xml:space="preserve"> к бд в формате объекта </w:t>
+      </w:r>
+      <w:r>
+        <w:rPr>
+          <w:lang w:val="en-US"/>
+        </w:rPr>
+        <w:t>json</w:t>
+      </w:r>
+      <w:r>
+        <w:t xml:space="preserve">, </w:t>
+      </w:r>
+      <w:r>
+        <w:t>снижается нагрузка на сервер и увеличивается скорость закгрузки интерфейса.</w:t>
+      </w:r>
+    </w:p>
+    <w:p>
+      <w:pPr>
+        <w:spacing w:line="360" w:lineRule="auto"/>
+        <w:ind w:firstLine="709"/>
+      </w:pPr>
+      <w:r>
+        <w:t>В качестве среды разработки приложения использовался Visual Studio Code.</w:t>
+      </w:r>
+    </w:p>
+    <w:p>
+      <w:pPr>
+        <w:spacing w:line="360" w:lineRule="auto"/>
+        <w:ind w:firstLine="709"/>
+      </w:pPr>
+      <w:r>
+        <w:t>В результате были реализованы следующие веб–страницы:</w:t>
+      </w:r>
+    </w:p>
+    <w:p>
+      <w:pPr>
+        <w:spacing w:line="360" w:lineRule="auto"/>
+        <w:ind w:firstLine="709"/>
+      </w:pPr>
+      <w:r>
+        <w:t>1) Главная страница</w:t>
+      </w:r>
+    </w:p>
+    <w:p>
+      <w:pPr>
+        <w:spacing w:line="360" w:lineRule="auto"/>
+        <w:ind w:firstLine="709"/>
+      </w:pPr>
+      <w:r>
+        <w:t>Эта страница содержит основные элементы и информацию о филиалах авторемонтных мастерских, содержит такие кнопки навигации по главной странице, как «Услуги» и «О нас». Также данная страница содержит выпадающее меню с выбором филиала, кнопку «Оставить заявку», которая используется для оформления и отправки заявки администратору СТО. В самом низу страницы располагается основная информация о авторемонтной мастерской, а также фотография этой мастерской. Также главная страница содержит кнопку «Личный кабинет», которая переотправляет пользователя на страницу авторизации.</w:t>
+      </w:r>
+      <w:r>
+        <w:t xml:space="preserve"> (Приложение Б, рисунок )</w:t>
+      </w:r>
+    </w:p>
+    <w:p>
+      <w:pPr>
+        <w:spacing w:line="360" w:lineRule="auto"/>
+        <w:ind w:firstLine="709"/>
+      </w:pPr>
+      <w:r>
+        <w:t>2)</w:t>
+      </w:r>
+      <w:r>
+        <w:t xml:space="preserve"> Каталог услуг</w:t>
+      </w:r>
+    </w:p>
+    <w:p>
+      <w:pPr>
+        <w:spacing w:line="360" w:lineRule="auto"/>
+        <w:ind w:firstLine="709"/>
+      </w:pPr>
+      <w:r>
+        <w:t>Данная страница отображает все услуги, оказываемые авторемонтной мастерской, а также примерную цену и краткое описание услуги.</w:t>
+      </w:r>
+      <w:r>
+        <w:t xml:space="preserve"> (Приложение Б, рисунок )</w:t>
+      </w:r>
+    </w:p>
+    <w:p>
+      <w:pPr>
+        <w:spacing w:line="360" w:lineRule="auto"/>
+        <w:ind w:firstLine="709"/>
+      </w:pPr>
+      <w:r>
+        <w:t>3) Страница услуги</w:t>
+      </w:r>
+    </w:p>
+    <w:p>
+      <w:pPr>
+        <w:spacing w:line="360" w:lineRule="auto"/>
+        <w:ind w:firstLine="709"/>
+      </w:pPr>
+      <w:r>
+        <w:t xml:space="preserve">При нажатии на услугу открывается страница, связанная с этой услугой. </w:t>
+      </w:r>
+      <w:r>
+        <w:t>На этой странице показывается название</w:t>
+      </w:r>
+      <w:r>
+        <w:t xml:space="preserve">, </w:t>
+      </w:r>
+      <w:r>
+        <w:t>стоимость</w:t>
+      </w:r>
+      <w:r>
+        <w:t xml:space="preserve"> и </w:t>
+      </w:r>
+      <w:r>
+        <w:t>полное описание</w:t>
+      </w:r>
+      <w:r>
+        <w:t xml:space="preserve"> услуги</w:t>
+      </w:r>
+      <w:r>
+        <w:t xml:space="preserve">. Также имеется кнопка «Оставить заявку», с помощью которой формируется заявка, которая включает в себя выбранную услугу, </w:t>
+      </w:r>
+      <w:r>
+        <w:t>после чего эта заявка отправляется администраторам.</w:t>
+      </w:r>
+      <w:r>
+        <w:t xml:space="preserve"> (Приложение Б, рисунок )</w:t>
+      </w:r>
+    </w:p>
+    <w:p>
+      <w:pPr>
+        <w:spacing w:line="360" w:lineRule="auto"/>
+        <w:ind w:firstLine="709"/>
+      </w:pPr>
+      <w:r>
+        <w:t>4) Страница авторизации</w:t>
+      </w:r>
+    </w:p>
+    <w:p>
+      <w:pPr>
+        <w:spacing w:line="360" w:lineRule="auto"/>
+        <w:ind w:firstLine="709"/>
+      </w:pPr>
+      <w:r>
+        <w:t>При нажатии на кнопку «Личный кабинет» открывается данная страница. На ней имеется два поля для ввода: «Логин» и «Пароль», также имеется кнопка «Войти» и «Вернуться на главный сайт». Также имеется переключатель, который меняет свойство отображаемости вводимого пароля.</w:t>
+      </w:r>
+      <w:r>
+        <w:t xml:space="preserve"> (Приложение Б, рисунок )</w:t>
+      </w:r>
+    </w:p>
+    <w:p>
+      <w:pPr>
+        <w:spacing w:line="360" w:lineRule="auto"/>
+        <w:ind w:firstLine="709"/>
+      </w:pPr>
+      <w:r>
+        <w:t>5) Рабочий стол личного кабинета</w:t>
+      </w:r>
+    </w:p>
+    <w:p>
+      <w:pPr>
+        <w:spacing w:line="360" w:lineRule="auto"/>
+        <w:ind w:firstLine="709"/>
+      </w:pPr>
+      <w:r>
+        <w:t>При успешной авторизации, пользователь попадает в личный кабинет, а именно на рабочий стол, на котором, в зависимости от роли пользователя, отображаются количество заявок, количество клиентов, количество автомобилей, сколько сейчас заказ-нарядов в работе</w:t>
+      </w:r>
+      <w:r>
+        <w:t>.</w:t>
+      </w:r>
+      <w:r>
+        <w:t xml:space="preserve"> Также, на всех остальных страница личного кабинета, как и на этой, имеется боковое меню, с помощью которого можно переходить по различным вкладкам.</w:t>
+      </w:r>
+      <w:r>
+        <w:t xml:space="preserve"> (Приложение Б, рисунок )</w:t>
+      </w:r>
+    </w:p>
+    <w:p>
+      <w:pPr>
+        <w:spacing w:line="360" w:lineRule="auto"/>
+        <w:ind w:firstLine="709"/>
+      </w:pPr>
+      <w:r>
+        <w:lastRenderedPageBreak/>
+        <w:t xml:space="preserve">6) </w:t>
+      </w:r>
+      <w:r>
+        <w:t>Заказ-наряды</w:t>
+      </w:r>
+    </w:p>
+    <w:p>
+      <w:pPr>
+        <w:spacing w:line="360" w:lineRule="auto"/>
+        <w:ind w:firstLine="709"/>
+      </w:pPr>
+      <w:r>
+        <w:t>Данная страница отображает, в зависимости от роли, либо все заказ-наряды, либо все заказ-наряды, связанные с вошедшим клиентом. Также, у мастер-приёмщика есть кнопки</w:t>
+      </w:r>
+      <w:r>
+        <w:t xml:space="preserve"> </w:t>
+      </w:r>
+      <w:r>
+        <w:t>«Создать заказ-наряд», при нажатии на которую открывается модальное окно, в котором создаётся заказ-наряд и, рядом с каждым заказ-нарядом кнопка «</w:t>
+      </w:r>
+      <w:r>
+        <w:t>Р</w:t>
+      </w:r>
+      <w:r>
+        <w:t>едактировать»</w:t>
+      </w:r>
+      <w:r>
+        <w:t>, при нажатии на которую мастер-приёмщик может поменять статус заказ-наряда и добавить дополнительные услуги или комплектующие в этот заказ-наряд.</w:t>
+      </w:r>
+      <w:r>
+        <w:t xml:space="preserve"> (Приложение Б, рисунок )</w:t>
+      </w:r>
+    </w:p>
+    <w:p>
+      <w:pPr>
+        <w:spacing w:line="360" w:lineRule="auto"/>
+        <w:ind w:firstLine="709"/>
+      </w:pPr>
+      <w:r>
+        <w:t xml:space="preserve">7) </w:t>
+      </w:r>
+      <w:r>
+        <w:t>Заявки</w:t>
+      </w:r>
+    </w:p>
+    <w:p>
+      <w:pPr>
+        <w:spacing w:line="360" w:lineRule="auto"/>
+        <w:ind w:firstLine="709"/>
+      </w:pPr>
+      <w:r>
+        <w:t>На данной странице пользователь, в зависимости от своей роли, может увидеть либо же все заявки, либо только те заявки, которые связаны с клиентом. Также, для администратора отображаются кнопки «Создать заявку» и «Редактировать».</w:t>
+      </w:r>
+      <w:r>
+        <w:t xml:space="preserve"> (Приложение Б, рисунок )</w:t>
+      </w:r>
+    </w:p>
+    <w:p>
+      <w:pPr>
+        <w:spacing w:line="360" w:lineRule="auto"/>
+        <w:ind w:firstLine="709"/>
+      </w:pPr>
+      <w:r>
+        <w:t>8) База клиентов</w:t>
+      </w:r>
+    </w:p>
+    <w:p>
+      <w:pPr>
+        <w:spacing w:line="360" w:lineRule="auto"/>
+        <w:ind w:firstLine="709"/>
+        <w:rPr>
+          <w:lang w:val="en-US"/>
+        </w:rPr>
+      </w:pPr>
+      <w:r>
+        <w:t>Данная страница видна только персоналу, на ней отображаются все клиенты, которые обращались в авторемонтную мастерскую. Также, для администратора отображаются кнопки «Добавить клиента», «Редактировать» и «Выдать доступ», при нажатии на которую, на указанную клиентом почту приходить письмо со сгенерированным логином и временным паролем для входа в аккаунт.</w:t>
+      </w:r>
+      <w:r>
+        <w:t xml:space="preserve"> (Приложение Б, рисунок )</w:t>
+      </w:r>
+    </w:p>
+    <w:p>
+      <w:pPr>
+        <w:spacing w:line="360" w:lineRule="auto"/>
+        <w:ind w:firstLine="709"/>
+      </w:pPr>
+      <w:r>
+        <w:t xml:space="preserve">9) </w:t>
+      </w:r>
+      <w:r>
+        <w:t>Автопарк</w:t>
+      </w:r>
+    </w:p>
+    <w:p>
+      <w:pPr>
+        <w:spacing w:line="360" w:lineRule="auto"/>
+        <w:ind w:firstLine="709"/>
+      </w:pPr>
+      <w:r>
+        <w:t xml:space="preserve">Эта страница, в зависимости от роли пользователя, отображает все автомобили, что обслуживались в авторемонтной мастерской, или же только те автомобили, которые связаны с клиентом. </w:t>
+      </w:r>
+      <w:r>
+        <w:t>Также, для администратора отображаются кнопки «Добавить клиента»</w:t>
+      </w:r>
+      <w:r>
+        <w:t xml:space="preserve"> и </w:t>
+      </w:r>
+      <w:r>
+        <w:t>«Редактировать</w:t>
+      </w:r>
+      <w:r>
+        <w:t>».</w:t>
+      </w:r>
+      <w:r>
+        <w:t xml:space="preserve"> (Приложение Б, рисунок )</w:t>
+      </w:r>
+    </w:p>
+    <w:p>
+      <w:pPr>
+        <w:spacing w:line="360" w:lineRule="auto"/>
+        <w:ind w:firstLine="709"/>
+      </w:pPr>
+      <w:r>
+        <w:t>10) Персонал</w:t>
+      </w:r>
+    </w:p>
+    <w:p>
+      <w:pPr>
+        <w:spacing w:line="360" w:lineRule="auto"/>
+        <w:ind w:firstLine="709"/>
+      </w:pPr>
+      <w:r>
+        <w:t>Данная страница доступна только владельцу</w:t>
+      </w:r>
+      <w:r>
+        <w:t>/</w:t>
+      </w:r>
+      <w:r>
+        <w:t>менеджеру, на ней отображается весь персонал, работающий в автомастерской. Также доступны кнопки «Добавить работника» и «Редактировать», с помощью которой, в том числе, можно отключить аккаунт работника.</w:t>
+      </w:r>
+      <w:r>
+        <w:t xml:space="preserve"> (Приложение Б, рисунок )</w:t>
+      </w:r>
+    </w:p>
+    <w:p>
+      <w:pPr>
+        <w:spacing w:line="360" w:lineRule="auto"/>
+        <w:ind w:firstLine="709"/>
+      </w:pPr>
+      <w:r>
+        <w:t>11) Филиалы</w:t>
+      </w:r>
+    </w:p>
+    <w:p>
+      <w:pPr>
+        <w:spacing w:line="360" w:lineRule="auto"/>
+        <w:ind w:firstLine="709"/>
+      </w:pPr>
+      <w:r>
+        <w:t>На этой странице показываются все филиалы авторемонтной мастерской, также у владельца</w:t>
+      </w:r>
+      <w:r>
+        <w:t>/</w:t>
+      </w:r>
+      <w:r>
+        <w:t>менеджера отобража</w:t>
+      </w:r>
+      <w:r>
+        <w:t>ю</w:t>
+      </w:r>
+      <w:r>
+        <w:t>тся кнопки «Добавить филиал» и «Редактировать»</w:t>
+      </w:r>
+      <w:r>
+        <w:t>.</w:t>
+      </w:r>
+      <w:r>
+        <w:t xml:space="preserve"> (Приложение Б, рисунок )</w:t>
+      </w:r>
+    </w:p>
+    <w:p>
+      <w:pPr>
+        <w:spacing w:line="360" w:lineRule="auto"/>
+        <w:ind w:firstLine="709"/>
+      </w:pPr>
+      <w:r>
+        <w:t>12) Каталог услуг</w:t>
+      </w:r>
+    </w:p>
+    <w:p>
+      <w:pPr>
+        <w:spacing w:line="360" w:lineRule="auto"/>
+        <w:ind w:firstLine="709"/>
+      </w:pPr>
+      <w:r>
+        <w:lastRenderedPageBreak/>
+        <w:t>Данная страница отображает все доступные для выполнения услуги. Также у владельца</w:t>
+      </w:r>
+      <w:r>
+        <w:t>/</w:t>
+      </w:r>
+      <w:r>
+        <w:t>менеджера отображаются кнопки «Добавить услугу» и «Редактировать».</w:t>
+      </w:r>
+      <w:r>
+        <w:t xml:space="preserve"> (Приложение Б, рисунок )</w:t>
+      </w:r>
+    </w:p>
+    <w:p>
+      <w:pPr>
+        <w:spacing w:line="360" w:lineRule="auto"/>
+        <w:ind w:firstLine="709"/>
+      </w:pPr>
+      <w:r>
+        <w:t>13) Поставщики</w:t>
+      </w:r>
+    </w:p>
+    <w:p>
+      <w:pPr>
+        <w:spacing w:line="360" w:lineRule="auto"/>
+        <w:ind w:firstLine="709"/>
+      </w:pPr>
+      <w:r>
+        <w:t>Эта страница доступна только владельцу</w:t>
+      </w:r>
+      <w:r>
+        <w:t>/</w:t>
+      </w:r>
+      <w:r>
+        <w:t>менеджеру и мастеру-приёмщику и отображает всех поставщиков, которые занимаются доставкой комплектующих нашей авторемонтной мастерской. Также есть кнопки «Добавить поставщика» и «Редактировать».</w:t>
+      </w:r>
+      <w:r>
+        <w:t xml:space="preserve"> (Приложение Б, рисунок )</w:t>
+      </w:r>
+    </w:p>
+    <w:p>
+      <w:pPr>
+        <w:spacing w:line="360" w:lineRule="auto"/>
+        <w:ind w:firstLine="709"/>
+      </w:pPr>
+      <w:r>
+        <w:t>14) Договоры</w:t>
+      </w:r>
+    </w:p>
+    <w:p>
+      <w:pPr>
+        <w:tabs>
+          <w:tab w:val="left" w:pos="1604"/>
+        </w:tabs>
+        <w:spacing w:line="360" w:lineRule="auto"/>
+        <w:ind w:firstLine="709"/>
+      </w:pPr>
+      <w:r>
+        <w:t>Эта страница доступна только владельцу</w:t>
+      </w:r>
+      <w:r>
+        <w:t>/</w:t>
+      </w:r>
+      <w:r>
+        <w:t>менеджеру и мастеру-приёмщику и отображает</w:t>
+      </w:r>
+      <w:r>
+        <w:t xml:space="preserve"> копии всех бумажных договоров, что были заключены с поставщиками, имя </w:t>
+      </w:r>
+      <w:r>
+        <w:rPr>
+          <w:lang w:val="en-US"/>
+        </w:rPr>
+        <w:t>pdf</w:t>
+      </w:r>
+      <w:r>
+        <w:t xml:space="preserve"> файла кликабельно, при нажатии на него открывается </w:t>
+      </w:r>
+      <w:r>
+        <w:rPr>
+          <w:lang w:val="en-US"/>
+        </w:rPr>
+        <w:t>pdf</w:t>
+      </w:r>
+      <w:r>
+        <w:t>-копия этого договора. Также есть кнопки «Добавить договор», «Редактировать», «Удалить».</w:t>
+      </w:r>
+      <w:r>
+        <w:t xml:space="preserve"> (Приложение Б, рисунок )</w:t>
+      </w:r>
+    </w:p>
+    <w:p>
+      <w:pPr>
+        <w:spacing w:line="360" w:lineRule="auto"/>
+        <w:ind w:firstLine="709"/>
+      </w:pPr>
+      <w:r>
+        <w:t>15</w:t>
+      </w:r>
+      <w:r>
+        <w:t>) Страница смены временного пароля</w:t>
+      </w:r>
+    </w:p>
+    <w:p>
+      <w:pPr>
+        <w:spacing w:line="360" w:lineRule="auto"/>
+        <w:ind w:firstLine="709"/>
+      </w:pPr>
+      <w:r>
+        <w:t xml:space="preserve">После того, как пользователь впервые входит в свой аккаунт по временному паролю, полученному на свою электронную почту, он попадает на страницу смены временного пароля. Здесь имеется 2 поля для ввода: «Новый пароль» и «Подтверждение нового пароля», а также кнопка подтверждения о смене пароля. </w:t>
+      </w:r>
+      <w:r>
+        <w:t>Также имеется переключатель, который меняет свойство отображаемости вводимого пароля.</w:t>
+      </w:r>
+      <w:r>
+        <w:t xml:space="preserve"> (Приложение Б, рисунок )</w:t>
+      </w:r>
+    </w:p>
+    <w:p>
+      <w:pPr>
+        <w:spacing w:line="360" w:lineRule="auto"/>
+        <w:ind w:firstLine="709"/>
+      </w:pPr>
+      <w:r>
+        <w:t>3.7. Тестирование информационной системы</w:t>
+      </w:r>
+    </w:p>
+    <w:p>
+      <w:pPr>
+        <w:spacing w:line="360" w:lineRule="auto"/>
+        <w:ind w:firstLine="709"/>
+      </w:pPr>
+      <w:r>
+        <w:t>В ходе работы над реализацией информационной системы «</w:t>
+      </w:r>
+      <w:r>
+        <w:t>Авторемонтная мастерская</w:t>
+      </w:r>
+      <w:r>
+        <w:t xml:space="preserve">» было проведено </w:t>
+      </w:r>
+      <w:r>
+        <w:t>4</w:t>
+      </w:r>
+      <w:r>
+        <w:t xml:space="preserve"> вида тестирования:</w:t>
+      </w:r>
+    </w:p>
+    <w:p>
+      <w:pPr>
+        <w:spacing w:line="360" w:lineRule="auto"/>
+        <w:ind w:firstLine="709"/>
+      </w:pPr>
+      <w:r>
+        <w:t>1) модульное тестирование;</w:t>
+      </w:r>
+    </w:p>
+    <w:p>
+      <w:pPr>
+        <w:spacing w:line="360" w:lineRule="auto"/>
+        <w:ind w:firstLine="709"/>
+      </w:pPr>
+      <w:r>
+        <w:t>2) интеграционное тестирование;</w:t>
+      </w:r>
+    </w:p>
+    <w:p>
+      <w:pPr>
+        <w:spacing w:line="360" w:lineRule="auto"/>
+        <w:ind w:firstLine="709"/>
+        <w:rPr>
+          <w:lang w:val="en-US"/>
+        </w:rPr>
+      </w:pPr>
+      <w:r>
+        <w:t>3) нагрузочное тестирование</w:t>
+      </w:r>
+      <w:r>
+        <w:rPr>
+          <w:lang w:val="en-US"/>
+        </w:rPr>
+        <w:t>;</w:t>
+      </w:r>
+    </w:p>
+    <w:p>
+      <w:pPr>
+        <w:spacing w:line="360" w:lineRule="auto"/>
+        <w:ind w:firstLine="709"/>
+        <w:rPr>
+          <w:lang w:val="en-US"/>
+        </w:rPr>
+      </w:pPr>
+      <w:r>
+        <w:rPr>
+          <w:lang w:val="en-US"/>
+        </w:rPr>
+        <w:t>4)</w:t>
+      </w:r>
+      <w:r>
+        <w:t xml:space="preserve"> стресс-тестирование</w:t>
+      </w:r>
+      <w:r>
+        <w:rPr>
+          <w:lang w:val="en-US"/>
+        </w:rPr>
+        <w:t>;</w:t>
+      </w:r>
+    </w:p>
+    <w:p>
+      <w:pPr>
+        <w:spacing w:line="360" w:lineRule="auto"/>
+        <w:ind w:firstLine="709"/>
+      </w:pPr>
+      <w:r>
+        <w:t xml:space="preserve">Цель модульного тестирования — изолировать отдельные части программы и показать, что по отдельности эти части работоспособны. </w:t>
+      </w:r>
+    </w:p>
+    <w:p>
+      <w:pPr>
+        <w:spacing w:line="360" w:lineRule="auto"/>
+        <w:ind w:firstLine="709"/>
+      </w:pPr>
+      <w:r>
+        <w:t>В ходе интеграционного тестирования проверяется, корректно ли работают вместе различные модули и сервисы, используемые приложением.</w:t>
+      </w:r>
+    </w:p>
+    <w:p>
+      <w:pPr>
+        <w:spacing w:line="360" w:lineRule="auto"/>
+        <w:ind w:firstLine="709"/>
+      </w:pPr>
+      <w:r>
+        <w:t xml:space="preserve">Нагрузочное тестирование — подвид тестирования производительности. Это исследование способности разрабатываемого программного обеспечения сохранять определенные показатели качества при заданной нагрузке в допустимых пределах. Отвечает за сбор метрик, определение производительности, времени отклика системы в ответ на </w:t>
+      </w:r>
+      <w:r>
+        <w:lastRenderedPageBreak/>
+        <w:t>запросы с целью установления соответствия требованиям, предъявляемым к данной системе.</w:t>
+      </w:r>
+    </w:p>
+    <w:p>
+      <w:pPr>
+        <w:spacing w:line="360" w:lineRule="auto"/>
+        <w:ind w:firstLine="709"/>
+      </w:pPr>
+      <w:r>
+        <w:t>Стресс-тестирование —</w:t>
+      </w:r>
+      <w:r>
+        <w:t xml:space="preserve"> подвид тестирования производительности. Это тестирование </w:t>
+      </w:r>
+      <w:r>
+        <w:t>оценивает надёжность и устойчивость системы в условиях превышения пределов нормального функционирования</w:t>
+      </w:r>
+      <w:r>
+        <w:t>.</w:t>
+      </w:r>
     </w:p>
     <w:sectPr>
       <w:footerReference w:type="even" r:id="rId19"/>
@@ -7432,6 +9194,119 @@
     </w:lvl>
   </w:abstractNum>
   <w:abstractNum w:abstractNumId="3" w15:restartNumberingAfterBreak="0">
+    <w:nsid w:val="318C7D3D"/>
+    <w:multiLevelType w:val="hybridMultilevel"/>
+    <w:tmpl w:val="1FC41D1A"/>
+    <w:lvl w:ilvl="0" w:tplc="A5D8D9AC">
+      <w:start w:val="1"/>
+      <w:numFmt w:val="bullet"/>
+      <w:lvlText w:val=""/>
+      <w:lvlJc w:val="left"/>
+      <w:pPr>
+        <w:ind w:left="1571" w:hanging="360"/>
+      </w:pPr>
+      <w:rPr>
+        <w:rFonts w:ascii="Symbol" w:hAnsi="Symbol" w:hint="default"/>
+      </w:rPr>
+    </w:lvl>
+    <w:lvl w:ilvl="1" w:tplc="04190003" w:tentative="1">
+      <w:start w:val="1"/>
+      <w:numFmt w:val="bullet"/>
+      <w:lvlText w:val="o"/>
+      <w:lvlJc w:val="left"/>
+      <w:pPr>
+        <w:ind w:left="2291" w:hanging="360"/>
+      </w:pPr>
+      <w:rPr>
+        <w:rFonts w:ascii="Courier New" w:hAnsi="Courier New" w:cs="Courier New" w:hint="default"/>
+      </w:rPr>
+    </w:lvl>
+    <w:lvl w:ilvl="2" w:tplc="04190005" w:tentative="1">
+      <w:start w:val="1"/>
+      <w:numFmt w:val="bullet"/>
+      <w:lvlText w:val=""/>
+      <w:lvlJc w:val="left"/>
+      <w:pPr>
+        <w:ind w:left="3011" w:hanging="360"/>
+      </w:pPr>
+      <w:rPr>
+        <w:rFonts w:ascii="Wingdings" w:hAnsi="Wingdings" w:hint="default"/>
+      </w:rPr>
+    </w:lvl>
+    <w:lvl w:ilvl="3" w:tplc="04190001" w:tentative="1">
+      <w:start w:val="1"/>
+      <w:numFmt w:val="bullet"/>
+      <w:lvlText w:val=""/>
+      <w:lvlJc w:val="left"/>
+      <w:pPr>
+        <w:ind w:left="3731" w:hanging="360"/>
+      </w:pPr>
+      <w:rPr>
+        <w:rFonts w:ascii="Symbol" w:hAnsi="Symbol" w:hint="default"/>
+      </w:rPr>
+    </w:lvl>
+    <w:lvl w:ilvl="4" w:tplc="04190003" w:tentative="1">
+      <w:start w:val="1"/>
+      <w:numFmt w:val="bullet"/>
+      <w:lvlText w:val="o"/>
+      <w:lvlJc w:val="left"/>
+      <w:pPr>
+        <w:ind w:left="4451" w:hanging="360"/>
+      </w:pPr>
+      <w:rPr>
+        <w:rFonts w:ascii="Courier New" w:hAnsi="Courier New" w:cs="Courier New" w:hint="default"/>
+      </w:rPr>
+    </w:lvl>
+    <w:lvl w:ilvl="5" w:tplc="04190005" w:tentative="1">
+      <w:start w:val="1"/>
+      <w:numFmt w:val="bullet"/>
+      <w:lvlText w:val=""/>
+      <w:lvlJc w:val="left"/>
+      <w:pPr>
+        <w:ind w:left="5171" w:hanging="360"/>
+      </w:pPr>
+      <w:rPr>
+        <w:rFonts w:ascii="Wingdings" w:hAnsi="Wingdings" w:hint="default"/>
+      </w:rPr>
+    </w:lvl>
+    <w:lvl w:ilvl="6" w:tplc="04190001" w:tentative="1">
+      <w:start w:val="1"/>
+      <w:numFmt w:val="bullet"/>
+      <w:lvlText w:val=""/>
+      <w:lvlJc w:val="left"/>
+      <w:pPr>
+        <w:ind w:left="5891" w:hanging="360"/>
+      </w:pPr>
+      <w:rPr>
+        <w:rFonts w:ascii="Symbol" w:hAnsi="Symbol" w:hint="default"/>
+      </w:rPr>
+    </w:lvl>
+    <w:lvl w:ilvl="7" w:tplc="04190003" w:tentative="1">
+      <w:start w:val="1"/>
+      <w:numFmt w:val="bullet"/>
+      <w:lvlText w:val="o"/>
+      <w:lvlJc w:val="left"/>
+      <w:pPr>
+        <w:ind w:left="6611" w:hanging="360"/>
+      </w:pPr>
+      <w:rPr>
+        <w:rFonts w:ascii="Courier New" w:hAnsi="Courier New" w:cs="Courier New" w:hint="default"/>
+      </w:rPr>
+    </w:lvl>
+    <w:lvl w:ilvl="8" w:tplc="04190005" w:tentative="1">
+      <w:start w:val="1"/>
+      <w:numFmt w:val="bullet"/>
+      <w:lvlText w:val=""/>
+      <w:lvlJc w:val="left"/>
+      <w:pPr>
+        <w:ind w:left="7331" w:hanging="360"/>
+      </w:pPr>
+      <w:rPr>
+        <w:rFonts w:ascii="Wingdings" w:hAnsi="Wingdings" w:hint="default"/>
+      </w:rPr>
+    </w:lvl>
+  </w:abstractNum>
+  <w:abstractNum w:abstractNumId="4" w15:restartNumberingAfterBreak="0">
     <w:nsid w:val="4F315E3A"/>
     <w:multiLevelType w:val="hybridMultilevel"/>
     <w:tmpl w:val="AC524C3A"/>
@@ -7518,6 +9393,119 @@
       <w:pPr>
         <w:ind w:left="6687" w:hanging="180"/>
       </w:pPr>
+    </w:lvl>
+  </w:abstractNum>
+  <w:abstractNum w:abstractNumId="5" w15:restartNumberingAfterBreak="0">
+    <w:nsid w:val="7C284E36"/>
+    <w:multiLevelType w:val="hybridMultilevel"/>
+    <w:tmpl w:val="746CBAEC"/>
+    <w:lvl w:ilvl="0" w:tplc="A5D8D9AC">
+      <w:start w:val="1"/>
+      <w:numFmt w:val="bullet"/>
+      <w:lvlText w:val=""/>
+      <w:lvlJc w:val="left"/>
+      <w:pPr>
+        <w:ind w:left="1571" w:hanging="360"/>
+      </w:pPr>
+      <w:rPr>
+        <w:rFonts w:ascii="Symbol" w:hAnsi="Symbol" w:hint="default"/>
+      </w:rPr>
+    </w:lvl>
+    <w:lvl w:ilvl="1" w:tplc="04190003" w:tentative="1">
+      <w:start w:val="1"/>
+      <w:numFmt w:val="bullet"/>
+      <w:lvlText w:val="o"/>
+      <w:lvlJc w:val="left"/>
+      <w:pPr>
+        <w:ind w:left="2291" w:hanging="360"/>
+      </w:pPr>
+      <w:rPr>
+        <w:rFonts w:ascii="Courier New" w:hAnsi="Courier New" w:cs="Courier New" w:hint="default"/>
+      </w:rPr>
+    </w:lvl>
+    <w:lvl w:ilvl="2" w:tplc="04190005" w:tentative="1">
+      <w:start w:val="1"/>
+      <w:numFmt w:val="bullet"/>
+      <w:lvlText w:val=""/>
+      <w:lvlJc w:val="left"/>
+      <w:pPr>
+        <w:ind w:left="3011" w:hanging="360"/>
+      </w:pPr>
+      <w:rPr>
+        <w:rFonts w:ascii="Wingdings" w:hAnsi="Wingdings" w:hint="default"/>
+      </w:rPr>
+    </w:lvl>
+    <w:lvl w:ilvl="3" w:tplc="04190001" w:tentative="1">
+      <w:start w:val="1"/>
+      <w:numFmt w:val="bullet"/>
+      <w:lvlText w:val=""/>
+      <w:lvlJc w:val="left"/>
+      <w:pPr>
+        <w:ind w:left="3731" w:hanging="360"/>
+      </w:pPr>
+      <w:rPr>
+        <w:rFonts w:ascii="Symbol" w:hAnsi="Symbol" w:hint="default"/>
+      </w:rPr>
+    </w:lvl>
+    <w:lvl w:ilvl="4" w:tplc="04190003" w:tentative="1">
+      <w:start w:val="1"/>
+      <w:numFmt w:val="bullet"/>
+      <w:lvlText w:val="o"/>
+      <w:lvlJc w:val="left"/>
+      <w:pPr>
+        <w:ind w:left="4451" w:hanging="360"/>
+      </w:pPr>
+      <w:rPr>
+        <w:rFonts w:ascii="Courier New" w:hAnsi="Courier New" w:cs="Courier New" w:hint="default"/>
+      </w:rPr>
+    </w:lvl>
+    <w:lvl w:ilvl="5" w:tplc="04190005" w:tentative="1">
+      <w:start w:val="1"/>
+      <w:numFmt w:val="bullet"/>
+      <w:lvlText w:val=""/>
+      <w:lvlJc w:val="left"/>
+      <w:pPr>
+        <w:ind w:left="5171" w:hanging="360"/>
+      </w:pPr>
+      <w:rPr>
+        <w:rFonts w:ascii="Wingdings" w:hAnsi="Wingdings" w:hint="default"/>
+      </w:rPr>
+    </w:lvl>
+    <w:lvl w:ilvl="6" w:tplc="04190001" w:tentative="1">
+      <w:start w:val="1"/>
+      <w:numFmt w:val="bullet"/>
+      <w:lvlText w:val=""/>
+      <w:lvlJc w:val="left"/>
+      <w:pPr>
+        <w:ind w:left="5891" w:hanging="360"/>
+      </w:pPr>
+      <w:rPr>
+        <w:rFonts w:ascii="Symbol" w:hAnsi="Symbol" w:hint="default"/>
+      </w:rPr>
+    </w:lvl>
+    <w:lvl w:ilvl="7" w:tplc="04190003" w:tentative="1">
+      <w:start w:val="1"/>
+      <w:numFmt w:val="bullet"/>
+      <w:lvlText w:val="o"/>
+      <w:lvlJc w:val="left"/>
+      <w:pPr>
+        <w:ind w:left="6611" w:hanging="360"/>
+      </w:pPr>
+      <w:rPr>
+        <w:rFonts w:ascii="Courier New" w:hAnsi="Courier New" w:cs="Courier New" w:hint="default"/>
+      </w:rPr>
+    </w:lvl>
+    <w:lvl w:ilvl="8" w:tplc="04190005" w:tentative="1">
+      <w:start w:val="1"/>
+      <w:numFmt w:val="bullet"/>
+      <w:lvlText w:val=""/>
+      <w:lvlJc w:val="left"/>
+      <w:pPr>
+        <w:ind w:left="7331" w:hanging="360"/>
+      </w:pPr>
+      <w:rPr>
+        <w:rFonts w:ascii="Wingdings" w:hAnsi="Wingdings" w:hint="default"/>
+      </w:rPr>
     </w:lvl>
   </w:abstractNum>
   <w:num w:numId="1">
@@ -7554,7 +9542,7 @@
     </w:lvlOverride>
   </w:num>
   <w:num w:numId="3">
-    <w:abstractNumId w:val="3"/>
+    <w:abstractNumId w:val="4"/>
   </w:num>
   <w:num w:numId="4">
     <w:abstractNumId w:val="0"/>
@@ -7586,6 +9574,12 @@
     <w:lvlOverride w:ilvl="8">
       <w:startOverride w:val="1"/>
     </w:lvlOverride>
+  </w:num>
+  <w:num w:numId="6">
+    <w:abstractNumId w:val="3"/>
+  </w:num>
+  <w:num w:numId="7">
+    <w:abstractNumId w:val="5"/>
   </w:num>
   <w:numIdMacAtCleanup w:val="2"/>
 </w:numbering>
@@ -7983,7 +9977,6 @@
   <w:style w:type="character" w:default="1" w:styleId="a1">
     <w:name w:val="Default Paragraph Font"/>
     <w:uiPriority w:val="1"/>
-    <w:semiHidden/>
     <w:unhideWhenUsed/>
   </w:style>
   <w:style w:type="table" w:default="1" w:styleId="a2">
